--- a/vietnam-startup-manual/ベトナム市場参入マニュアル.docx
+++ b/vietnam-startup-manual/ベトナム市場参入マニュアル.docx
@@ -11,7 +11,7 @@
           <w:rFonts w:ascii="Yu Gothic" w:hAnsi="Yu Gothic" w:eastAsia="Yu Gothic"/>
           <w:color w:val="1A1A1A"/>
         </w:rPr>
-        <w:t>虎の背に乗る前に — ベトナム市場参入・実践マニュアル（全6講）</w:t>
+        <w:t>虎の背に乗る前に — ベトナム市場参入・実践マニュアル（全7講）</w:t>
       </w:r>
     </w:p>
     <w:p>
@@ -107,7 +107,7 @@
         <w:rPr>
           <w:rFonts w:ascii="Yu Gothic" w:hAnsi="Yu Gothic" w:eastAsia="Yu Gothic"/>
         </w:rPr>
-        <w:t>第4講　デジタルマーケでリサーチする（ABテスト設計）</w:t>
+        <w:t>第4講　SNSアカウント設計と設定</w:t>
       </w:r>
     </w:p>
     <w:p>
@@ -118,7 +118,7 @@
         <w:rPr>
           <w:rFonts w:ascii="Yu Gothic" w:hAnsi="Yu Gothic" w:eastAsia="Yu Gothic"/>
         </w:rPr>
-        <w:t>第5講　当たる戦略を見つけて確定させる</w:t>
+        <w:t>第5講　デジタルマーケでリサーチする（ABテスト設計）</w:t>
       </w:r>
     </w:p>
     <w:p>
@@ -129,7 +129,18 @@
         <w:rPr>
           <w:rFonts w:ascii="Yu Gothic" w:hAnsi="Yu Gothic" w:eastAsia="Yu Gothic"/>
         </w:rPr>
-        <w:t>第6講　全体をまとめてAIでファイル化 → Addnessへ</w:t>
+        <w:t>第6講　当たる戦略を見つけて確定させる</w:t>
+      </w:r>
+    </w:p>
+    <w:p>
+      <w:pPr>
+        <w:pStyle w:val="ListBullet"/>
+      </w:pPr>
+      <w:r>
+        <w:rPr>
+          <w:rFonts w:ascii="Yu Gothic" w:hAnsi="Yu Gothic" w:eastAsia="Yu Gothic"/>
+        </w:rPr>
+        <w:t>第7講　全体をまとめてAIでファイル化 → Addnessへ</w:t>
       </w:r>
     </w:p>
     <w:p>
@@ -289,7 +300,7 @@
         <w:rPr>
           <w:rFonts w:ascii="Yu Gothic" w:hAnsi="Yu Gothic" w:eastAsia="Yu Gothic"/>
         </w:rPr>
-        <w:t>全6講、それぞれの講の最後に「その講で完成させる成果物」があります。第1講を終えるとテーマ設定シートが、第2講を終えると入口商品の設計書が、というように、講を進めるたびに1つずつ完成していきます。そして第6講を終えたとき、あなたの手元には</w:t>
+        <w:t>全7講、それぞれの講の最後に「その講で完成させる成果物」があります。第1講を終えるとテーマ設定シートが、第2講を終えると入口商品の設計書が、というように、講を進めるたびに1つずつ完成していきます。そして第7講を終えたとき、あなたの手元には</w:t>
       </w:r>
       <w:r>
         <w:rPr>
@@ -817,7 +828,7 @@
         <w:rPr>
           <w:rFonts w:ascii="Yu Gothic" w:hAnsi="Yu Gothic" w:eastAsia="Yu Gothic"/>
         </w:rPr>
-        <w:t>本当に走れるかの試乗（ABテスト＝第4講）</w:t>
+        <w:t>発信する土俵を作る（SNSアカウント設計＝第4講）</w:t>
       </w:r>
     </w:p>
     <w:p>
@@ -828,15 +839,26 @@
         <w:rPr>
           <w:rFonts w:ascii="Yu Gothic" w:hAnsi="Yu Gothic" w:eastAsia="Yu Gothic"/>
         </w:rPr>
-        <w:t>手綱の握り方（確定戦略と役割分担＝第5講）</w:t>
-      </w:r>
-    </w:p>
-    <w:p>
-      <w:r>
-        <w:rPr>
-          <w:rFonts w:ascii="Yu Gothic" w:hAnsi="Yu Gothic" w:eastAsia="Yu Gothic"/>
-        </w:rPr>
-        <w:t>ここまで整えてから、乗る（第6講で設計書を完成させ、行動を開始する）。これがこのマニュアルの全体構造であり、「整えてから参入」が正解である理由です。</w:t>
+        <w:t>本当に走れるかの試乗（ABテスト＝第5講）</w:t>
+      </w:r>
+    </w:p>
+    <w:p>
+      <w:pPr>
+        <w:pStyle w:val="ListBullet"/>
+      </w:pPr>
+      <w:r>
+        <w:rPr>
+          <w:rFonts w:ascii="Yu Gothic" w:hAnsi="Yu Gothic" w:eastAsia="Yu Gothic"/>
+        </w:rPr>
+        <w:t>手綱の握り方（確定戦略・プロとの壁打ち・役割分担＝第6講）</w:t>
+      </w:r>
+    </w:p>
+    <w:p>
+      <w:r>
+        <w:rPr>
+          <w:rFonts w:ascii="Yu Gothic" w:hAnsi="Yu Gothic" w:eastAsia="Yu Gothic"/>
+        </w:rPr>
+        <w:t>ここまで整えてから、乗る（第7講で設計書を完成させ、行動を開始する）。これがこのマニュアルの全体構造であり、「整えてから参入」が正解である理由です。</w:t>
       </w:r>
     </w:p>
     <w:p>
@@ -857,7 +879,7 @@
         <w:rPr>
           <w:rFonts w:ascii="Yu Gothic" w:hAnsi="Yu Gothic" w:eastAsia="Yu Gothic"/>
         </w:rPr>
-        <w:t>です。固定費ゼロで、日本にいながら、あなたの商品が刺さるかどうかを確かめられる。10年前には不可能だったこの方法を、第4講・第5講で徹底的に使い倒します。</w:t>
+        <w:t>です。固定費ゼロで、日本にいながら、あなたの商品が刺さるかどうかを確かめられる。10年前には不可能だったこの方法を、第4講〜第6講で徹底的に使い倒します。</w:t>
       </w:r>
     </w:p>
     <w:p>
@@ -914,15 +936,19 @@
         <w:br/>
         <w:t xml:space="preserve"> ↓      （最大の差別化ポイント）           両方の訴求が完成</w:t>
         <w:br/>
-        <w:t>第4講  デジタルマーケでリサーチ          ▸ ABテスト設計書完成</w:t>
+        <w:t>第4講  SNSアカウント設計と設定          ▸ 信頼される土俵が整う</w:t>
+        <w:br/>
+        <w:t xml:space="preserve"> ↓      （テストの前に土俵を作る）</w:t>
+        <w:br/>
+        <w:t>第5講  デジタルマーケでリサーチ          ▸ ABテスト設計書完成</w:t>
         <w:br/>
         <w:t xml:space="preserve"> ↓      （固定費ゼロ・2週間〜2ヶ月の検証）</w:t>
         <w:br/>
-        <w:t>第5講  当たる戦略を確定させる            ▸ 確定戦略書＋依頼書完成</w:t>
+        <w:t>第6講  当たる戦略を確定させる            ▸ 確定戦略書＋依頼書完成</w:t>
         <w:br/>
-        <w:t xml:space="preserve"> ↓      （判断基準・プロへの依頼・役割分担）</w:t>
+        <w:t xml:space="preserve"> ↓      （判断基準・プロとの壁打ち・役割分担）</w:t>
         <w:br/>
-        <w:t>第6講  AIでファイル化 → Addnessへ       ▸ 事業設計書完成</w:t>
+        <w:t>第7講  AIでファイル化 → Addnessへ       ▸ 事業設計書完成</w:t>
         <w:br/>
         <w:t xml:space="preserve">        （明日から動ける状態にする）        ゴール設定・アクションリスト完成</w:t>
       </w:r>
@@ -939,7 +965,7 @@
         <w:rPr>
           <w:rFonts w:ascii="Yu Gothic" w:hAnsi="Yu Gothic" w:eastAsia="Yu Gothic"/>
         </w:rPr>
-        <w:t>：第1講〜第3講は、集中すれば1〜2週間で終わります。第4講の検証フェーズが2週間〜2ヶ月。第5講・第6講で1週間。つまり、</w:t>
+        <w:t>：第1講〜第4講（アカウント設定まで）は、集中すれば1〜2週間で終わります。第5講の検証フェーズが2週間〜2ヶ月。第6講・第7講で1週間。つまり、</w:t>
       </w:r>
       <w:r>
         <w:rPr>
@@ -996,7 +1022,7 @@
         <w:rPr>
           <w:rFonts w:ascii="Yu Gothic" w:hAnsi="Yu Gothic" w:eastAsia="Yu Gothic"/>
         </w:rPr>
-        <w:t>各講は前の講の成果物を材料に使います。飛ばすと後の講で手が止まります。特に第3講（ローカライズ）を飛ばして第4講（ABテスト）に進むと、検証そのものが無意味になります。</w:t>
+        <w:t>各講は前の講の成果物を材料に使います。飛ばすと後の講で手が止まります。特に第3講（ローカライズ）を飛ばして第5講（ABテスト）に進むと、検証そのものが無意味になります。</w:t>
       </w:r>
     </w:p>
     <w:p>
@@ -1125,7 +1151,7 @@
         <w:rPr>
           <w:rFonts w:ascii="Yu Gothic" w:hAnsi="Yu Gothic" w:eastAsia="Yu Gothic"/>
         </w:rPr>
-        <w:t>佐藤さんが第1講でテーマをどう絞り、第2講でどんな入口商品を作り、第3講でそれをどうベトナム向けに作り変え、第4講でどんなテストを設計するのか。各講の最後で、佐藤さんの成果物サンプルを見ることができます。</w:t>
+        <w:t>佐藤さんが第1講でテーマをどう絞り、第2講でどんな入口商品を作り、第3講でそれをどうベトナム向けに作り変え、第4講でどんなSNSアカウントを設計し、第5講でどんなテストを回すのか。各講の最後で、佐藤さんの成果物サンプルを見ることができます。</w:t>
       </w:r>
     </w:p>
     <w:p>
@@ -1235,7 +1261,7 @@
         <w:rPr>
           <w:rFonts w:ascii="Yu Gothic" w:hAnsi="Yu Gothic" w:eastAsia="Yu Gothic"/>
         </w:rPr>
-        <w:t>このマニュアルは全6講で、</w:t>
+        <w:t>このマニュアルは全7講で、</w:t>
       </w:r>
       <w:r>
         <w:rPr>
@@ -2087,7 +2113,7 @@
         <w:rPr>
           <w:rFonts w:ascii="Yu Gothic" w:hAnsi="Yu Gothic" w:eastAsia="Yu Gothic"/>
         </w:rPr>
-        <w:t>で構いません。第3講・第4講の検証結果で入れ替えることは織り込み済みです。</w:t>
+        <w:t>で構いません。第3講・第5講の検証結果で入れ替えることは織り込み済みです。</w:t>
       </w:r>
     </w:p>
     <w:p>
@@ -2803,7 +2829,7 @@
         <w:rPr>
           <w:rFonts w:ascii="Yu Gothic" w:hAnsi="Yu Gothic" w:eastAsia="Yu Gothic"/>
         </w:rPr>
-        <w:t>を意味します。10個の商品を並べたら、どれが刺さってどれが外れたのか、第4講のABテストで判別できなくなります。</w:t>
+        <w:t>を意味します。10個の商品を並べたら、どれが刺さってどれが外れたのか、第5講のABテストで判別できなくなります。</w:t>
       </w:r>
     </w:p>
     <w:p>
@@ -3594,7 +3620,7 @@
         <w:rPr>
           <w:rFonts w:ascii="Yu Gothic" w:hAnsi="Yu Gothic" w:eastAsia="Yu Gothic"/>
         </w:rPr>
-        <w:t>：ローカル高級サロンの通常メニューと同等〜やや上の価格帯（詳細は第3講・第4講で検証）</w:t>
+        <w:t>：ローカル高級サロンの通常メニューと同等〜やや上の価格帯（詳細は第3講・第5講で検証）</w:t>
       </w:r>
     </w:p>
     <w:p>
@@ -3924,7 +3950,7 @@
           <w:i/>
           <w:color w:val="444444"/>
         </w:rPr>
-        <w:t>です。ここを飛ばして第4講に進むと、検証そのものが無意味になります。</w:t>
+        <w:t>です。ここを飛ばして第5講（ABテスト）に進むと、検証そのものが無意味になります。</w:t>
       </w:r>
     </w:p>
     <w:p>
@@ -4833,7 +4859,7 @@
         <w:rPr>
           <w:rFonts w:ascii="Yu Gothic" w:hAnsi="Yu Gothic" w:eastAsia="Yu Gothic"/>
         </w:rPr>
-        <w:t>です。仮説の正否は、第4講のABテストで実際のベトナム人の反応によって検証します。この講で「完璧なローカライズ」を目指す必要はありません。</w:t>
+        <w:t>です。仮説の正否は、第5講のABテストで実際のベトナム人の反応によって検証します。この講で「完璧なローカライズ」を目指す必要はありません。</w:t>
       </w:r>
       <w:r>
         <w:rPr>
@@ -4923,7 +4949,7 @@
         <w:t>②</w:t>
         <w:br/>
         <w:br/>
-        <w:t>【検証したい仮説（第4講で使う）】</w:t>
+        <w:t>【検証したい仮説（第5講で使う）】</w:t>
         <w:br/>
         <w:t>仮説1：</w:t>
         <w:br/>
@@ -5145,7 +5171,7 @@
         <w:rPr>
           <w:rFonts w:ascii="Yu Gothic" w:hAnsi="Yu Gothic" w:eastAsia="Yu Gothic"/>
         </w:rPr>
-        <w:t>ことを決めました。これが第4講の設計に直結します。</w:t>
+        <w:t>ことを決めました。これが第4講（アカウント設計）と第5講（テスト設計）に直結します。</w:t>
       </w:r>
     </w:p>
     <w:p>
@@ -5267,7 +5293,7 @@
           <w:rFonts w:ascii="Yu Gothic" w:hAnsi="Yu Gothic" w:eastAsia="Yu Gothic"/>
           <w:b/>
         </w:rPr>
-        <w:t>第4講で検証する仮説2〜3本</w:t>
+        <w:t>第5講で検証する仮説2〜3本</w:t>
       </w:r>
     </w:p>
     <w:p>
@@ -5284,7 +5310,7 @@
         <w:rPr>
           <w:rFonts w:ascii="Yu Gothic" w:hAnsi="Yu Gothic" w:eastAsia="Yu Gothic"/>
         </w:rPr>
-        <w:t>次はいよいよ、この仮説を市場にぶつけます。固定費ゼロの検証フェーズ——第4講「デジタルマーケでリサーチする」へ。</w:t>
+        <w:t>次はいよいよ、この仮説を市場にぶつけます。しかしその前に、発信の土俵——SNSアカウントを整えます。第4講「SNSアカウント設計と設定」へ。</w:t>
       </w:r>
     </w:p>
     <w:p>
@@ -5312,7 +5338,7 @@
           <w:rFonts w:ascii="Yu Gothic" w:hAnsi="Yu Gothic" w:eastAsia="Yu Gothic"/>
           <w:color w:val="1A1A1A"/>
         </w:rPr>
-        <w:t>第4講　デジタルマーケでリサーチする（ABテスト設計）</w:t>
+        <w:t>第4講　SNSアカウント設計と設定</w:t>
       </w:r>
     </w:p>
     <w:p>
@@ -5334,7 +5360,7 @@
           <w:i/>
           <w:color w:val="444444"/>
         </w:rPr>
-        <w:t>：固定費ゼロで「当たるか」を確認する2週間〜2ヶ月の検証フェーズの設計図——</w:t>
+        <w:t>：検証と参入の土台になるSNSアカウント一式が、正しく設計・設定された状態になります。成果物は</w:t>
       </w:r>
       <w:r>
         <w:rPr>
@@ -5343,7 +5369,7 @@
           <w:i/>
           <w:color w:val="444444"/>
         </w:rPr>
-        <w:t>ABテスト設計書</w:t>
+        <w:t>SNSアカウント設計・設定シート</w:t>
       </w:r>
       <w:r>
         <w:rPr>
@@ -5351,7 +5377,24 @@
           <w:i/>
           <w:color w:val="444444"/>
         </w:rPr>
-        <w:t>が完成します。TikTok・Facebook・Instagramの使い分け、KOC・KOL・「借景」の使い方もここで押さえます。</w:t>
+        <w:t>と、実際に開設・整備された各アカウントです。 第3講で作った「刺さる仮説」を、次の第5講で市場にぶつけます。しかし、ぶつける前に</w:t>
+      </w:r>
+      <w:r>
+        <w:rPr>
+          <w:rFonts w:ascii="Yu Gothic" w:hAnsi="Yu Gothic" w:eastAsia="Yu Gothic"/>
+          <w:b/>
+          <w:i/>
+          <w:color w:val="444444"/>
+        </w:rPr>
+        <w:t>土俵を作る</w:t>
+      </w:r>
+      <w:r>
+        <w:rPr>
+          <w:rFonts w:ascii="Yu Gothic" w:hAnsi="Yu Gothic" w:eastAsia="Yu Gothic"/>
+          <w:i/>
+          <w:color w:val="444444"/>
+        </w:rPr>
+        <w:t>必要があります。それがこの講です。</w:t>
       </w:r>
     </w:p>
     <w:p>
@@ -5370,87 +5413,176 @@
           <w:rFonts w:ascii="Yu Gothic" w:hAnsi="Yu Gothic" w:eastAsia="Yu Gothic"/>
           <w:color w:val="1A1A1A"/>
         </w:rPr>
-        <w:t>1. 検証フェーズの考え方——虎に乗る前の試乗</w:t>
-      </w:r>
-    </w:p>
-    <w:p>
-      <w:r>
-        <w:rPr>
-          <w:rFonts w:ascii="Yu Gothic" w:hAnsi="Yu Gothic" w:eastAsia="Yu Gothic"/>
-        </w:rPr>
-        <w:t>序章の言葉を思い出してください。法人・店舗・雇用は「虎の背」です。乗ったら降りられない。だからその前に、</w:t>
-      </w:r>
-      <w:r>
-        <w:rPr>
-          <w:rFonts w:ascii="Yu Gothic" w:hAnsi="Yu Gothic" w:eastAsia="Yu Gothic"/>
-          <w:b/>
-        </w:rPr>
-        <w:t>スマホの中で試乗</w:t>
-      </w:r>
-      <w:r>
-        <w:rPr>
-          <w:rFonts w:ascii="Yu Gothic" w:hAnsi="Yu Gothic" w:eastAsia="Yu Gothic"/>
-        </w:rPr>
-        <w:t>します。</w:t>
-      </w:r>
-    </w:p>
-    <w:p>
-      <w:r>
-        <w:rPr>
-          <w:rFonts w:ascii="Yu Gothic" w:hAnsi="Yu Gothic" w:eastAsia="Yu Gothic"/>
-        </w:rPr>
-        <w:t>検証フェーズの原則は3つです。</w:t>
-      </w:r>
-    </w:p>
-    <w:p>
-      <w:r>
-        <w:rPr>
-          <w:rFonts w:ascii="Yu Gothic" w:hAnsi="Yu Gothic" w:eastAsia="Yu Gothic"/>
-          <w:b/>
-        </w:rPr>
-        <w:t>原則1：固定費ゼロ</w:t>
-      </w:r>
-    </w:p>
-    <w:p>
-      <w:r>
-        <w:rPr>
-          <w:rFonts w:ascii="Yu Gothic" w:hAnsi="Yu Gothic" w:eastAsia="Yu Gothic"/>
-        </w:rPr>
-        <w:t>店舗を借りない。人を雇わない。法人を作らない。使うのは広告費（変動費）と自分の時間だけ。やめたければ明日やめられる状態を保ちます。</w:t>
-      </w:r>
-    </w:p>
-    <w:p>
-      <w:r>
-        <w:rPr>
-          <w:rFonts w:ascii="Yu Gothic" w:hAnsi="Yu Gothic" w:eastAsia="Yu Gothic"/>
-          <w:b/>
-        </w:rPr>
-        <w:t>原則2：測るのは「意見」ではなく「行動」</w:t>
-      </w:r>
-    </w:p>
-    <w:p>
-      <w:r>
-        <w:rPr>
-          <w:rFonts w:ascii="Yu Gothic" w:hAnsi="Yu Gothic" w:eastAsia="Yu Gothic"/>
-        </w:rPr>
-        <w:t>「いいと思いますか?」というアンケートは、ほぼ無価値です。人は質問には優しく答え、財布には正直に行動します。測るべきは行動——クリックしたか、保存したか、シェアしたか、問い合わせたか、予約したか、（可能なら）前金を払ったか。</w:t>
-      </w:r>
-    </w:p>
-    <w:p>
-      <w:r>
-        <w:rPr>
-          <w:rFonts w:ascii="Yu Gothic" w:hAnsi="Yu Gothic" w:eastAsia="Yu Gothic"/>
-          <w:b/>
-        </w:rPr>
-        <w:t>原則3：期間は2週間〜2ヶ月で区切る</w:t>
-      </w:r>
-    </w:p>
-    <w:p>
-      <w:r>
-        <w:rPr>
-          <w:rFonts w:ascii="Yu Gothic" w:hAnsi="Yu Gothic" w:eastAsia="Yu Gothic"/>
-        </w:rPr>
-        <w:t>検証はダラダラやると「なんとなくやってる感」だけが残ります。開始日と終了日、判定日をカレンダーに入れてから始めます。目安は、最小構成で2週間、標準で1〜1.5ヶ月、慎重にやって2ヶ月です。</w:t>
+        <w:t>1. なぜ「テストの前」にアカウント設計をやるのか</w:t>
+      </w:r>
+    </w:p>
+    <w:p>
+      <w:r>
+        <w:rPr>
+          <w:rFonts w:ascii="Yu Gothic" w:hAnsi="Yu Gothic" w:eastAsia="Yu Gothic"/>
+        </w:rPr>
+        <w:t>第3講まででローカライズの仮説ができました。多くの人はここから、すぐに広告を回したくなります。しかし、その前に必ずやるべきことがあります。</w:t>
+      </w:r>
+      <w:r>
+        <w:rPr>
+          <w:rFonts w:ascii="Yu Gothic" w:hAnsi="Yu Gothic" w:eastAsia="Yu Gothic"/>
+          <w:b/>
+        </w:rPr>
+        <w:t>SNSアカウントの設計と設定</w:t>
+      </w:r>
+      <w:r>
+        <w:rPr>
+          <w:rFonts w:ascii="Yu Gothic" w:hAnsi="Yu Gothic" w:eastAsia="Yu Gothic"/>
+        </w:rPr>
+        <w:t>です。</w:t>
+      </w:r>
+    </w:p>
+    <w:p>
+      <w:r>
+        <w:rPr>
+          <w:rFonts w:ascii="Yu Gothic" w:hAnsi="Yu Gothic" w:eastAsia="Yu Gothic"/>
+        </w:rPr>
+        <w:t>理由は、ベトナム市場の「信頼」の仕組みにあります。序章と第3講で見たとおり、ベトナムの消費者は警戒心が強い。彼らは広告を見て興味を持つと、</w:t>
+      </w:r>
+      <w:r>
+        <w:rPr>
+          <w:rFonts w:ascii="Yu Gothic" w:hAnsi="Yu Gothic" w:eastAsia="Yu Gothic"/>
+          <w:b/>
+        </w:rPr>
+        <w:t>必ずアカウントのプロフィールと過去の投稿を見に行きます</w:t>
+      </w:r>
+      <w:r>
+        <w:rPr>
+          <w:rFonts w:ascii="Yu Gothic" w:hAnsi="Yu Gothic" w:eastAsia="Yu Gothic"/>
+        </w:rPr>
+        <w:t>。そのとき——</w:t>
+      </w:r>
+    </w:p>
+    <w:p>
+      <w:pPr>
+        <w:pStyle w:val="ListBullet"/>
+      </w:pPr>
+      <w:r>
+        <w:rPr>
+          <w:rFonts w:ascii="Yu Gothic" w:hAnsi="Yu Gothic" w:eastAsia="Yu Gothic"/>
+        </w:rPr>
+        <w:t>プロフィールが空っぽ</w:t>
+      </w:r>
+    </w:p>
+    <w:p>
+      <w:pPr>
+        <w:pStyle w:val="ListBullet"/>
+      </w:pPr>
+      <w:r>
+        <w:rPr>
+          <w:rFonts w:ascii="Yu Gothic" w:hAnsi="Yu Gothic" w:eastAsia="Yu Gothic"/>
+        </w:rPr>
+        <w:t>投稿がゼロ、または広告だけ</w:t>
+      </w:r>
+    </w:p>
+    <w:p>
+      <w:pPr>
+        <w:pStyle w:val="ListBullet"/>
+      </w:pPr>
+      <w:r>
+        <w:rPr>
+          <w:rFonts w:ascii="Yu Gothic" w:hAnsi="Yu Gothic" w:eastAsia="Yu Gothic"/>
+        </w:rPr>
+        <w:t>連絡先がない、返信がこない</w:t>
+      </w:r>
+    </w:p>
+    <w:p>
+      <w:r>
+        <w:rPr>
+          <w:rFonts w:ascii="Yu Gothic" w:hAnsi="Yu Gothic" w:eastAsia="Yu Gothic"/>
+        </w:rPr>
+        <w:t>——こういうアカウントは、その瞬間に「怪しい外国業者」と判定されます。</w:t>
+      </w:r>
+      <w:r>
+        <w:rPr>
+          <w:rFonts w:ascii="Yu Gothic" w:hAnsi="Yu Gothic" w:eastAsia="Yu Gothic"/>
+          <w:b/>
+        </w:rPr>
+        <w:t>どんなに広告のクリエイティブが良くても、着地したアカウントが貧弱なら、そこで信頼は崩れる。</w:t>
+      </w:r>
+      <w:r>
+        <w:rPr>
+          <w:rFonts w:ascii="Yu Gothic" w:hAnsi="Yu Gothic" w:eastAsia="Yu Gothic"/>
+        </w:rPr>
+        <w:t xml:space="preserve"> つまり、アカウントが整っていない状態でテストを回すと、「訴求が悪かったのか、アカウントが貧弱だったのか」が区別できず、テスト結果そのものが汚れます。</w:t>
+      </w:r>
+    </w:p>
+    <w:p>
+      <w:r>
+        <w:rPr>
+          <w:rFonts w:ascii="Yu Gothic" w:hAnsi="Yu Gothic" w:eastAsia="Yu Gothic"/>
+        </w:rPr>
+        <w:t>だから順番はこうです。</w:t>
+      </w:r>
+      <w:r>
+        <w:rPr>
+          <w:rFonts w:ascii="Yu Gothic" w:hAnsi="Yu Gothic" w:eastAsia="Yu Gothic"/>
+          <w:b/>
+        </w:rPr>
+        <w:t>アカウントを整える（第4講）→ その上でテストを回す（第5講）。</w:t>
+      </w:r>
+      <w:r>
+        <w:rPr>
+          <w:rFonts w:ascii="Yu Gothic" w:hAnsi="Yu Gothic" w:eastAsia="Yu Gothic"/>
+        </w:rPr>
+        <w:t xml:space="preserve"> 土俵を作ってから、勝負する。</w:t>
+      </w:r>
+    </w:p>
+    <w:p>
+      <w:r>
+        <w:rPr>
+          <w:rFonts w:ascii="Yu Gothic" w:hAnsi="Yu Gothic" w:eastAsia="Yu Gothic"/>
+        </w:rPr>
+        <w:t>この講は4つのステップです。</w:t>
+      </w:r>
+    </w:p>
+    <w:p>
+      <w:pPr>
+        <w:pStyle w:val="ListNumber"/>
+      </w:pPr>
+      <w:r>
+        <w:rPr>
+          <w:rFonts w:ascii="Yu Gothic" w:hAnsi="Yu Gothic" w:eastAsia="Yu Gothic"/>
+        </w:rPr>
+        <w:t>どのアカウントを作るか決める（プラットフォーム選定）</w:t>
+      </w:r>
+    </w:p>
+    <w:p>
+      <w:pPr>
+        <w:pStyle w:val="ListNumber"/>
+      </w:pPr>
+      <w:r>
+        <w:rPr>
+          <w:rFonts w:ascii="Yu Gothic" w:hAnsi="Yu Gothic" w:eastAsia="Yu Gothic"/>
+        </w:rPr>
+        <w:t>各アカウントを「信頼される」形に設計する（プロフィール設計）</w:t>
+      </w:r>
+    </w:p>
+    <w:p>
+      <w:pPr>
+        <w:pStyle w:val="ListNumber"/>
+      </w:pPr>
+      <w:r>
+        <w:rPr>
+          <w:rFonts w:ascii="Yu Gothic" w:hAnsi="Yu Gothic" w:eastAsia="Yu Gothic"/>
+        </w:rPr>
+        <w:t>テスト開始前に最低限の中身を入れる（コンテンツの初期設計）</w:t>
+      </w:r>
+    </w:p>
+    <w:p>
+      <w:pPr>
+        <w:pStyle w:val="ListNumber"/>
+      </w:pPr>
+      <w:r>
+        <w:rPr>
+          <w:rFonts w:ascii="Yu Gothic" w:hAnsi="Yu Gothic" w:eastAsia="Yu Gothic"/>
+        </w:rPr>
+        <w:t>受け皿と問い合わせ導線を作る（フォーム・Zalo）</w:t>
       </w:r>
     </w:p>
     <w:p>
@@ -5469,24 +5601,61 @@
           <w:rFonts w:ascii="Yu Gothic" w:hAnsi="Yu Gothic" w:eastAsia="Yu Gothic"/>
           <w:color w:val="1A1A1A"/>
         </w:rPr>
-        <w:t>2. 法務コーナー①——法人を作る前に、どこまでやっていいのか</w:t>
-      </w:r>
-    </w:p>
-    <w:p>
-      <w:r>
-        <w:rPr>
-          <w:rFonts w:ascii="Yu Gothic" w:hAnsi="Yu Gothic" w:eastAsia="Yu Gothic"/>
-        </w:rPr>
-        <w:t>「法人もないのに広告を出していいのか?」——検証フェーズで必ず出てくる不安です。ここで整理しておきます。</w:t>
-      </w:r>
-    </w:p>
-    <w:p>
-      <w:r>
-        <w:rPr>
-          <w:rFonts w:ascii="Yu Gothic" w:hAnsi="Yu Gothic" w:eastAsia="Yu Gothic"/>
-          <w:b/>
-        </w:rPr>
-        <w:t>検証フェーズで一般的に問題なくできること：</w:t>
+        <w:t>2. ステップ1：戦場を知る——プラットフォーム別の役割</w:t>
+      </w:r>
+    </w:p>
+    <w:p>
+      <w:r>
+        <w:rPr>
+          <w:rFonts w:ascii="Yu Gothic" w:hAnsi="Yu Gothic" w:eastAsia="Yu Gothic"/>
+        </w:rPr>
+        <w:t>ベトナムのSNS環境は日本と勢力図が違います。主要なものを、それぞれの「役割」で理解してください。全部に手を出す必要はありません。役割を知った上で、検証フェーズでは</w:t>
+      </w:r>
+      <w:r>
+        <w:rPr>
+          <w:rFonts w:ascii="Yu Gothic" w:hAnsi="Yu Gothic" w:eastAsia="Yu Gothic"/>
+          <w:b/>
+        </w:rPr>
+        <w:t>主戦場を2つ</w:t>
+      </w:r>
+      <w:r>
+        <w:rPr>
+          <w:rFonts w:ascii="Yu Gothic" w:hAnsi="Yu Gothic" w:eastAsia="Yu Gothic"/>
+        </w:rPr>
+        <w:t>に絞ります。</w:t>
+      </w:r>
+    </w:p>
+    <w:p>
+      <w:pPr>
+        <w:pStyle w:val="Heading3"/>
+      </w:pPr>
+      <w:r>
+        <w:rPr>
+          <w:rFonts w:ascii="Yu Gothic" w:hAnsi="Yu Gothic" w:eastAsia="Yu Gothic"/>
+          <w:color w:val="1A1A1A"/>
+        </w:rPr>
+        <w:t>Facebook——最大の生活インフラ</w:t>
+      </w:r>
+    </w:p>
+    <w:p>
+      <w:r>
+        <w:rPr>
+          <w:rFonts w:ascii="Yu Gothic" w:hAnsi="Yu Gothic" w:eastAsia="Yu Gothic"/>
+        </w:rPr>
+        <w:t>ベトナムのFacebookは日本のそれとは別物です。</w:t>
+      </w:r>
+      <w:r>
+        <w:rPr>
+          <w:rFonts w:ascii="Yu Gothic" w:hAnsi="Yu Gothic" w:eastAsia="Yu Gothic"/>
+          <w:b/>
+        </w:rPr>
+        <w:t>ほぼ全世代が使う生活インフラ</w:t>
+      </w:r>
+      <w:r>
+        <w:rPr>
+          <w:rFonts w:ascii="Yu Gothic" w:hAnsi="Yu Gothic" w:eastAsia="Yu Gothic"/>
+        </w:rPr>
+        <w:t>であり、ニュースも口コミも売買もFacebook上で起きます。個人商店はホームページの代わりにFacebookページを持ち、コミュニティ（グループ）の口コミが購買を左右します。</w:t>
       </w:r>
     </w:p>
     <w:p>
@@ -5497,7 +5666,20 @@
         <w:rPr>
           <w:rFonts w:ascii="Yu Gothic" w:hAnsi="Yu Gothic" w:eastAsia="Yu Gothic"/>
         </w:rPr>
-        <w:t>SNSアカウントを作り、情報発信すること</w:t>
+        <w:t>役割：</w:t>
+      </w:r>
+      <w:r>
+        <w:rPr>
+          <w:rFonts w:ascii="Yu Gothic" w:hAnsi="Yu Gothic" w:eastAsia="Yu Gothic"/>
+          <w:b/>
+        </w:rPr>
+        <w:t>広告の主戦場</w:t>
+      </w:r>
+      <w:r>
+        <w:rPr>
+          <w:rFonts w:ascii="Yu Gothic" w:hAnsi="Yu Gothic" w:eastAsia="Yu Gothic"/>
+        </w:rPr>
+        <w:t>。詳細なターゲティング、リード獲得（予約リスト集め）、コミュニティでの口コミ</w:t>
       </w:r>
     </w:p>
     <w:p>
@@ -5508,7 +5690,40 @@
         <w:rPr>
           <w:rFonts w:ascii="Yu Gothic" w:hAnsi="Yu Gothic" w:eastAsia="Yu Gothic"/>
         </w:rPr>
-        <w:t>Facebook・TikTok等に広告を出稿すること（広告出稿自体に現地法人は不要。日本の法人・個人アカウントから出稿できます）</w:t>
+        <w:t>在越日本人向けなら：日本人コミュニティのFacebookグループが最重要チャネル</w:t>
+      </w:r>
+    </w:p>
+    <w:p>
+      <w:pPr>
+        <w:pStyle w:val="Heading3"/>
+      </w:pPr>
+      <w:r>
+        <w:rPr>
+          <w:rFonts w:ascii="Yu Gothic" w:hAnsi="Yu Gothic" w:eastAsia="Yu Gothic"/>
+          <w:color w:val="1A1A1A"/>
+        </w:rPr>
+        <w:t>TikTok——発見と爆発の場</w:t>
+      </w:r>
+    </w:p>
+    <w:p>
+      <w:r>
+        <w:rPr>
+          <w:rFonts w:ascii="Yu Gothic" w:hAnsi="Yu Gothic" w:eastAsia="Yu Gothic"/>
+        </w:rPr>
+        <w:t>若年層〜30代に強く、</w:t>
+      </w:r>
+      <w:r>
+        <w:rPr>
+          <w:rFonts w:ascii="Yu Gothic" w:hAnsi="Yu Gothic" w:eastAsia="Yu Gothic"/>
+          <w:b/>
+        </w:rPr>
+        <w:t>「知らなかったものと出会う場所」</w:t>
+      </w:r>
+      <w:r>
+        <w:rPr>
+          <w:rFonts w:ascii="Yu Gothic" w:hAnsi="Yu Gothic" w:eastAsia="Yu Gothic"/>
+        </w:rPr>
+        <w:t>。アルゴリズムがフォロワー数に関係なく良い動画を拡散させるため、無名の新規参入者に最大のチャンスがあります。TikTok Shopの浸透でEC送客力も強い。</w:t>
       </w:r>
     </w:p>
     <w:p>
@@ -5519,7 +5734,20 @@
         <w:rPr>
           <w:rFonts w:ascii="Yu Gothic" w:hAnsi="Yu Gothic" w:eastAsia="Yu Gothic"/>
         </w:rPr>
-        <w:t>市場調査、アンケート、インタビュー</w:t>
+        <w:t>役割：</w:t>
+      </w:r>
+      <w:r>
+        <w:rPr>
+          <w:rFonts w:ascii="Yu Gothic" w:hAnsi="Yu Gothic" w:eastAsia="Yu Gothic"/>
+          <w:b/>
+        </w:rPr>
+        <w:t>認知の獲得、顔出しでの信頼づくり</w:t>
+      </w:r>
+      <w:r>
+        <w:rPr>
+          <w:rFonts w:ascii="Yu Gothic" w:hAnsi="Yu Gothic" w:eastAsia="Yu Gothic"/>
+        </w:rPr>
+        <w:t>、商品・体験の「映える瞬間」の露出</w:t>
       </w:r>
     </w:p>
     <w:p>
@@ -5530,7 +5758,40 @@
         <w:rPr>
           <w:rFonts w:ascii="Yu Gothic" w:hAnsi="Yu Gothic" w:eastAsia="Yu Gothic"/>
         </w:rPr>
-        <w:t>予約リスト・ウェイティングリスト（見込み客の連絡先）を集めること</w:t>
+        <w:t>特徴：作り込んだ広告より、</w:t>
+      </w:r>
+      <w:r>
+        <w:rPr>
+          <w:rFonts w:ascii="Yu Gothic" w:hAnsi="Yu Gothic" w:eastAsia="Yu Gothic"/>
+          <w:b/>
+        </w:rPr>
+        <w:t>素人っぽい本物感のある動画</w:t>
+      </w:r>
+      <w:r>
+        <w:rPr>
+          <w:rFonts w:ascii="Yu Gothic" w:hAnsi="Yu Gothic" w:eastAsia="Yu Gothic"/>
+        </w:rPr>
+        <w:t>が勝ちやすい</w:t>
+      </w:r>
+    </w:p>
+    <w:p>
+      <w:pPr>
+        <w:pStyle w:val="Heading3"/>
+      </w:pPr>
+      <w:r>
+        <w:rPr>
+          <w:rFonts w:ascii="Yu Gothic" w:hAnsi="Yu Gothic" w:eastAsia="Yu Gothic"/>
+          <w:color w:val="1A1A1A"/>
+        </w:rPr>
+        <w:t>Instagram——都市部・所得高めの層</w:t>
+      </w:r>
+    </w:p>
+    <w:p>
+      <w:r>
+        <w:rPr>
+          <w:rFonts w:ascii="Yu Gothic" w:hAnsi="Yu Gothic" w:eastAsia="Yu Gothic"/>
+        </w:rPr>
+        <w:t>FacebookやTikTokほどの規模はありませんが、都市部の中間層以上・美容やライフスタイル感度の高い層が濃い。</w:t>
       </w:r>
     </w:p>
     <w:p>
@@ -5541,16 +5802,40 @@
         <w:rPr>
           <w:rFonts w:ascii="Yu Gothic" w:hAnsi="Yu Gothic" w:eastAsia="Yu Gothic"/>
         </w:rPr>
-        <w:t>日本からの越境EC的なテスト販売（少量。プラットフォーム経由）</w:t>
-      </w:r>
-    </w:p>
-    <w:p>
-      <w:r>
-        <w:rPr>
-          <w:rFonts w:ascii="Yu Gothic" w:hAnsi="Yu Gothic" w:eastAsia="Yu Gothic"/>
-          <w:b/>
-        </w:rPr>
-        <w:t>慎重になるべきこと（このラインから先は専門家に確認）：</w:t>
+        <w:t>役割：ブランドの世界観提示、高単価商品の信頼形成</w:t>
+      </w:r>
+    </w:p>
+    <w:p>
+      <w:pPr>
+        <w:pStyle w:val="Heading3"/>
+      </w:pPr>
+      <w:r>
+        <w:rPr>
+          <w:rFonts w:ascii="Yu Gothic" w:hAnsi="Yu Gothic" w:eastAsia="Yu Gothic"/>
+          <w:color w:val="1A1A1A"/>
+        </w:rPr>
+        <w:t>Zalo——クロージングとリピートの場</w:t>
+      </w:r>
+    </w:p>
+    <w:p>
+      <w:r>
+        <w:rPr>
+          <w:rFonts w:ascii="Yu Gothic" w:hAnsi="Yu Gothic" w:eastAsia="Yu Gothic"/>
+        </w:rPr>
+        <w:t>ベトナムの国民的メッセージアプリ（LINEに相当）。広告よりも、</w:t>
+      </w:r>
+      <w:r>
+        <w:rPr>
+          <w:rFonts w:ascii="Yu Gothic" w:hAnsi="Yu Gothic" w:eastAsia="Yu Gothic"/>
+          <w:b/>
+        </w:rPr>
+        <w:t>問い合わせ対応・予約確認・リピート顧客との関係維持</w:t>
+      </w:r>
+      <w:r>
+        <w:rPr>
+          <w:rFonts w:ascii="Yu Gothic" w:hAnsi="Yu Gothic" w:eastAsia="Yu Gothic"/>
+        </w:rPr>
+        <w:t>に使います。「広告で興味を持った人がZaloで質問→予約」がベトナムの標準動線です。</w:t>
       </w:r>
     </w:p>
     <w:p>
@@ -5561,108 +5846,55 @@
         <w:rPr>
           <w:rFonts w:ascii="Yu Gothic" w:hAnsi="Yu Gothic" w:eastAsia="Yu Gothic"/>
         </w:rPr>
-        <w:t>ベトナム国内で</w:t>
-      </w:r>
-      <w:r>
-        <w:rPr>
-          <w:rFonts w:ascii="Yu Gothic" w:hAnsi="Yu Gothic" w:eastAsia="Yu Gothic"/>
-          <w:b/>
-        </w:rPr>
-        <w:t>継続的・反復的にお金を受け取る</w:t>
-      </w:r>
-      <w:r>
-        <w:rPr>
-          <w:rFonts w:ascii="Yu Gothic" w:hAnsi="Yu Gothic" w:eastAsia="Yu Gothic"/>
-        </w:rPr>
-        <w:t>こと（事業免許のない継続販売は問題になり得ます）</w:t>
-      </w:r>
-    </w:p>
-    <w:p>
-      <w:pPr>
-        <w:pStyle w:val="ListBullet"/>
-      </w:pPr>
-      <w:r>
-        <w:rPr>
-          <w:rFonts w:ascii="Yu Gothic" w:hAnsi="Yu Gothic" w:eastAsia="Yu Gothic"/>
-        </w:rPr>
-        <w:t>現地で人を雇う、場所を借りて営業する</w:t>
-      </w:r>
-    </w:p>
-    <w:p>
-      <w:pPr>
-        <w:pStyle w:val="ListBullet"/>
-      </w:pPr>
-      <w:r>
-        <w:rPr>
-          <w:rFonts w:ascii="Yu Gothic" w:hAnsi="Yu Gothic" w:eastAsia="Yu Gothic"/>
-        </w:rPr>
-        <w:t>医療・美容医療・教育・食品など</w:t>
-      </w:r>
-      <w:r>
-        <w:rPr>
-          <w:rFonts w:ascii="Yu Gothic" w:hAnsi="Yu Gothic" w:eastAsia="Yu Gothic"/>
-          <w:b/>
-        </w:rPr>
-        <w:t>条件付き業種</w:t>
-      </w:r>
-      <w:r>
-        <w:rPr>
-          <w:rFonts w:ascii="Yu Gothic" w:hAnsi="Yu Gothic" w:eastAsia="Yu Gothic"/>
-        </w:rPr>
-        <w:t>に踏み込む表現の広告（業種ごとに広告規制があります）</w:t>
-      </w:r>
-    </w:p>
-    <w:p>
-      <w:pPr>
-        <w:pStyle w:val="ListBullet"/>
-      </w:pPr>
-      <w:r>
-        <w:rPr>
-          <w:rFonts w:ascii="Yu Gothic" w:hAnsi="Yu Gothic" w:eastAsia="Yu Gothic"/>
-        </w:rPr>
-        <w:t>「効果」を断定する広告表現（誇大広告規制は日本同様に存在します）</w:t>
-      </w:r>
-    </w:p>
-    <w:p>
-      <w:r>
-        <w:rPr>
-          <w:rFonts w:ascii="Yu Gothic" w:hAnsi="Yu Gothic" w:eastAsia="Yu Gothic"/>
-        </w:rPr>
-        <w:t>実務的な結論はこうです。</w:t>
-      </w:r>
-      <w:r>
-        <w:rPr>
-          <w:rFonts w:ascii="Yu Gothic" w:hAnsi="Yu Gothic" w:eastAsia="Yu Gothic"/>
-          <w:b/>
-        </w:rPr>
-        <w:t>検証フェーズは「販売」まで行かず、「予約・申込・前金の意思確認」で止めるのが最も安全</w:t>
-      </w:r>
-      <w:r>
-        <w:rPr>
-          <w:rFonts w:ascii="Yu Gothic" w:hAnsi="Yu Gothic" w:eastAsia="Yu Gothic"/>
-        </w:rPr>
-        <w:t>です。それで検証には十分です。「先着50名のモニター募集に、何人が実名と電話番号を登録したか」は、売上と同じくらい雄弁な行動データです。</w:t>
-      </w:r>
-    </w:p>
-    <w:p>
-      <w:r>
-        <w:rPr>
-          <w:rFonts w:ascii="Yu Gothic" w:hAnsi="Yu Gothic" w:eastAsia="Yu Gothic"/>
-        </w:rPr>
-        <w:t>本格的な販売・営業を始める段階＝法人化の検討タイミングについては、第5講と付録Aで扱います。</w:t>
-      </w:r>
-      <w:r>
-        <w:rPr>
-          <w:rFonts w:ascii="Yu Gothic" w:hAnsi="Yu Gothic" w:eastAsia="Yu Gothic"/>
-          <w:b/>
-        </w:rPr>
-        <w:t>「検証が終わるまで法人を作るな」</w:t>
-      </w:r>
-      <w:r>
-        <w:rPr>
-          <w:rFonts w:ascii="Yu Gothic" w:hAnsi="Yu Gothic" w:eastAsia="Yu Gothic"/>
-        </w:rPr>
-        <w:t>——これがこのマニュアルの一貫した立場です。</w:t>
+        <w:t>役割：</w:t>
+      </w:r>
+      <w:r>
+        <w:rPr>
+          <w:rFonts w:ascii="Yu Gothic" w:hAnsi="Yu Gothic" w:eastAsia="Yu Gothic"/>
+          <w:b/>
+        </w:rPr>
+        <w:t>受け皿・クロージング・顧客との継続的な関係</w:t>
+      </w:r>
+    </w:p>
+    <w:p>
+      <w:r>
+        <w:rPr>
+          <w:rFonts w:ascii="Yu Gothic" w:hAnsi="Yu Gothic" w:eastAsia="Yu Gothic"/>
+          <w:b/>
+        </w:rPr>
+        <w:t>主戦場の決め方</w:t>
+      </w:r>
+      <w:r>
+        <w:rPr>
+          <w:rFonts w:ascii="Yu Gothic" w:hAnsi="Yu Gothic" w:eastAsia="Yu Gothic"/>
+        </w:rPr>
+        <w:t>：TikTokで見つけてもらい、Facebook/Instagramで信頼を作り、広告でリストを集め、Zaloで会話して予約に落とす——これが基本形です。検証フェーズでは、この中から</w:t>
+      </w:r>
+      <w:r>
+        <w:rPr>
+          <w:rFonts w:ascii="Yu Gothic" w:hAnsi="Yu Gothic" w:eastAsia="Yu Gothic"/>
+          <w:b/>
+        </w:rPr>
+        <w:t>発信2つ＋受け皿（Zalo/Messenger）</w:t>
+      </w:r>
+      <w:r>
+        <w:rPr>
+          <w:rFonts w:ascii="Yu Gothic" w:hAnsi="Yu Gothic" w:eastAsia="Yu Gothic"/>
+        </w:rPr>
+        <w:t>に絞ります。多くの場合、</w:t>
+      </w:r>
+      <w:r>
+        <w:rPr>
+          <w:rFonts w:ascii="Yu Gothic" w:hAnsi="Yu Gothic" w:eastAsia="Yu Gothic"/>
+          <w:b/>
+        </w:rPr>
+        <w:t>TikTok（発見）＋Facebook（広告と受け皿）</w:t>
+      </w:r>
+      <w:r>
+        <w:rPr>
+          <w:rFonts w:ascii="Yu Gothic" w:hAnsi="Yu Gothic" w:eastAsia="Yu Gothic"/>
+        </w:rPr>
+        <w:t>の組み合わせが出発点になります。</w:t>
       </w:r>
     </w:p>
     <w:p>
@@ -5681,15 +5913,28 @@
           <w:rFonts w:ascii="Yu Gothic" w:hAnsi="Yu Gothic" w:eastAsia="Yu Gothic"/>
           <w:color w:val="1A1A1A"/>
         </w:rPr>
-        <w:t>3. 戦場を知る——プラットフォーム別戦略</w:t>
-      </w:r>
-    </w:p>
-    <w:p>
-      <w:r>
-        <w:rPr>
-          <w:rFonts w:ascii="Yu Gothic" w:hAnsi="Yu Gothic" w:eastAsia="Yu Gothic"/>
-        </w:rPr>
-        <w:t>ベトナムのSNS環境は日本と勢力図が違います。主要4つを押さえてください。</w:t>
+        <w:t>3. ステップ2：アカウントを「信頼される形」に設計する</w:t>
+      </w:r>
+    </w:p>
+    <w:p>
+      <w:r>
+        <w:rPr>
+          <w:rFonts w:ascii="Yu Gothic" w:hAnsi="Yu Gothic" w:eastAsia="Yu Gothic"/>
+        </w:rPr>
+        <w:t>主戦場が決まったら、各アカウントを設計します。ここで効いてくるのが、第3講のローカライズです。</w:t>
+      </w:r>
+      <w:r>
+        <w:rPr>
+          <w:rFonts w:ascii="Yu Gothic" w:hAnsi="Yu Gothic" w:eastAsia="Yu Gothic"/>
+          <w:b/>
+        </w:rPr>
+        <w:t>アカウントそのものが、あなたの最初の広告</w:t>
+      </w:r>
+      <w:r>
+        <w:rPr>
+          <w:rFonts w:ascii="Yu Gothic" w:hAnsi="Yu Gothic" w:eastAsia="Yu Gothic"/>
+        </w:rPr>
+        <w:t>だと考えてください。</w:t>
       </w:r>
     </w:p>
     <w:p>
@@ -5701,28 +5946,7 @@
           <w:rFonts w:ascii="Yu Gothic" w:hAnsi="Yu Gothic" w:eastAsia="Yu Gothic"/>
           <w:color w:val="1A1A1A"/>
         </w:rPr>
-        <w:t>Facebook——最大の生活インフラ</w:t>
-      </w:r>
-    </w:p>
-    <w:p>
-      <w:r>
-        <w:rPr>
-          <w:rFonts w:ascii="Yu Gothic" w:hAnsi="Yu Gothic" w:eastAsia="Yu Gothic"/>
-        </w:rPr>
-        <w:t>ベトナムのFacebookは日本のそれとは別物です。</w:t>
-      </w:r>
-      <w:r>
-        <w:rPr>
-          <w:rFonts w:ascii="Yu Gothic" w:hAnsi="Yu Gothic" w:eastAsia="Yu Gothic"/>
-          <w:b/>
-        </w:rPr>
-        <w:t>ほぼ全世代が使う生活インフラ</w:t>
-      </w:r>
-      <w:r>
-        <w:rPr>
-          <w:rFonts w:ascii="Yu Gothic" w:hAnsi="Yu Gothic" w:eastAsia="Yu Gothic"/>
-        </w:rPr>
-        <w:t>であり、ニュースも口コミも売買もFacebook上で起きます。個人商店はホームページの代わりにFacebookページを持ち、コミュニティ（グループ）の口コミが購買を左右します。</w:t>
+        <w:t>個人アカウントとビジネスアカウントの使い分け</w:t>
       </w:r>
     </w:p>
     <w:p>
@@ -5732,21 +5956,28 @@
       <w:r>
         <w:rPr>
           <w:rFonts w:ascii="Yu Gothic" w:hAnsi="Yu Gothic" w:eastAsia="Yu Gothic"/>
-        </w:rPr>
-        <w:t>向いている用途：</w:t>
-      </w:r>
-      <w:r>
-        <w:rPr>
-          <w:rFonts w:ascii="Yu Gothic" w:hAnsi="Yu Gothic" w:eastAsia="Yu Gothic"/>
-          <w:b/>
-        </w:rPr>
-        <w:t>広告の主戦場</w:t>
-      </w:r>
-      <w:r>
-        <w:rPr>
-          <w:rFonts w:ascii="Yu Gothic" w:hAnsi="Yu Gothic" w:eastAsia="Yu Gothic"/>
-        </w:rPr>
-        <w:t>。詳細なターゲティング、リード獲得広告（予約リスト集め）、コミュニティでの口コミ醸成</w:t>
+          <w:b/>
+        </w:rPr>
+        <w:t>Facebook</w:t>
+      </w:r>
+      <w:r>
+        <w:rPr>
+          <w:rFonts w:ascii="Yu Gothic" w:hAnsi="Yu Gothic" w:eastAsia="Yu Gothic"/>
+        </w:rPr>
+        <w:t>：個人プロフィールとは別に、</w:t>
+      </w:r>
+      <w:r>
+        <w:rPr>
+          <w:rFonts w:ascii="Yu Gothic" w:hAnsi="Yu Gothic" w:eastAsia="Yu Gothic"/>
+          <w:b/>
+        </w:rPr>
+        <w:t>Facebookページ（ビジネス用）</w:t>
+      </w:r>
+      <w:r>
+        <w:rPr>
+          <w:rFonts w:ascii="Yu Gothic" w:hAnsi="Yu Gothic" w:eastAsia="Yu Gothic"/>
+        </w:rPr>
+        <w:t>を必ず作る。広告出稿・リード獲得はページから行う</w:t>
       </w:r>
     </w:p>
     <w:p>
@@ -5756,8 +5987,77 @@
       <w:r>
         <w:rPr>
           <w:rFonts w:ascii="Yu Gothic" w:hAnsi="Yu Gothic" w:eastAsia="Yu Gothic"/>
-        </w:rPr>
-        <w:t>在越日本人向けなら：日本人コミュニティのFacebookグループが最重要チャネル</w:t>
+          <w:b/>
+        </w:rPr>
+        <w:t>Instagram</w:t>
+      </w:r>
+      <w:r>
+        <w:rPr>
+          <w:rFonts w:ascii="Yu Gothic" w:hAnsi="Yu Gothic" w:eastAsia="Yu Gothic"/>
+        </w:rPr>
+        <w:t>：プロアカウント（ビジネス/クリエイター）に切り替える。インサイト（分析）と広告出稿に必要</w:t>
+      </w:r>
+    </w:p>
+    <w:p>
+      <w:pPr>
+        <w:pStyle w:val="ListBullet"/>
+      </w:pPr>
+      <w:r>
+        <w:rPr>
+          <w:rFonts w:ascii="Yu Gothic" w:hAnsi="Yu Gothic" w:eastAsia="Yu Gothic"/>
+          <w:b/>
+        </w:rPr>
+        <w:t>TikTok</w:t>
+      </w:r>
+      <w:r>
+        <w:rPr>
+          <w:rFonts w:ascii="Yu Gothic" w:hAnsi="Yu Gothic" w:eastAsia="Yu Gothic"/>
+        </w:rPr>
+        <w:t>：ビジネスアカウントに切り替える。ただし「素人感」が武器なので、見た目は作り込みすぎない</w:t>
+      </w:r>
+    </w:p>
+    <w:p>
+      <w:pPr>
+        <w:pStyle w:val="ListBullet"/>
+      </w:pPr>
+      <w:r>
+        <w:rPr>
+          <w:rFonts w:ascii="Yu Gothic" w:hAnsi="Yu Gothic" w:eastAsia="Yu Gothic"/>
+          <w:b/>
+        </w:rPr>
+        <w:t>広告出稿の器</w:t>
+      </w:r>
+      <w:r>
+        <w:rPr>
+          <w:rFonts w:ascii="Yu Gothic" w:hAnsi="Yu Gothic" w:eastAsia="Yu Gothic"/>
+        </w:rPr>
+        <w:t>：Facebook/Instagram広告は</w:t>
+      </w:r>
+      <w:r>
+        <w:rPr>
+          <w:rFonts w:ascii="Yu Gothic" w:hAnsi="Yu Gothic" w:eastAsia="Yu Gothic"/>
+          <w:b/>
+        </w:rPr>
+        <w:t>Meta Business Suite（ビジネスマネージャ）</w:t>
+      </w:r>
+      <w:r>
+        <w:rPr>
+          <w:rFonts w:ascii="Yu Gothic" w:hAnsi="Yu Gothic" w:eastAsia="Yu Gothic"/>
+        </w:rPr>
+        <w:t>から出す。ここで広告アカウントを作り、支払い方法を登録する。</w:t>
+      </w:r>
+      <w:r>
+        <w:rPr>
+          <w:rFonts w:ascii="Yu Gothic" w:hAnsi="Yu Gothic" w:eastAsia="Yu Gothic"/>
+          <w:b/>
+        </w:rPr>
+        <w:t>この広告アカウントの管理者権限は必ず自分（自社）が保持</w:t>
+      </w:r>
+      <w:r>
+        <w:rPr>
+          <w:rFonts w:ascii="Yu Gothic" w:hAnsi="Yu Gothic" w:eastAsia="Yu Gothic"/>
+        </w:rPr>
+        <w:t>します（第6講で外注する際、ここを手放すとアカウントごと失う事故が起きます）</w:t>
       </w:r>
     </w:p>
     <w:p>
@@ -5769,28 +6069,258 @@
           <w:rFonts w:ascii="Yu Gothic" w:hAnsi="Yu Gothic" w:eastAsia="Yu Gothic"/>
           <w:color w:val="1A1A1A"/>
         </w:rPr>
-        <w:t>TikTok——発見と爆発の場</w:t>
-      </w:r>
-    </w:p>
-    <w:p>
-      <w:r>
-        <w:rPr>
-          <w:rFonts w:ascii="Yu Gothic" w:hAnsi="Yu Gothic" w:eastAsia="Yu Gothic"/>
-        </w:rPr>
-        <w:t>若年層〜30代に強く、</w:t>
-      </w:r>
-      <w:r>
-        <w:rPr>
-          <w:rFonts w:ascii="Yu Gothic" w:hAnsi="Yu Gothic" w:eastAsia="Yu Gothic"/>
-          <w:b/>
-        </w:rPr>
-        <w:t>「知らなかったものと出会う場所」</w:t>
-      </w:r>
-      <w:r>
-        <w:rPr>
-          <w:rFonts w:ascii="Yu Gothic" w:hAnsi="Yu Gothic" w:eastAsia="Yu Gothic"/>
-        </w:rPr>
-        <w:t>。アルゴリズムがフォロワー数に関係なく良い動画を拡散させるため、無名の新規参入者に最大のチャンスがあります。TikTok Shopの浸透でEC送客力も強い。</w:t>
+        <w:t>プロフィール設計の要素</w:t>
+      </w:r>
+    </w:p>
+    <w:p>
+      <w:r>
+        <w:rPr>
+          <w:rFonts w:ascii="Yu Gothic" w:hAnsi="Yu Gothic" w:eastAsia="Yu Gothic"/>
+        </w:rPr>
+        <w:t>各アカウントで、次の要素を「信頼される形」に設計します。第3講の「日本人向け／ベトナム人向け」の訴求を、ここで反映させます。</w:t>
+      </w:r>
+    </w:p>
+    <w:tbl>
+      <w:tblPr>
+        <w:tblStyle w:val="LightGrid-Accent1"/>
+        <w:tblW w:type="auto" w:w="0"/>
+        <w:tblLook w:firstColumn="1" w:firstRow="1" w:lastColumn="0" w:lastRow="0" w:noHBand="0" w:noVBand="1" w:val="04A0"/>
+      </w:tblPr>
+      <w:tblGrid>
+        <w:gridCol w:w="4320"/>
+        <w:gridCol w:w="4320"/>
+      </w:tblGrid>
+      <w:tr>
+        <w:tc>
+          <w:tcPr>
+            <w:tcW w:type="dxa" w:w="4320"/>
+          </w:tcPr>
+          <w:p>
+            <w:r>
+              <w:rPr>
+                <w:rFonts w:ascii="Yu Gothic" w:hAnsi="Yu Gothic" w:eastAsia="Yu Gothic"/>
+                <w:b/>
+              </w:rPr>
+              <w:t>要素</w:t>
+            </w:r>
+          </w:p>
+        </w:tc>
+        <w:tc>
+          <w:tcPr>
+            <w:tcW w:type="dxa" w:w="4320"/>
+          </w:tcPr>
+          <w:p>
+            <w:r>
+              <w:rPr>
+                <w:rFonts w:ascii="Yu Gothic" w:hAnsi="Yu Gothic" w:eastAsia="Yu Gothic"/>
+                <w:b/>
+              </w:rPr>
+              <w:t>設計のポイント</w:t>
+            </w:r>
+          </w:p>
+        </w:tc>
+      </w:tr>
+      <w:tr>
+        <w:tc>
+          <w:tcPr>
+            <w:tcW w:type="dxa" w:w="4320"/>
+          </w:tcPr>
+          <w:p>
+            <w:r>
+              <w:rPr>
+                <w:rFonts w:ascii="Yu Gothic" w:hAnsi="Yu Gothic" w:eastAsia="Yu Gothic"/>
+              </w:rPr>
+              <w:t>アカウント名</w:t>
+            </w:r>
+          </w:p>
+        </w:tc>
+        <w:tc>
+          <w:tcPr>
+            <w:tcW w:type="dxa" w:w="4320"/>
+          </w:tcPr>
+          <w:p>
+            <w:r>
+              <w:rPr>
+                <w:rFonts w:ascii="Yu Gothic" w:hAnsi="Yu Gothic" w:eastAsia="Yu Gothic"/>
+              </w:rPr>
+              <w:t>覚えやすく、事業内容が伝わる。ベトナム語表記＋ローマ字を検討</w:t>
+            </w:r>
+          </w:p>
+        </w:tc>
+      </w:tr>
+      <w:tr>
+        <w:tc>
+          <w:tcPr>
+            <w:tcW w:type="dxa" w:w="4320"/>
+          </w:tcPr>
+          <w:p>
+            <w:r>
+              <w:rPr>
+                <w:rFonts w:ascii="Yu Gothic" w:hAnsi="Yu Gothic" w:eastAsia="Yu Gothic"/>
+              </w:rPr>
+              <w:t>プロフィール画像</w:t>
+            </w:r>
+          </w:p>
+        </w:tc>
+        <w:tc>
+          <w:tcPr>
+            <w:tcW w:type="dxa" w:w="4320"/>
+          </w:tcPr>
+          <w:p>
+            <w:r>
+              <w:rPr>
+                <w:rFonts w:ascii="Yu Gothic" w:hAnsi="Yu Gothic" w:eastAsia="Yu Gothic"/>
+              </w:rPr>
+              <w:t>ロゴまたは「顔」。ベトナムでは</w:t>
+            </w:r>
+            <w:r>
+              <w:rPr>
+                <w:rFonts w:ascii="Yu Gothic" w:hAnsi="Yu Gothic" w:eastAsia="Yu Gothic"/>
+                <w:b/>
+              </w:rPr>
+              <w:t>人の顔</w:t>
+            </w:r>
+            <w:r>
+              <w:rPr>
+                <w:rFonts w:ascii="Yu Gothic" w:hAnsi="Yu Gothic" w:eastAsia="Yu Gothic"/>
+              </w:rPr>
+              <w:t>が信頼を生む</w:t>
+            </w:r>
+          </w:p>
+        </w:tc>
+      </w:tr>
+      <w:tr>
+        <w:tc>
+          <w:tcPr>
+            <w:tcW w:type="dxa" w:w="4320"/>
+          </w:tcPr>
+          <w:p>
+            <w:r>
+              <w:rPr>
+                <w:rFonts w:ascii="Yu Gothic" w:hAnsi="Yu Gothic" w:eastAsia="Yu Gothic"/>
+              </w:rPr>
+              <w:t>カバー画像</w:t>
+            </w:r>
+          </w:p>
+        </w:tc>
+        <w:tc>
+          <w:tcPr>
+            <w:tcW w:type="dxa" w:w="4320"/>
+          </w:tcPr>
+          <w:p>
+            <w:r>
+              <w:rPr>
+                <w:rFonts w:ascii="Yu Gothic" w:hAnsi="Yu Gothic" w:eastAsia="Yu Gothic"/>
+              </w:rPr>
+              <w:t>「誰の・何を・100%約束できる結果」が一目で伝わるバナー</w:t>
+            </w:r>
+          </w:p>
+        </w:tc>
+      </w:tr>
+      <w:tr>
+        <w:tc>
+          <w:tcPr>
+            <w:tcW w:type="dxa" w:w="4320"/>
+          </w:tcPr>
+          <w:p>
+            <w:r>
+              <w:rPr>
+                <w:rFonts w:ascii="Yu Gothic" w:hAnsi="Yu Gothic" w:eastAsia="Yu Gothic"/>
+              </w:rPr>
+              <w:t>自己紹介文（bio）</w:t>
+            </w:r>
+          </w:p>
+        </w:tc>
+        <w:tc>
+          <w:tcPr>
+            <w:tcW w:type="dxa" w:w="4320"/>
+          </w:tcPr>
+          <w:p>
+            <w:r>
+              <w:rPr>
+                <w:rFonts w:ascii="Yu Gothic" w:hAnsi="Yu Gothic" w:eastAsia="Yu Gothic"/>
+              </w:rPr>
+              <w:t>抽象語を捨て、数字と証拠（第3講）。連絡手段を明記</w:t>
+            </w:r>
+          </w:p>
+        </w:tc>
+      </w:tr>
+      <w:tr>
+        <w:tc>
+          <w:tcPr>
+            <w:tcW w:type="dxa" w:w="4320"/>
+          </w:tcPr>
+          <w:p>
+            <w:r>
+              <w:rPr>
+                <w:rFonts w:ascii="Yu Gothic" w:hAnsi="Yu Gothic" w:eastAsia="Yu Gothic"/>
+              </w:rPr>
+              <w:t>連絡先</w:t>
+            </w:r>
+          </w:p>
+        </w:tc>
+        <w:tc>
+          <w:tcPr>
+            <w:tcW w:type="dxa" w:w="4320"/>
+          </w:tcPr>
+          <w:p>
+            <w:r>
+              <w:rPr>
+                <w:rFonts w:ascii="Yu Gothic" w:hAnsi="Yu Gothic" w:eastAsia="Yu Gothic"/>
+              </w:rPr>
+              <w:t>Zalo・電話・Messengerを必ず。「連絡できる」こと自体が信頼</w:t>
+            </w:r>
+          </w:p>
+        </w:tc>
+      </w:tr>
+      <w:tr>
+        <w:tc>
+          <w:tcPr>
+            <w:tcW w:type="dxa" w:w="4320"/>
+          </w:tcPr>
+          <w:p>
+            <w:r>
+              <w:rPr>
+                <w:rFonts w:ascii="Yu Gothic" w:hAnsi="Yu Gothic" w:eastAsia="Yu Gothic"/>
+              </w:rPr>
+              <w:t>実在の証明</w:t>
+            </w:r>
+          </w:p>
+        </w:tc>
+        <w:tc>
+          <w:tcPr>
+            <w:tcW w:type="dxa" w:w="4320"/>
+          </w:tcPr>
+          <w:p>
+            <w:r>
+              <w:rPr>
+                <w:rFonts w:ascii="Yu Gothic" w:hAnsi="Yu Gothic" w:eastAsia="Yu Gothic"/>
+              </w:rPr>
+              <w:t>日本人技術者の顔、実店舗や実績の写真、資格など（第3講のペルソナ懸念への回答）</w:t>
+            </w:r>
+          </w:p>
+        </w:tc>
+      </w:tr>
+    </w:tbl>
+    <w:p/>
+    <w:p>
+      <w:pPr>
+        <w:pStyle w:val="Heading3"/>
+      </w:pPr>
+      <w:r>
+        <w:rPr>
+          <w:rFonts w:ascii="Yu Gothic" w:hAnsi="Yu Gothic" w:eastAsia="Yu Gothic"/>
+          <w:color w:val="1A1A1A"/>
+        </w:rPr>
+        <w:t>日本人向け／ベトナム人向けをどう持つか</w:t>
+      </w:r>
+    </w:p>
+    <w:p>
+      <w:r>
+        <w:rPr>
+          <w:rFonts w:ascii="Yu Gothic" w:hAnsi="Yu Gothic" w:eastAsia="Yu Gothic"/>
+        </w:rPr>
+        <w:t>第1講で「二段構え」（在越日本人で足場→ベトナム人市場へ）を選んだ人は、アカウントを分けるか統合するかを決めます。</w:t>
       </w:r>
     </w:p>
     <w:p>
@@ -5800,21 +6330,15 @@
       <w:r>
         <w:rPr>
           <w:rFonts w:ascii="Yu Gothic" w:hAnsi="Yu Gothic" w:eastAsia="Yu Gothic"/>
-        </w:rPr>
-        <w:t>向いている用途：</w:t>
-      </w:r>
-      <w:r>
-        <w:rPr>
-          <w:rFonts w:ascii="Yu Gothic" w:hAnsi="Yu Gothic" w:eastAsia="Yu Gothic"/>
-          <w:b/>
-        </w:rPr>
-        <w:t>認知の獲得、顔出しでの信頼獲得</w:t>
-      </w:r>
-      <w:r>
-        <w:rPr>
-          <w:rFonts w:ascii="Yu Gothic" w:hAnsi="Yu Gothic" w:eastAsia="Yu Gothic"/>
-        </w:rPr>
-        <w:t>、商品・体験の「映える瞬間」の露出</w:t>
+          <w:b/>
+        </w:rPr>
+        <w:t>分ける</w:t>
+      </w:r>
+      <w:r>
+        <w:rPr>
+          <w:rFonts w:ascii="Yu Gothic" w:hAnsi="Yu Gothic" w:eastAsia="Yu Gothic"/>
+        </w:rPr>
+        <w:t>：ベトナム語アカウントと日本語アカウントを別に持つ。訴求を最適化できるが、運用負荷は2倍</w:t>
       </w:r>
     </w:p>
     <w:p>
@@ -5824,41 +6348,15 @@
       <w:r>
         <w:rPr>
           <w:rFonts w:ascii="Yu Gothic" w:hAnsi="Yu Gothic" w:eastAsia="Yu Gothic"/>
-        </w:rPr>
-        <w:t>特徴：作り込んだ広告より、</w:t>
-      </w:r>
-      <w:r>
-        <w:rPr>
-          <w:rFonts w:ascii="Yu Gothic" w:hAnsi="Yu Gothic" w:eastAsia="Yu Gothic"/>
-          <w:b/>
-        </w:rPr>
-        <w:t>素人っぽい本物感のある動画</w:t>
-      </w:r>
-      <w:r>
-        <w:rPr>
-          <w:rFonts w:ascii="Yu Gothic" w:hAnsi="Yu Gothic" w:eastAsia="Yu Gothic"/>
-        </w:rPr>
-        <w:t>が勝ちやすい</w:t>
-      </w:r>
-    </w:p>
-    <w:p>
-      <w:pPr>
-        <w:pStyle w:val="Heading3"/>
-      </w:pPr>
-      <w:r>
-        <w:rPr>
-          <w:rFonts w:ascii="Yu Gothic" w:hAnsi="Yu Gothic" w:eastAsia="Yu Gothic"/>
-          <w:color w:val="1A1A1A"/>
-        </w:rPr>
-        <w:t>Instagram——都市部・所得高めの層</w:t>
-      </w:r>
-    </w:p>
-    <w:p>
-      <w:r>
-        <w:rPr>
-          <w:rFonts w:ascii="Yu Gothic" w:hAnsi="Yu Gothic" w:eastAsia="Yu Gothic"/>
-        </w:rPr>
-        <w:t>FacebookやTikTokほどの規模はありませんが、都市部の中間層以上・美容やライフスタイル感度の高い層が濃い。ビジュアルの世界観づくりに向きます。</w:t>
+          <w:b/>
+        </w:rPr>
+        <w:t>統合する</w:t>
+      </w:r>
+      <w:r>
+        <w:rPr>
+          <w:rFonts w:ascii="Yu Gothic" w:hAnsi="Yu Gothic" w:eastAsia="Yu Gothic"/>
+        </w:rPr>
+        <w:t>：1アカウントで二言語併記。手間は少ないが、どっちつかずになりやすい</w:t>
       </w:r>
     </w:p>
     <w:p>
@@ -5868,69 +6366,28 @@
       <w:r>
         <w:rPr>
           <w:rFonts w:ascii="Yu Gothic" w:hAnsi="Yu Gothic" w:eastAsia="Yu Gothic"/>
-        </w:rPr>
-        <w:t>向いている用途：ブランドの世界観提示、高単価商品の信頼形成</w:t>
-      </w:r>
-    </w:p>
-    <w:p>
-      <w:pPr>
-        <w:pStyle w:val="Heading3"/>
-      </w:pPr>
-      <w:r>
-        <w:rPr>
-          <w:rFonts w:ascii="Yu Gothic" w:hAnsi="Yu Gothic" w:eastAsia="Yu Gothic"/>
-          <w:color w:val="1A1A1A"/>
-        </w:rPr>
-        <w:t>Zalo——クロージングとリピートの場</w:t>
-      </w:r>
-    </w:p>
-    <w:p>
-      <w:r>
-        <w:rPr>
-          <w:rFonts w:ascii="Yu Gothic" w:hAnsi="Yu Gothic" w:eastAsia="Yu Gothic"/>
-        </w:rPr>
-        <w:t>ベトナムの国民的メッセージアプリ（LINEに相当）。広告よりも、</w:t>
-      </w:r>
-      <w:r>
-        <w:rPr>
-          <w:rFonts w:ascii="Yu Gothic" w:hAnsi="Yu Gothic" w:eastAsia="Yu Gothic"/>
-          <w:b/>
-        </w:rPr>
-        <w:t>問い合わせ対応・予約確認・リピート顧客との関係維持</w:t>
-      </w:r>
-      <w:r>
-        <w:rPr>
-          <w:rFonts w:ascii="Yu Gothic" w:hAnsi="Yu Gothic" w:eastAsia="Yu Gothic"/>
-        </w:rPr>
-        <w:t>に使います。広告で興味を持った人が「Zaloで質問→予約」という動線がベトナムの標準です。検証フェーズでも、問い合わせ受付用のZaloアカウント（またはFacebook Messenger）は必ず用意してください。</w:t>
-      </w:r>
-    </w:p>
-    <w:p>
-      <w:r>
-        <w:rPr>
-          <w:rFonts w:ascii="Yu Gothic" w:hAnsi="Yu Gothic" w:eastAsia="Yu Gothic"/>
-          <w:b/>
-        </w:rPr>
-        <w:t>使い分けの基本形</w:t>
-      </w:r>
-      <w:r>
-        <w:rPr>
-          <w:rFonts w:ascii="Yu Gothic" w:hAnsi="Yu Gothic" w:eastAsia="Yu Gothic"/>
-        </w:rPr>
-        <w:t>：TikTokで見つけてもらい、Facebook/Instagramで信頼を作り、広告でリストを集め、Zaloで会話して予約に落とす。全部を完璧にやる必要はありません。検証フェーズでは</w:t>
-      </w:r>
-      <w:r>
-        <w:rPr>
-          <w:rFonts w:ascii="Yu Gothic" w:hAnsi="Yu Gothic" w:eastAsia="Yu Gothic"/>
-          <w:b/>
-        </w:rPr>
-        <w:t>主戦場を2つまで</w:t>
-      </w:r>
-      <w:r>
-        <w:rPr>
-          <w:rFonts w:ascii="Yu Gothic" w:hAnsi="Yu Gothic" w:eastAsia="Yu Gothic"/>
-        </w:rPr>
-        <w:t>に絞ります（例：TikTok＋Facebook広告）。</w:t>
+          <w:b/>
+        </w:rPr>
+        <w:t>推奨</w:t>
+      </w:r>
+      <w:r>
+        <w:rPr>
+          <w:rFonts w:ascii="Yu Gothic" w:hAnsi="Yu Gothic" w:eastAsia="Yu Gothic"/>
+        </w:rPr>
+        <w:t>：検証フェーズは</w:t>
+      </w:r>
+      <w:r>
+        <w:rPr>
+          <w:rFonts w:ascii="Yu Gothic" w:hAnsi="Yu Gothic" w:eastAsia="Yu Gothic"/>
+          <w:b/>
+        </w:rPr>
+        <w:t>メイン市場のアカウント1本に集中</w:t>
+      </w:r>
+      <w:r>
+        <w:rPr>
+          <w:rFonts w:ascii="Yu Gothic" w:hAnsi="Yu Gothic" w:eastAsia="Yu Gothic"/>
+        </w:rPr>
+        <w:t>し、もう片方は最小限（プロフィールだけ用意）。テスト結果を見て、本命が定まってから広げる</w:t>
       </w:r>
     </w:p>
     <w:p>
@@ -5949,94 +6406,37 @@
           <w:rFonts w:ascii="Yu Gothic" w:hAnsi="Yu Gothic" w:eastAsia="Yu Gothic"/>
           <w:color w:val="1A1A1A"/>
         </w:rPr>
-        <w:t>4. KOC・KOL・「借景」——他人の信用を借りる</w:t>
-      </w:r>
-    </w:p>
-    <w:p>
-      <w:r>
-        <w:rPr>
-          <w:rFonts w:ascii="Yu Gothic" w:hAnsi="Yu Gothic" w:eastAsia="Yu Gothic"/>
-        </w:rPr>
-        <w:t>新規参入者には信用がありません。信用ゼロの状態で広告だけ打っても、警戒心の強いベトナムの消費者は動きません。そこで</w:t>
-      </w:r>
-      <w:r>
-        <w:rPr>
-          <w:rFonts w:ascii="Yu Gothic" w:hAnsi="Yu Gothic" w:eastAsia="Yu Gothic"/>
-          <w:b/>
-        </w:rPr>
-        <w:t>他人の信用を借りる</w:t>
-      </w:r>
-      <w:r>
-        <w:rPr>
-          <w:rFonts w:ascii="Yu Gothic" w:hAnsi="Yu Gothic" w:eastAsia="Yu Gothic"/>
-        </w:rPr>
-        <w:t>3つの方法を使います。</w:t>
-      </w:r>
-    </w:p>
-    <w:p>
-      <w:pPr>
-        <w:pStyle w:val="Heading3"/>
-      </w:pPr>
-      <w:r>
-        <w:rPr>
-          <w:rFonts w:ascii="Yu Gothic" w:hAnsi="Yu Gothic" w:eastAsia="Yu Gothic"/>
-          <w:color w:val="1A1A1A"/>
-        </w:rPr>
-        <w:t>KOL（Key Opinion Leader）——有名インフルエンサー</w:t>
-      </w:r>
-    </w:p>
-    <w:p>
-      <w:r>
-        <w:rPr>
-          <w:rFonts w:ascii="Yu Gothic" w:hAnsi="Yu Gothic" w:eastAsia="Yu Gothic"/>
-        </w:rPr>
-        <w:t>数十万〜数百万フォロワーの有名人。認知は一気に広がりますが、費用は高額（1投稿で数千万VND〜＝数十万円〜になることも）で、フォロワーは「広告だと知って」見ています。</w:t>
-      </w:r>
-      <w:r>
-        <w:rPr>
-          <w:rFonts w:ascii="Yu Gothic" w:hAnsi="Yu Gothic" w:eastAsia="Yu Gothic"/>
-          <w:b/>
-        </w:rPr>
-        <w:t>検証フェーズには原則不要</w:t>
-      </w:r>
-      <w:r>
-        <w:rPr>
-          <w:rFonts w:ascii="Yu Gothic" w:hAnsi="Yu Gothic" w:eastAsia="Yu Gothic"/>
-        </w:rPr>
-        <w:t>です。</w:t>
-      </w:r>
-    </w:p>
-    <w:p>
-      <w:pPr>
-        <w:pStyle w:val="Heading3"/>
-      </w:pPr>
-      <w:r>
-        <w:rPr>
-          <w:rFonts w:ascii="Yu Gothic" w:hAnsi="Yu Gothic" w:eastAsia="Yu Gothic"/>
-          <w:color w:val="1A1A1A"/>
-        </w:rPr>
-        <w:t>KOC（Key Opinion Consumer）——消費者に近い発信者</w:t>
-      </w:r>
-    </w:p>
-    <w:p>
-      <w:r>
-        <w:rPr>
-          <w:rFonts w:ascii="Yu Gothic" w:hAnsi="Yu Gothic" w:eastAsia="Yu Gothic"/>
-        </w:rPr>
-        <w:t>数千〜数万フォロワーの「よく発信する一般消費者」。ベトナムのマーケティングでいま最も熱い存在です。費用は1投稿数十万〜数百万VND（数千円〜数万円）程度から。商品提供のみ（ギフティング）で受けてくれることもあります。フォロワーとの距離が近く、</w:t>
-      </w:r>
-      <w:r>
-        <w:rPr>
-          <w:rFonts w:ascii="Yu Gothic" w:hAnsi="Yu Gothic" w:eastAsia="Yu Gothic"/>
-          <w:b/>
-        </w:rPr>
-        <w:t>「友達のおすすめ」として届く</w:t>
-      </w:r>
-      <w:r>
-        <w:rPr>
-          <w:rFonts w:ascii="Yu Gothic" w:hAnsi="Yu Gothic" w:eastAsia="Yu Gothic"/>
-        </w:rPr>
-        <w:t>のが最大の価値です。</w:t>
+        <w:t>4. ステップ3：テスト開始前の「中身」を用意する</w:t>
+      </w:r>
+    </w:p>
+    <w:p>
+      <w:r>
+        <w:rPr>
+          <w:rFonts w:ascii="Yu Gothic" w:hAnsi="Yu Gothic" w:eastAsia="Yu Gothic"/>
+        </w:rPr>
+        <w:t>空っぽのアカウントで広告を回してはいけません。広告で来た人が見て「ちゃんと活動している」と感じる最低限の中身を、テスト開始前に入れます。</w:t>
+      </w:r>
+      <w:r>
+        <w:rPr>
+          <w:rFonts w:ascii="Yu Gothic" w:hAnsi="Yu Gothic" w:eastAsia="Yu Gothic"/>
+          <w:b/>
+        </w:rPr>
+        <w:t>完璧なコンテンツは不要</w:t>
+      </w:r>
+      <w:r>
+        <w:rPr>
+          <w:rFonts w:ascii="Yu Gothic" w:hAnsi="Yu Gothic" w:eastAsia="Yu Gothic"/>
+        </w:rPr>
+        <w:t>です。「実在して、活動している」ことが伝わればいい。</w:t>
+      </w:r>
+    </w:p>
+    <w:p>
+      <w:r>
+        <w:rPr>
+          <w:rFonts w:ascii="Yu Gothic" w:hAnsi="Yu Gothic" w:eastAsia="Yu Gothic"/>
+          <w:b/>
+        </w:rPr>
+        <w:t>テスト開始前に最低限そろえるもの（目安）</w:t>
       </w:r>
     </w:p>
     <w:p>
@@ -6047,20 +6447,20 @@
         <w:rPr>
           <w:rFonts w:ascii="Yu Gothic" w:hAnsi="Yu Gothic" w:eastAsia="Yu Gothic"/>
         </w:rPr>
-        <w:t>検証フェーズでの使い方：</w:t>
-      </w:r>
-      <w:r>
-        <w:rPr>
-          <w:rFonts w:ascii="Yu Gothic" w:hAnsi="Yu Gothic" w:eastAsia="Yu Gothic"/>
-          <w:b/>
-        </w:rPr>
-        <w:t>KOC 3〜5人に体験してもらい、率直な投稿をしてもらう</w:t>
-      </w:r>
-      <w:r>
-        <w:rPr>
-          <w:rFonts w:ascii="Yu Gothic" w:hAnsi="Yu Gothic" w:eastAsia="Yu Gothic"/>
-        </w:rPr>
-        <w:t>。この投稿への反応（コメントの質・保存・シェア）自体が貴重な検証データになります</w:t>
+        <w:t>投稿：各アカウントに</w:t>
+      </w:r>
+      <w:r>
+        <w:rPr>
+          <w:rFonts w:ascii="Yu Gothic" w:hAnsi="Yu Gothic" w:eastAsia="Yu Gothic"/>
+          <w:b/>
+        </w:rPr>
+        <w:t>3〜9本</w:t>
+      </w:r>
+      <w:r>
+        <w:rPr>
+          <w:rFonts w:ascii="Yu Gothic" w:hAnsi="Yu Gothic" w:eastAsia="Yu Gothic"/>
+        </w:rPr>
+        <w:t>。内訳の目安は「①自己紹介・想い」「②商品・体験の紹介」「③お客様の声や実績、または日本での実績」「④よくある疑問への回答（第2講の"疑い"に答える）」</w:t>
       </w:r>
     </w:p>
     <w:p>
@@ -6071,7 +6471,7 @@
         <w:rPr>
           <w:rFonts w:ascii="Yu Gothic" w:hAnsi="Yu Gothic" w:eastAsia="Yu Gothic"/>
         </w:rPr>
-        <w:t>探し方：ハッシュタグ検索で自分のジャンルの投稿者を探す／KOCマッチングのプラットフォームやエージェンシーを使う（付録B参照）</w:t>
+        <w:t>ハイライト／固定投稿：一番伝えたいこと（100%約束できる結果）を最上部に固定</w:t>
       </w:r>
     </w:p>
     <w:p>
@@ -6082,118 +6482,135 @@
         <w:rPr>
           <w:rFonts w:ascii="Yu Gothic" w:hAnsi="Yu Gothic" w:eastAsia="Yu Gothic"/>
         </w:rPr>
-        <w:t>注意：フォロワー数は買えます。</w:t>
-      </w:r>
-      <w:r>
-        <w:rPr>
-          <w:rFonts w:ascii="Yu Gothic" w:hAnsi="Yu Gothic" w:eastAsia="Yu Gothic"/>
-          <w:b/>
-        </w:rPr>
-        <w:t>エンゲージメント（コメントの中身）を見て選ぶ</w:t>
-      </w:r>
-      <w:r>
-        <w:rPr>
-          <w:rFonts w:ascii="Yu Gothic" w:hAnsi="Yu Gothic" w:eastAsia="Yu Gothic"/>
-        </w:rPr>
-        <w:t>こと</w:t>
-      </w:r>
-    </w:p>
-    <w:p>
-      <w:pPr>
-        <w:pStyle w:val="Heading3"/>
-      </w:pPr>
-      <w:r>
-        <w:rPr>
-          <w:rFonts w:ascii="Yu Gothic" w:hAnsi="Yu Gothic" w:eastAsia="Yu Gothic"/>
-          <w:color w:val="1A1A1A"/>
-        </w:rPr>
-        <w:t>借景（しゃっけい）——既存の集客力を借りる</w:t>
-      </w:r>
-    </w:p>
-    <w:p>
-      <w:r>
-        <w:rPr>
-          <w:rFonts w:ascii="Yu Gothic" w:hAnsi="Yu Gothic" w:eastAsia="Yu Gothic"/>
-        </w:rPr>
-        <w:t>庭園技法の「借景」になぞらえた戦略です。自分で集客装置を作らず、</w:t>
-      </w:r>
-      <w:r>
-        <w:rPr>
-          <w:rFonts w:ascii="Yu Gothic" w:hAnsi="Yu Gothic" w:eastAsia="Yu Gothic"/>
-          <w:b/>
-        </w:rPr>
-        <w:t>すでに人が集まっている場所の風景を借りる</w:t>
-      </w:r>
-      <w:r>
-        <w:rPr>
-          <w:rFonts w:ascii="Yu Gothic" w:hAnsi="Yu Gothic" w:eastAsia="Yu Gothic"/>
-        </w:rPr>
-        <w:t>。</w:t>
-      </w:r>
-    </w:p>
-    <w:p>
-      <w:pPr>
-        <w:pStyle w:val="ListBullet"/>
-      </w:pPr>
-      <w:r>
-        <w:rPr>
-          <w:rFonts w:ascii="Yu Gothic" w:hAnsi="Yu Gothic" w:eastAsia="Yu Gothic"/>
-        </w:rPr>
-        <w:t>提携サロン・人気カフェ・日系スーパーの一角でポップアップ体験会を開く</w:t>
-      </w:r>
-    </w:p>
-    <w:p>
-      <w:pPr>
-        <w:pStyle w:val="ListBullet"/>
-      </w:pPr>
-      <w:r>
-        <w:rPr>
-          <w:rFonts w:ascii="Yu Gothic" w:hAnsi="Yu Gothic" w:eastAsia="Yu Gothic"/>
-        </w:rPr>
-        <w:t>現地の日本祭り・商業施設のイベントに出展する</w:t>
-      </w:r>
-    </w:p>
-    <w:p>
-      <w:pPr>
-        <w:pStyle w:val="ListBullet"/>
-      </w:pPr>
-      <w:r>
-        <w:rPr>
-          <w:rFonts w:ascii="Yu Gothic" w:hAnsi="Yu Gothic" w:eastAsia="Yu Gothic"/>
-        </w:rPr>
-        <w:t>既存の人気サービスとコラボする（相手の顧客リストに載せてもらう）</w:t>
-      </w:r>
-    </w:p>
-    <w:p>
-      <w:pPr>
-        <w:pStyle w:val="ListBullet"/>
-      </w:pPr>
-      <w:r>
-        <w:rPr>
-          <w:rFonts w:ascii="Yu Gothic" w:hAnsi="Yu Gothic" w:eastAsia="Yu Gothic"/>
-        </w:rPr>
-        <w:t>人気のFacebookグループ・コミュニティで管理人公認の企画を行う</w:t>
-      </w:r>
-    </w:p>
-    <w:p>
-      <w:r>
-        <w:rPr>
-          <w:rFonts w:ascii="Yu Gothic" w:hAnsi="Yu Gothic" w:eastAsia="Yu Gothic"/>
-        </w:rPr>
-        <w:t>借景の本質は「</w:t>
-      </w:r>
-      <w:r>
-        <w:rPr>
-          <w:rFonts w:ascii="Yu Gothic" w:hAnsi="Yu Gothic" w:eastAsia="Yu Gothic"/>
-          <w:b/>
-        </w:rPr>
-        <w:t>場所の信用ごと借りる</w:t>
-      </w:r>
-      <w:r>
-        <w:rPr>
-          <w:rFonts w:ascii="Yu Gothic" w:hAnsi="Yu Gothic" w:eastAsia="Yu Gothic"/>
-        </w:rPr>
-        <w:t>」ことです。無名のあなたの体験会でも、「あの人気カフェでやっている」だけで警戒心の初期値が下がります。佐藤さんが「提携サロンの時間借り」から始めるのも借景です。</w:t>
+        <w:t>プロフィールの完成：ステップ2の全要素を埋める</w:t>
+      </w:r>
+    </w:p>
+    <w:p>
+      <w:r>
+        <w:rPr>
+          <w:rFonts w:ascii="Yu Gothic" w:hAnsi="Yu Gothic" w:eastAsia="Yu Gothic"/>
+        </w:rPr>
+        <w:t>これは「投稿の型（コンテンツの柱）」を決めておくと、テスト中・参入後もラクになります。柱の例：</w:t>
+      </w:r>
+      <w:r>
+        <w:rPr>
+          <w:rFonts w:ascii="Yu Gothic" w:hAnsi="Yu Gothic" w:eastAsia="Yu Gothic"/>
+          <w:b/>
+        </w:rPr>
+        <w:t>実績・信頼系／体験・映え系／教育・お役立ち系／お客様の声系</w:t>
+      </w:r>
+      <w:r>
+        <w:rPr>
+          <w:rFonts w:ascii="Yu Gothic" w:hAnsi="Yu Gothic" w:eastAsia="Yu Gothic"/>
+        </w:rPr>
+        <w:t>。第5講でテストする訴求も、この柱の上に乗せていきます。</w:t>
+      </w:r>
+    </w:p>
+    <w:p>
+      <w:pPr>
+        <w:ind w:left="360"/>
+      </w:pPr>
+      <w:r>
+        <w:rPr>
+          <w:rFonts w:ascii="Yu Gothic" w:hAnsi="Yu Gothic" w:eastAsia="Yu Gothic"/>
+          <w:b/>
+          <w:i/>
+          <w:color w:val="444444"/>
+        </w:rPr>
+        <w:t>AIプロンプト⑧：SNSアカウント設計</w:t>
+      </w:r>
+      <w:r>
+        <w:rPr>
+          <w:rFonts w:ascii="Yu Gothic" w:hAnsi="Yu Gothic" w:eastAsia="Yu Gothic"/>
+          <w:i/>
+          <w:color w:val="444444"/>
+        </w:rPr>
+        <w:t xml:space="preserve"> </w:t>
+      </w:r>
+      <w:r>
+        <w:rPr>
+          <w:rFonts w:ascii="Consolas" w:hAnsi="Consolas" w:eastAsia="Consolas"/>
+          <w:i/>
+          <w:color w:val="444444"/>
+        </w:rPr>
+        <w:t>`</w:t>
+      </w:r>
+      <w:r>
+        <w:rPr>
+          <w:rFonts w:ascii="Yu Gothic" w:hAnsi="Yu Gothic" w:eastAsia="Yu Gothic"/>
+          <w:i/>
+          <w:color w:val="444444"/>
+        </w:rPr>
+        <w:t xml:space="preserve"> あなたはベトナム市場のSNSマーケティングの専門家です。 以下の商品について、検証フェーズを始める前のSNSアカウントを 設計してください。 ■ 入口商品設計書（第2講）：【貼り付け】 ■ ローカライズ設計シート（第3講）：【貼り付け】 ■ 主戦場にするプラットフォーム：【例：TikTok＋Facebook】 ■ 狙う市場：【ベトナム人／在越日本人／二段構え】 各プラットフォームについて、以下を提案してください。 1. アカウント名の案（3つ。ベトナム語表記＋読み方） 2. 自己紹介文（bio）の文案（ベトナム語＋日本語訳。数字と証拠で） 3. カバー画像に入れるコピーと要素 4. 固定/ハイライトに置くべき情報 5. テスト開始前に投稿する初期コンテンツ3〜9本の案    （タイトルと1行の内容。第2講の"顧客の疑い"に答えるものを含める） 6. 「信頼される」ために各プロフィールに必ず入れるべき実在の証明 </w:t>
+      </w:r>
+      <w:r>
+        <w:rPr>
+          <w:rFonts w:ascii="Consolas" w:hAnsi="Consolas" w:eastAsia="Consolas"/>
+          <w:i/>
+          <w:color w:val="444444"/>
+        </w:rPr>
+        <w:t>`</w:t>
+      </w:r>
+    </w:p>
+    <w:p>
+      <w:pPr>
+        <w:ind w:left="360"/>
+      </w:pPr>
+      <w:r>
+        <w:rPr>
+          <w:rFonts w:ascii="Yu Gothic" w:hAnsi="Yu Gothic" w:eastAsia="Yu Gothic"/>
+          <w:b/>
+          <w:i/>
+          <w:color w:val="444444"/>
+        </w:rPr>
+        <w:t>AIプロンプト⑨：初期投稿の台本・文案</w:t>
+      </w:r>
+      <w:r>
+        <w:rPr>
+          <w:rFonts w:ascii="Yu Gothic" w:hAnsi="Yu Gothic" w:eastAsia="Yu Gothic"/>
+          <w:i/>
+          <w:color w:val="444444"/>
+        </w:rPr>
+        <w:t xml:space="preserve"> </w:t>
+      </w:r>
+      <w:r>
+        <w:rPr>
+          <w:rFonts w:ascii="Consolas" w:hAnsi="Consolas" w:eastAsia="Consolas"/>
+          <w:i/>
+          <w:color w:val="444444"/>
+        </w:rPr>
+        <w:t>`</w:t>
+      </w:r>
+      <w:r>
+        <w:rPr>
+          <w:rFonts w:ascii="Yu Gothic" w:hAnsi="Yu Gothic" w:eastAsia="Yu Gothic"/>
+          <w:i/>
+          <w:color w:val="444444"/>
+        </w:rPr>
+        <w:t xml:space="preserve"> 上のアカウント設計のうち、初期投稿【本数】本の実際の中身を 作ってください。 - TikTok動画は30秒台本（冒頭3秒のフック→本編→締め） - Facebook/Instagram投稿は本文＋ハッシュタグ案 - ベトナム語は都市部の20〜40代に自然な口語で。日本語訳を併記 - 各投稿の「この投稿で信頼してもらう狙い」を1行添える </w:t>
+      </w:r>
+      <w:r>
+        <w:rPr>
+          <w:rFonts w:ascii="Consolas" w:hAnsi="Consolas" w:eastAsia="Consolas"/>
+          <w:i/>
+          <w:color w:val="444444"/>
+        </w:rPr>
+        <w:t>`</w:t>
+      </w:r>
+    </w:p>
+    <w:p>
+      <w:r>
+        <w:rPr>
+          <w:rFonts w:ascii="Yu Gothic" w:hAnsi="Yu Gothic" w:eastAsia="Yu Gothic"/>
+          <w:b/>
+        </w:rPr>
+        <w:t>ベトナム語は必ずネイティブチェックを。</w:t>
+      </w:r>
+      <w:r>
+        <w:rPr>
+          <w:rFonts w:ascii="Yu Gothic" w:hAnsi="Yu Gothic" w:eastAsia="Yu Gothic"/>
+        </w:rPr>
+        <w:t xml:space="preserve"> AIのベトナム語は実用レベルですが、プロフィールや投稿として出す前に、ネイティブ1人のチェックを挟んでください（クラウドソーシング等で数千円）。不自然なベトナム語のアカウントは、それ自体が「怪しい外国業者」のシグナルになります。</w:t>
       </w:r>
     </w:p>
     <w:p>
@@ -6212,7 +6629,1192 @@
           <w:rFonts w:ascii="Yu Gothic" w:hAnsi="Yu Gothic" w:eastAsia="Yu Gothic"/>
           <w:color w:val="1A1A1A"/>
         </w:rPr>
-        <w:t>5. ABテストの設計——何を、どう比べるか</w:t>
+        <w:t>5. ステップ4：受け皿と問い合わせ導線を作る</w:t>
+      </w:r>
+    </w:p>
+    <w:p>
+      <w:r>
+        <w:rPr>
+          <w:rFonts w:ascii="Yu Gothic" w:hAnsi="Yu Gothic" w:eastAsia="Yu Gothic"/>
+        </w:rPr>
+        <w:t>広告をクリックした人・投稿を見た人が「行動」できる着地点を用意します。ここが無いと、第5講で「行動」を測れません。</w:t>
+      </w:r>
+    </w:p>
+    <w:p>
+      <w:pPr>
+        <w:pStyle w:val="ListBullet"/>
+      </w:pPr>
+      <w:r>
+        <w:rPr>
+          <w:rFonts w:ascii="Yu Gothic" w:hAnsi="Yu Gothic" w:eastAsia="Yu Gothic"/>
+          <w:b/>
+        </w:rPr>
+        <w:t>リード獲得フォーム</w:t>
+      </w:r>
+      <w:r>
+        <w:rPr>
+          <w:rFonts w:ascii="Yu Gothic" w:hAnsi="Yu Gothic" w:eastAsia="Yu Gothic"/>
+        </w:rPr>
+        <w:t>：Facebookのリード獲得広告のフォーム、またはGoogleフォーム。項目は</w:t>
+      </w:r>
+      <w:r>
+        <w:rPr>
+          <w:rFonts w:ascii="Yu Gothic" w:hAnsi="Yu Gothic" w:eastAsia="Yu Gothic"/>
+          <w:b/>
+        </w:rPr>
+        <w:t>最小限</w:t>
+      </w:r>
+      <w:r>
+        <w:rPr>
+          <w:rFonts w:ascii="Yu Gothic" w:hAnsi="Yu Gothic" w:eastAsia="Yu Gothic"/>
+        </w:rPr>
+        <w:t>に（名前・連絡先・希望日程程度。項目が多いと離脱します）</w:t>
+      </w:r>
+    </w:p>
+    <w:p>
+      <w:pPr>
+        <w:pStyle w:val="ListBullet"/>
+      </w:pPr>
+      <w:r>
+        <w:rPr>
+          <w:rFonts w:ascii="Yu Gothic" w:hAnsi="Yu Gothic" w:eastAsia="Yu Gothic"/>
+          <w:b/>
+        </w:rPr>
+        <w:t>問い合わせ窓口</w:t>
+      </w:r>
+      <w:r>
+        <w:rPr>
+          <w:rFonts w:ascii="Yu Gothic" w:hAnsi="Yu Gothic" w:eastAsia="Yu Gothic"/>
+        </w:rPr>
+        <w:t>：</w:t>
+      </w:r>
+      <w:r>
+        <w:rPr>
+          <w:rFonts w:ascii="Yu Gothic" w:hAnsi="Yu Gothic" w:eastAsia="Yu Gothic"/>
+          <w:b/>
+        </w:rPr>
+        <w:t>Zaloアカウント（またはFacebook Messenger）</w:t>
+      </w:r>
+      <w:r>
+        <w:rPr>
+          <w:rFonts w:ascii="Yu Gothic" w:hAnsi="Yu Gothic" w:eastAsia="Yu Gothic"/>
+        </w:rPr>
+        <w:t>を必ず用意。ベトナムでは「広告→メッセージで質問→予約」が標準動線</w:t>
+      </w:r>
+    </w:p>
+    <w:p>
+      <w:pPr>
+        <w:pStyle w:val="ListBullet"/>
+      </w:pPr>
+      <w:r>
+        <w:rPr>
+          <w:rFonts w:ascii="Yu Gothic" w:hAnsi="Yu Gothic" w:eastAsia="Yu Gothic"/>
+          <w:b/>
+        </w:rPr>
+        <w:t>初回応答文（テンプレ）</w:t>
+      </w:r>
+      <w:r>
+        <w:rPr>
+          <w:rFonts w:ascii="Yu Gothic" w:hAnsi="Yu Gothic" w:eastAsia="Yu Gothic"/>
+        </w:rPr>
+        <w:t>：問い合わせに即返信できるよう、あいさつ・料金・予約方法・「強引な勧誘はしない」旨を含むテンプレを準備しておく</w:t>
+      </w:r>
+    </w:p>
+    <w:p>
+      <w:r>
+        <w:rPr>
+          <w:rFonts w:ascii="Yu Gothic" w:hAnsi="Yu Gothic" w:eastAsia="Yu Gothic"/>
+        </w:rPr>
+        <w:t>検証フェーズでは、立派なホームページは不要です。</w:t>
+      </w:r>
+      <w:r>
+        <w:rPr>
+          <w:rFonts w:ascii="Yu Gothic" w:hAnsi="Yu Gothic" w:eastAsia="Yu Gothic"/>
+          <w:b/>
+        </w:rPr>
+        <w:t>Facebookページ＋フォーム＋Zalo窓口</w:t>
+      </w:r>
+      <w:r>
+        <w:rPr>
+          <w:rFonts w:ascii="Yu Gothic" w:hAnsi="Yu Gothic" w:eastAsia="Yu Gothic"/>
+        </w:rPr>
+        <w:t>で十分に「行動」が測れます。</w:t>
+      </w:r>
+    </w:p>
+    <w:p>
+      <w:pPr>
+        <w:pBdr>
+          <w:bottom w:val="single" w:sz="6" w:space="1" w:color="CCCCCC"/>
+        </w:pBdr>
+      </w:pPr>
+    </w:p>
+    <w:p>
+      <w:pPr>
+        <w:pStyle w:val="Heading2"/>
+      </w:pPr>
+      <w:r>
+        <w:rPr>
+          <w:rFonts w:ascii="Yu Gothic" w:hAnsi="Yu Gothic" w:eastAsia="Yu Gothic"/>
+          <w:color w:val="1A1A1A"/>
+        </w:rPr>
+        <w:t>6. 成果物：SNSアカウント設計・設定シート</w:t>
+      </w:r>
+    </w:p>
+    <w:p>
+      <w:pPr>
+        <w:spacing w:before="80" w:after="80"/>
+        <w:ind w:left="240"/>
+        <w:shd w:val="clear" w:fill="F2F2F2"/>
+      </w:pPr>
+      <w:r>
+        <w:rPr>
+          <w:rFonts w:ascii="Consolas" w:hAnsi="Consolas" w:eastAsia="Consolas"/>
+          <w:sz w:val="18"/>
+        </w:rPr>
+        <w:t>■ SNSアカウント設計・設定シート（第4講成果物）</w:t>
+        <w:br/>
+        <w:br/>
+        <w:t>作成日：</w:t>
+        <w:br/>
+        <w:t>─────────────────────────────</w:t>
+        <w:br/>
+        <w:t>1. 主戦場（発信2つ＋受け皿）</w:t>
+        <w:br/>
+        <w:t xml:space="preserve">   発信①：　　　　　発信②：　　　　　受け皿：Zalo / Messenger</w:t>
+        <w:br/>
+        <w:br/>
+        <w:t>2. アカウント設定チェック</w:t>
+        <w:br/>
+        <w:t xml:space="preserve">   ┌ Facebookページ：□開設 □bio □カバー □連絡先 □初期投稿　本</w:t>
+        <w:br/>
+        <w:t xml:space="preserve">   ├ TikTok：□開設(ビジネス) □bio □初期投稿　本</w:t>
+        <w:br/>
+        <w:t xml:space="preserve">   ├ Instagram：□（使う場合）開設(プロ) □bio □初期投稿　本</w:t>
+        <w:br/>
+        <w:t xml:space="preserve">   ├ Meta Business Suite：□広告アカウント作成 □支払い登録</w:t>
+        <w:br/>
+        <w:t xml:space="preserve">   │                      □管理者権限は自社が保持</w:t>
+        <w:br/>
+        <w:t xml:space="preserve">   └ Zalo/Messenger：□開設 □初回応答テンプレ作成</w:t>
+        <w:br/>
+        <w:br/>
+        <w:t>3. プロフィール設計（メイン市場）</w:t>
+        <w:br/>
+        <w:t xml:space="preserve">   アカウント名：</w:t>
+        <w:br/>
+        <w:t xml:space="preserve">   bio（数字と証拠で）：</w:t>
+        <w:br/>
+        <w:t xml:space="preserve">   カバーのコピー：</w:t>
+        <w:br/>
+        <w:t xml:space="preserve">   実在の証明として載せたもの：</w:t>
+        <w:br/>
+        <w:br/>
+        <w:t>4. コンテンツの柱（投稿の型）</w:t>
+        <w:br/>
+        <w:t xml:space="preserve">   ①　　　　　②　　　　　③　　　　　④</w:t>
+        <w:br/>
+        <w:br/>
+        <w:t>5. 受け皿</w:t>
+        <w:br/>
+        <w:t xml:space="preserve">   フォームURL：</w:t>
+        <w:br/>
+        <w:t xml:space="preserve">   Zalo/Messenger窓口：</w:t>
+        <w:br/>
+        <w:t xml:space="preserve">   初回応答テンプレ：（別途保存）</w:t>
+        <w:br/>
+        <w:br/>
+        <w:t>6. ネイティブチェック：□ プロフィール・初期投稿を確認済み</w:t>
+        <w:br/>
+        <w:t>─────────────────────────────</w:t>
+      </w:r>
+    </w:p>
+    <w:p>
+      <w:pPr>
+        <w:pBdr>
+          <w:bottom w:val="single" w:sz="6" w:space="1" w:color="CCCCCC"/>
+        </w:pBdr>
+      </w:pPr>
+    </w:p>
+    <w:p>
+      <w:pPr>
+        <w:pStyle w:val="Heading2"/>
+      </w:pPr>
+      <w:r>
+        <w:rPr>
+          <w:rFonts w:ascii="Yu Gothic" w:hAnsi="Yu Gothic" w:eastAsia="Yu Gothic"/>
+          <w:color w:val="1A1A1A"/>
+        </w:rPr>
+        <w:t>7. 佐藤さんの例</w:t>
+      </w:r>
+    </w:p>
+    <w:p>
+      <w:r>
+        <w:rPr>
+          <w:rFonts w:ascii="Yu Gothic" w:hAnsi="Yu Gothic" w:eastAsia="Yu Gothic"/>
+        </w:rPr>
+        <w:t>佐藤さん（日本式フェイシャル）のSNSアカウント設計を見てみましょう。第3講のペルソナ・レビューで出た「日本人が本当にいる証拠が見たい」という最大の懸念が、アカウント設計の中心テーマになりました。</w:t>
+      </w:r>
+    </w:p>
+    <w:p>
+      <w:r>
+        <w:rPr>
+          <w:rFonts w:ascii="Yu Gothic" w:hAnsi="Yu Gothic" w:eastAsia="Yu Gothic"/>
+          <w:b/>
+        </w:rPr>
+        <w:t>主戦場</w:t>
+      </w:r>
+      <w:r>
+        <w:rPr>
+          <w:rFonts w:ascii="Yu Gothic" w:hAnsi="Yu Gothic" w:eastAsia="Yu Gothic"/>
+        </w:rPr>
+        <w:t>：TikTok（発見・顔出しの信頼）＋Facebook（広告と受け皿）。Zaloを問い合わせ窓口に。Instagramはプロフィールだけ用意して後回し。</w:t>
+      </w:r>
+    </w:p>
+    <w:p>
+      <w:r>
+        <w:rPr>
+          <w:rFonts w:ascii="Yu Gothic" w:hAnsi="Yu Gothic" w:eastAsia="Yu Gothic"/>
+          <w:b/>
+        </w:rPr>
+        <w:t>TikTokアカウント</w:t>
+      </w:r>
+    </w:p>
+    <w:p>
+      <w:pPr>
+        <w:pStyle w:val="ListBullet"/>
+      </w:pPr>
+      <w:r>
+        <w:rPr>
+          <w:rFonts w:ascii="Yu Gothic" w:hAnsi="Yu Gothic" w:eastAsia="Yu Gothic"/>
+        </w:rPr>
+        <w:t>名前：</w:t>
+      </w:r>
+      <w:r>
+        <w:rPr>
+          <w:rFonts w:ascii="Consolas" w:hAnsi="Consolas" w:eastAsia="Consolas"/>
+          <w:color w:val="C7254E"/>
+        </w:rPr>
+        <w:t>Tokyo Facial · Cô Sato（サトウ先生）</w:t>
+      </w:r>
+      <w:r>
+        <w:rPr>
+          <w:rFonts w:ascii="Yu Gothic" w:hAnsi="Yu Gothic" w:eastAsia="Yu Gothic"/>
+        </w:rPr>
+        <w:t>——人名を出して「実在する日本人」を前面に</w:t>
+      </w:r>
+    </w:p>
+    <w:p>
+      <w:pPr>
+        <w:pStyle w:val="ListBullet"/>
+      </w:pPr>
+      <w:r>
+        <w:rPr>
+          <w:rFonts w:ascii="Yu Gothic" w:hAnsi="Yu Gothic" w:eastAsia="Yu Gothic"/>
+        </w:rPr>
+        <w:t>bio：「東京で15年・6万回の施術／銀座と同じ32手順を、ホーチミンで。予約はZalo→」</w:t>
+      </w:r>
+    </w:p>
+    <w:p>
+      <w:pPr>
+        <w:pStyle w:val="ListBullet"/>
+      </w:pPr>
+      <w:r>
+        <w:rPr>
+          <w:rFonts w:ascii="Yu Gothic" w:hAnsi="Yu Gothic" w:eastAsia="Yu Gothic"/>
+        </w:rPr>
+        <w:t>初期投稿6本：①佐藤先生の自己紹介（顔出し・なぜベトナムへ）②「日本のサロンの1日」③32手順のうち3手順の実演 ④「安いサロンで肌荒れした人へ」（疑いに回答）⑤使用化粧品が日本正規品である証明 ⑥お客様（在越日本人モニター）の声</w:t>
+      </w:r>
+    </w:p>
+    <w:p>
+      <w:r>
+        <w:rPr>
+          <w:rFonts w:ascii="Yu Gothic" w:hAnsi="Yu Gothic" w:eastAsia="Yu Gothic"/>
+          <w:b/>
+        </w:rPr>
+        <w:t>Facebookページ</w:t>
+      </w:r>
+    </w:p>
+    <w:p>
+      <w:pPr>
+        <w:pStyle w:val="ListBullet"/>
+      </w:pPr>
+      <w:r>
+        <w:rPr>
+          <w:rFonts w:ascii="Yu Gothic" w:hAnsi="Yu Gothic" w:eastAsia="Yu Gothic"/>
+        </w:rPr>
+        <w:t>カバー：「Da đẹp chuẩn Nhật（日本基準の美肌）／日本人技術者が担当／満足できなければ全額返金」</w:t>
+      </w:r>
+    </w:p>
+    <w:p>
+      <w:pPr>
+        <w:pStyle w:val="ListBullet"/>
+      </w:pPr>
+      <w:r>
+        <w:rPr>
+          <w:rFonts w:ascii="Yu Gothic" w:hAnsi="Yu Gothic" w:eastAsia="Yu Gothic"/>
+        </w:rPr>
+        <w:t>実在の証明：佐藤先生の顔写真、日本の店舗の写真、化粧品のロット番号がわかる写真</w:t>
+      </w:r>
+    </w:p>
+    <w:p>
+      <w:r>
+        <w:rPr>
+          <w:rFonts w:ascii="Yu Gothic" w:hAnsi="Yu Gothic" w:eastAsia="Yu Gothic"/>
+          <w:b/>
+        </w:rPr>
+        <w:t>受け皿</w:t>
+      </w:r>
+      <w:r>
+        <w:rPr>
+          <w:rFonts w:ascii="Yu Gothic" w:hAnsi="Yu Gothic" w:eastAsia="Yu Gothic"/>
+        </w:rPr>
+        <w:t>：リード獲得フォームは「名前・電話・希望日」の3項目のみ（第5講のテストで「フォーム項目が多いと離脱」が判明する前だが、最初から最小限にしていた）。Zaloの初回応答文に「強引な勧誘は一切しません」を明記。</w:t>
+      </w:r>
+    </w:p>
+    <w:p>
+      <w:r>
+        <w:rPr>
+          <w:rFonts w:ascii="Yu Gothic" w:hAnsi="Yu Gothic" w:eastAsia="Yu Gothic"/>
+          <w:b/>
+        </w:rPr>
+        <w:t>ネイティブチェック</w:t>
+      </w:r>
+      <w:r>
+        <w:rPr>
+          <w:rFonts w:ascii="Yu Gothic" w:hAnsi="Yu Gothic" w:eastAsia="Yu Gothic"/>
+        </w:rPr>
+        <w:t>：ベトナム人スタッフ候補1名に、TikTokのbioと初期投稿の字幕をチェックしてもらい、「先生」のニュアンス（ベトナムでは"cô"が親しみと敬意を両立）を調整。</w:t>
+      </w:r>
+    </w:p>
+    <w:p>
+      <w:r>
+        <w:rPr>
+          <w:rFonts w:ascii="Yu Gothic" w:hAnsi="Yu Gothic" w:eastAsia="Yu Gothic"/>
+        </w:rPr>
+        <w:t>このアカウントが整ったことで、次の第5講のテストは「訴求の良し悪し」だけをきれいに測れる状態になりました。</w:t>
+      </w:r>
+    </w:p>
+    <w:p>
+      <w:pPr>
+        <w:pBdr>
+          <w:bottom w:val="single" w:sz="6" w:space="1" w:color="CCCCCC"/>
+        </w:pBdr>
+      </w:pPr>
+    </w:p>
+    <w:p>
+      <w:pPr>
+        <w:pStyle w:val="Heading2"/>
+      </w:pPr>
+      <w:r>
+        <w:rPr>
+          <w:rFonts w:ascii="Yu Gothic" w:hAnsi="Yu Gothic" w:eastAsia="Yu Gothic"/>
+          <w:color w:val="1A1A1A"/>
+        </w:rPr>
+        <w:t>8. 第4講のまとめ</w:t>
+      </w:r>
+    </w:p>
+    <w:p>
+      <w:pPr>
+        <w:pStyle w:val="ListBullet"/>
+      </w:pPr>
+      <w:r>
+        <w:rPr>
+          <w:rFonts w:ascii="Yu Gothic" w:hAnsi="Yu Gothic" w:eastAsia="Yu Gothic"/>
+        </w:rPr>
+        <w:t>ベトナムの消費者は広告を見たら</w:t>
+      </w:r>
+      <w:r>
+        <w:rPr>
+          <w:rFonts w:ascii="Yu Gothic" w:hAnsi="Yu Gothic" w:eastAsia="Yu Gothic"/>
+          <w:b/>
+        </w:rPr>
+        <w:t>必ずアカウントを見に行く</w:t>
+      </w:r>
+      <w:r>
+        <w:rPr>
+          <w:rFonts w:ascii="Yu Gothic" w:hAnsi="Yu Gothic" w:eastAsia="Yu Gothic"/>
+        </w:rPr>
+        <w:t>。空のアカウントは信頼を壊す</w:t>
+      </w:r>
+    </w:p>
+    <w:p>
+      <w:pPr>
+        <w:pStyle w:val="ListBullet"/>
+      </w:pPr>
+      <w:r>
+        <w:rPr>
+          <w:rFonts w:ascii="Yu Gothic" w:hAnsi="Yu Gothic" w:eastAsia="Yu Gothic"/>
+        </w:rPr>
+        <w:t>だから</w:t>
+      </w:r>
+      <w:r>
+        <w:rPr>
+          <w:rFonts w:ascii="Yu Gothic" w:hAnsi="Yu Gothic" w:eastAsia="Yu Gothic"/>
+          <w:b/>
+        </w:rPr>
+        <w:t>テストの前に土俵（アカウント）を整える</w:t>
+      </w:r>
+      <w:r>
+        <w:rPr>
+          <w:rFonts w:ascii="Yu Gothic" w:hAnsi="Yu Gothic" w:eastAsia="Yu Gothic"/>
+        </w:rPr>
+        <w:t>。順番を逆にすると、テスト結果が汚れる</w:t>
+      </w:r>
+    </w:p>
+    <w:p>
+      <w:pPr>
+        <w:pStyle w:val="ListBullet"/>
+      </w:pPr>
+      <w:r>
+        <w:rPr>
+          <w:rFonts w:ascii="Yu Gothic" w:hAnsi="Yu Gothic" w:eastAsia="Yu Gothic"/>
+        </w:rPr>
+        <w:t>プラットフォームは役割で理解する：</w:t>
+      </w:r>
+      <w:r>
+        <w:rPr>
+          <w:rFonts w:ascii="Yu Gothic" w:hAnsi="Yu Gothic" w:eastAsia="Yu Gothic"/>
+          <w:b/>
+        </w:rPr>
+        <w:t>Facebook（広告と受け皿）／TikTok（発見と信頼）／Instagram（世界観）／Zalo（クロージング）</w:t>
+      </w:r>
+      <w:r>
+        <w:rPr>
+          <w:rFonts w:ascii="Yu Gothic" w:hAnsi="Yu Gothic" w:eastAsia="Yu Gothic"/>
+        </w:rPr>
+        <w:t>。検証は発信2つ＋受け皿に絞る</w:t>
+      </w:r>
+    </w:p>
+    <w:p>
+      <w:pPr>
+        <w:pStyle w:val="ListBullet"/>
+      </w:pPr>
+      <w:r>
+        <w:rPr>
+          <w:rFonts w:ascii="Yu Gothic" w:hAnsi="Yu Gothic" w:eastAsia="Yu Gothic"/>
+        </w:rPr>
+        <w:t>アカウントそのものが最初の広告。</w:t>
+      </w:r>
+      <w:r>
+        <w:rPr>
+          <w:rFonts w:ascii="Yu Gothic" w:hAnsi="Yu Gothic" w:eastAsia="Yu Gothic"/>
+          <w:b/>
+        </w:rPr>
+        <w:t>プロフィールと初期投稿に「実在の証明」と第3講の訴求</w:t>
+      </w:r>
+      <w:r>
+        <w:rPr>
+          <w:rFonts w:ascii="Yu Gothic" w:hAnsi="Yu Gothic" w:eastAsia="Yu Gothic"/>
+        </w:rPr>
+        <w:t>を反映する</w:t>
+      </w:r>
+    </w:p>
+    <w:p>
+      <w:pPr>
+        <w:pStyle w:val="ListBullet"/>
+      </w:pPr>
+      <w:r>
+        <w:rPr>
+          <w:rFonts w:ascii="Yu Gothic" w:hAnsi="Yu Gothic" w:eastAsia="Yu Gothic"/>
+        </w:rPr>
+        <w:t>広告アカウントの</w:t>
+      </w:r>
+      <w:r>
+        <w:rPr>
+          <w:rFonts w:ascii="Yu Gothic" w:hAnsi="Yu Gothic" w:eastAsia="Yu Gothic"/>
+          <w:b/>
+        </w:rPr>
+        <w:t>管理者権限は自社が保持</w:t>
+      </w:r>
+      <w:r>
+        <w:rPr>
+          <w:rFonts w:ascii="Yu Gothic" w:hAnsi="Yu Gothic" w:eastAsia="Yu Gothic"/>
+        </w:rPr>
+        <w:t>。ベトナム語は</w:t>
+      </w:r>
+      <w:r>
+        <w:rPr>
+          <w:rFonts w:ascii="Yu Gothic" w:hAnsi="Yu Gothic" w:eastAsia="Yu Gothic"/>
+          <w:b/>
+        </w:rPr>
+        <w:t>必ずネイティブチェック</w:t>
+      </w:r>
+    </w:p>
+    <w:p>
+      <w:r>
+        <w:rPr>
+          <w:rFonts w:ascii="Yu Gothic" w:hAnsi="Yu Gothic" w:eastAsia="Yu Gothic"/>
+          <w:b/>
+        </w:rPr>
+        <w:t>▸ 第4講終了：検証と参入の土台になるSNSアカウント一式が整った</w:t>
+      </w:r>
+    </w:p>
+    <w:p>
+      <w:r>
+        <w:rPr>
+          <w:rFonts w:ascii="Yu Gothic" w:hAnsi="Yu Gothic" w:eastAsia="Yu Gothic"/>
+        </w:rPr>
+        <w:t>土俵ができました。いよいよ次の第5講で、第3講の仮説をこの土俵の上でぶつけ、行動データで検証します。</w:t>
+      </w:r>
+    </w:p>
+    <w:p>
+      <w:r>
+        <w:rPr>
+          <w:rFonts w:ascii="Yu Gothic" w:hAnsi="Yu Gothic" w:eastAsia="Yu Gothic"/>
+          <w:b/>
+        </w:rPr>
+        <w:t>→ 第5講へ進む</w:t>
+      </w:r>
+    </w:p>
+    <w:p>
+      <w:pPr>
+        <w:pBdr>
+          <w:bottom w:val="single" w:sz="6" w:space="1" w:color="CCCCCC"/>
+        </w:pBdr>
+      </w:pPr>
+    </w:p>
+    <w:p>
+      <w:pPr>
+        <w:pStyle w:val="Heading1"/>
+      </w:pPr>
+      <w:r>
+        <w:rPr>
+          <w:rFonts w:ascii="Yu Gothic" w:hAnsi="Yu Gothic" w:eastAsia="Yu Gothic"/>
+          <w:color w:val="1A1A1A"/>
+        </w:rPr>
+        <w:t>第5講　デジタルマーケでリサーチする（ABテスト設計）</w:t>
+      </w:r>
+    </w:p>
+    <w:p>
+      <w:pPr>
+        <w:ind w:left="360"/>
+      </w:pPr>
+      <w:r>
+        <w:rPr>
+          <w:rFonts w:ascii="Yu Gothic" w:hAnsi="Yu Gothic" w:eastAsia="Yu Gothic"/>
+          <w:b/>
+          <w:i/>
+          <w:color w:val="444444"/>
+        </w:rPr>
+        <w:t>第5講を終えると</w:t>
+      </w:r>
+      <w:r>
+        <w:rPr>
+          <w:rFonts w:ascii="Yu Gothic" w:hAnsi="Yu Gothic" w:eastAsia="Yu Gothic"/>
+          <w:i/>
+          <w:color w:val="444444"/>
+        </w:rPr>
+        <w:t>：固定費ゼロで「当たるか」を確認する2週間〜2ヶ月の検証フェーズの設計図——</w:t>
+      </w:r>
+      <w:r>
+        <w:rPr>
+          <w:rFonts w:ascii="Yu Gothic" w:hAnsi="Yu Gothic" w:eastAsia="Yu Gothic"/>
+          <w:b/>
+          <w:i/>
+          <w:color w:val="444444"/>
+        </w:rPr>
+        <w:t>ABテスト設計書</w:t>
+      </w:r>
+      <w:r>
+        <w:rPr>
+          <w:rFonts w:ascii="Yu Gothic" w:hAnsi="Yu Gothic" w:eastAsia="Yu Gothic"/>
+          <w:i/>
+          <w:color w:val="444444"/>
+        </w:rPr>
+        <w:t>が完成します。第4講で整えたアカウントを土俵に、KOC・KOL・「借景」も使って市場に問いを投げます。</w:t>
+      </w:r>
+    </w:p>
+    <w:p>
+      <w:pPr>
+        <w:pBdr>
+          <w:bottom w:val="single" w:sz="6" w:space="1" w:color="CCCCCC"/>
+        </w:pBdr>
+      </w:pPr>
+    </w:p>
+    <w:p>
+      <w:pPr>
+        <w:pStyle w:val="Heading2"/>
+      </w:pPr>
+      <w:r>
+        <w:rPr>
+          <w:rFonts w:ascii="Yu Gothic" w:hAnsi="Yu Gothic" w:eastAsia="Yu Gothic"/>
+          <w:color w:val="1A1A1A"/>
+        </w:rPr>
+        <w:t>1. 検証フェーズの考え方——虎に乗る前の試乗</w:t>
+      </w:r>
+    </w:p>
+    <w:p>
+      <w:r>
+        <w:rPr>
+          <w:rFonts w:ascii="Yu Gothic" w:hAnsi="Yu Gothic" w:eastAsia="Yu Gothic"/>
+        </w:rPr>
+        <w:t>序章の言葉を思い出してください。法人・店舗・雇用は「虎の背」です。乗ったら降りられない。だからその前に、</w:t>
+      </w:r>
+      <w:r>
+        <w:rPr>
+          <w:rFonts w:ascii="Yu Gothic" w:hAnsi="Yu Gothic" w:eastAsia="Yu Gothic"/>
+          <w:b/>
+        </w:rPr>
+        <w:t>スマホの中で試乗</w:t>
+      </w:r>
+      <w:r>
+        <w:rPr>
+          <w:rFonts w:ascii="Yu Gothic" w:hAnsi="Yu Gothic" w:eastAsia="Yu Gothic"/>
+        </w:rPr>
+        <w:t>します。第4講でアカウントという土俵を作ったのは、この試乗を正しく行うためでした。</w:t>
+      </w:r>
+    </w:p>
+    <w:p>
+      <w:r>
+        <w:rPr>
+          <w:rFonts w:ascii="Yu Gothic" w:hAnsi="Yu Gothic" w:eastAsia="Yu Gothic"/>
+        </w:rPr>
+        <w:t>検証フェーズの原則は3つです。</w:t>
+      </w:r>
+    </w:p>
+    <w:p>
+      <w:r>
+        <w:rPr>
+          <w:rFonts w:ascii="Yu Gothic" w:hAnsi="Yu Gothic" w:eastAsia="Yu Gothic"/>
+          <w:b/>
+        </w:rPr>
+        <w:t>原則1：固定費ゼロ</w:t>
+      </w:r>
+    </w:p>
+    <w:p>
+      <w:r>
+        <w:rPr>
+          <w:rFonts w:ascii="Yu Gothic" w:hAnsi="Yu Gothic" w:eastAsia="Yu Gothic"/>
+        </w:rPr>
+        <w:t>店舗を借りない。人を雇わない。法人を作らない。使うのは広告費（変動費）と自分の時間だけ。やめたければ明日やめられる状態を保ちます。</w:t>
+      </w:r>
+    </w:p>
+    <w:p>
+      <w:r>
+        <w:rPr>
+          <w:rFonts w:ascii="Yu Gothic" w:hAnsi="Yu Gothic" w:eastAsia="Yu Gothic"/>
+          <w:b/>
+        </w:rPr>
+        <w:t>原則2：測るのは「意見」ではなく「行動」</w:t>
+      </w:r>
+    </w:p>
+    <w:p>
+      <w:r>
+        <w:rPr>
+          <w:rFonts w:ascii="Yu Gothic" w:hAnsi="Yu Gothic" w:eastAsia="Yu Gothic"/>
+        </w:rPr>
+        <w:t>「いいと思いますか?」というアンケートは、ほぼ無価値です。人は質問には優しく答え、財布には正直に行動します。測るべきは行動——クリックしたか、保存したか、シェアしたか、問い合わせたか、予約したか、（可能なら）前金を払ったか。</w:t>
+      </w:r>
+    </w:p>
+    <w:p>
+      <w:r>
+        <w:rPr>
+          <w:rFonts w:ascii="Yu Gothic" w:hAnsi="Yu Gothic" w:eastAsia="Yu Gothic"/>
+          <w:b/>
+        </w:rPr>
+        <w:t>原則3：期間は2週間〜2ヶ月で区切る</w:t>
+      </w:r>
+    </w:p>
+    <w:p>
+      <w:r>
+        <w:rPr>
+          <w:rFonts w:ascii="Yu Gothic" w:hAnsi="Yu Gothic" w:eastAsia="Yu Gothic"/>
+        </w:rPr>
+        <w:t>検証はダラダラやると「なんとなくやってる感」だけが残ります。開始日と終了日、判定日をカレンダーに入れてから始めます。目安は、最小構成で2週間、標準で1〜1.5ヶ月、慎重にやって2ヶ月です。</w:t>
+      </w:r>
+    </w:p>
+    <w:p>
+      <w:pPr>
+        <w:pBdr>
+          <w:bottom w:val="single" w:sz="6" w:space="1" w:color="CCCCCC"/>
+        </w:pBdr>
+      </w:pPr>
+    </w:p>
+    <w:p>
+      <w:pPr>
+        <w:pStyle w:val="Heading2"/>
+      </w:pPr>
+      <w:r>
+        <w:rPr>
+          <w:rFonts w:ascii="Yu Gothic" w:hAnsi="Yu Gothic" w:eastAsia="Yu Gothic"/>
+          <w:color w:val="1A1A1A"/>
+        </w:rPr>
+        <w:t>2. 法務コーナー①——法人を作る前に、どこまでやっていいのか</w:t>
+      </w:r>
+    </w:p>
+    <w:p>
+      <w:r>
+        <w:rPr>
+          <w:rFonts w:ascii="Yu Gothic" w:hAnsi="Yu Gothic" w:eastAsia="Yu Gothic"/>
+        </w:rPr>
+        <w:t>「法人もないのに広告を出していいのか?」——検証フェーズで必ず出てくる不安です。ここで整理しておきます。</w:t>
+      </w:r>
+    </w:p>
+    <w:p>
+      <w:r>
+        <w:rPr>
+          <w:rFonts w:ascii="Yu Gothic" w:hAnsi="Yu Gothic" w:eastAsia="Yu Gothic"/>
+          <w:b/>
+        </w:rPr>
+        <w:t>検証フェーズで一般的に問題なくできること：</w:t>
+      </w:r>
+    </w:p>
+    <w:p>
+      <w:pPr>
+        <w:pStyle w:val="ListBullet"/>
+      </w:pPr>
+      <w:r>
+        <w:rPr>
+          <w:rFonts w:ascii="Yu Gothic" w:hAnsi="Yu Gothic" w:eastAsia="Yu Gothic"/>
+        </w:rPr>
+        <w:t>SNSアカウントを作り、情報発信すること（第4講で実施済み）</w:t>
+      </w:r>
+    </w:p>
+    <w:p>
+      <w:pPr>
+        <w:pStyle w:val="ListBullet"/>
+      </w:pPr>
+      <w:r>
+        <w:rPr>
+          <w:rFonts w:ascii="Yu Gothic" w:hAnsi="Yu Gothic" w:eastAsia="Yu Gothic"/>
+        </w:rPr>
+        <w:t>Facebook・TikTok等に広告を出稿すること（広告出稿自体に現地法人は不要。日本の法人・個人アカウントから出稿できます）</w:t>
+      </w:r>
+    </w:p>
+    <w:p>
+      <w:pPr>
+        <w:pStyle w:val="ListBullet"/>
+      </w:pPr>
+      <w:r>
+        <w:rPr>
+          <w:rFonts w:ascii="Yu Gothic" w:hAnsi="Yu Gothic" w:eastAsia="Yu Gothic"/>
+        </w:rPr>
+        <w:t>市場調査、アンケート、インタビュー</w:t>
+      </w:r>
+    </w:p>
+    <w:p>
+      <w:pPr>
+        <w:pStyle w:val="ListBullet"/>
+      </w:pPr>
+      <w:r>
+        <w:rPr>
+          <w:rFonts w:ascii="Yu Gothic" w:hAnsi="Yu Gothic" w:eastAsia="Yu Gothic"/>
+        </w:rPr>
+        <w:t>予約リスト・ウェイティングリスト（見込み客の連絡先）を集めること</w:t>
+      </w:r>
+    </w:p>
+    <w:p>
+      <w:pPr>
+        <w:pStyle w:val="ListBullet"/>
+      </w:pPr>
+      <w:r>
+        <w:rPr>
+          <w:rFonts w:ascii="Yu Gothic" w:hAnsi="Yu Gothic" w:eastAsia="Yu Gothic"/>
+        </w:rPr>
+        <w:t>日本からの越境EC的なテスト販売（少量。プラットフォーム経由）</w:t>
+      </w:r>
+    </w:p>
+    <w:p>
+      <w:r>
+        <w:rPr>
+          <w:rFonts w:ascii="Yu Gothic" w:hAnsi="Yu Gothic" w:eastAsia="Yu Gothic"/>
+          <w:b/>
+        </w:rPr>
+        <w:t>慎重になるべきこと（このラインから先は専門家に確認）：</w:t>
+      </w:r>
+    </w:p>
+    <w:p>
+      <w:pPr>
+        <w:pStyle w:val="ListBullet"/>
+      </w:pPr>
+      <w:r>
+        <w:rPr>
+          <w:rFonts w:ascii="Yu Gothic" w:hAnsi="Yu Gothic" w:eastAsia="Yu Gothic"/>
+        </w:rPr>
+        <w:t>ベトナム国内で</w:t>
+      </w:r>
+      <w:r>
+        <w:rPr>
+          <w:rFonts w:ascii="Yu Gothic" w:hAnsi="Yu Gothic" w:eastAsia="Yu Gothic"/>
+          <w:b/>
+        </w:rPr>
+        <w:t>継続的・反復的にお金を受け取る</w:t>
+      </w:r>
+      <w:r>
+        <w:rPr>
+          <w:rFonts w:ascii="Yu Gothic" w:hAnsi="Yu Gothic" w:eastAsia="Yu Gothic"/>
+        </w:rPr>
+        <w:t>こと（事業免許のない継続販売は問題になり得ます）</w:t>
+      </w:r>
+    </w:p>
+    <w:p>
+      <w:pPr>
+        <w:pStyle w:val="ListBullet"/>
+      </w:pPr>
+      <w:r>
+        <w:rPr>
+          <w:rFonts w:ascii="Yu Gothic" w:hAnsi="Yu Gothic" w:eastAsia="Yu Gothic"/>
+        </w:rPr>
+        <w:t>現地で人を雇う、場所を借りて営業する</w:t>
+      </w:r>
+    </w:p>
+    <w:p>
+      <w:pPr>
+        <w:pStyle w:val="ListBullet"/>
+      </w:pPr>
+      <w:r>
+        <w:rPr>
+          <w:rFonts w:ascii="Yu Gothic" w:hAnsi="Yu Gothic" w:eastAsia="Yu Gothic"/>
+        </w:rPr>
+        <w:t>医療・美容医療・教育・食品など</w:t>
+      </w:r>
+      <w:r>
+        <w:rPr>
+          <w:rFonts w:ascii="Yu Gothic" w:hAnsi="Yu Gothic" w:eastAsia="Yu Gothic"/>
+          <w:b/>
+        </w:rPr>
+        <w:t>条件付き業種</w:t>
+      </w:r>
+      <w:r>
+        <w:rPr>
+          <w:rFonts w:ascii="Yu Gothic" w:hAnsi="Yu Gothic" w:eastAsia="Yu Gothic"/>
+        </w:rPr>
+        <w:t>に踏み込む表現の広告（業種ごとに広告規制があります）</w:t>
+      </w:r>
+    </w:p>
+    <w:p>
+      <w:pPr>
+        <w:pStyle w:val="ListBullet"/>
+      </w:pPr>
+      <w:r>
+        <w:rPr>
+          <w:rFonts w:ascii="Yu Gothic" w:hAnsi="Yu Gothic" w:eastAsia="Yu Gothic"/>
+        </w:rPr>
+        <w:t>「効果」を断定する広告表現（誇大広告規制は日本同様に存在します）</w:t>
+      </w:r>
+    </w:p>
+    <w:p>
+      <w:r>
+        <w:rPr>
+          <w:rFonts w:ascii="Yu Gothic" w:hAnsi="Yu Gothic" w:eastAsia="Yu Gothic"/>
+        </w:rPr>
+        <w:t>実務的な結論はこうです。</w:t>
+      </w:r>
+      <w:r>
+        <w:rPr>
+          <w:rFonts w:ascii="Yu Gothic" w:hAnsi="Yu Gothic" w:eastAsia="Yu Gothic"/>
+          <w:b/>
+        </w:rPr>
+        <w:t>検証フェーズは「販売」まで行かず、「予約・申込・前金の意思確認」で止めるのが最も安全</w:t>
+      </w:r>
+      <w:r>
+        <w:rPr>
+          <w:rFonts w:ascii="Yu Gothic" w:hAnsi="Yu Gothic" w:eastAsia="Yu Gothic"/>
+        </w:rPr>
+        <w:t>です。それで検証には十分です。「先着50名のモニター募集に、何人が実名と電話番号を登録したか」は、売上と同じくらい雄弁な行動データです。</w:t>
+      </w:r>
+    </w:p>
+    <w:p>
+      <w:r>
+        <w:rPr>
+          <w:rFonts w:ascii="Yu Gothic" w:hAnsi="Yu Gothic" w:eastAsia="Yu Gothic"/>
+        </w:rPr>
+        <w:t>本格的な販売・営業を始める段階＝法人化の検討タイミングについては、第6講と付録Aで扱います。</w:t>
+      </w:r>
+      <w:r>
+        <w:rPr>
+          <w:rFonts w:ascii="Yu Gothic" w:hAnsi="Yu Gothic" w:eastAsia="Yu Gothic"/>
+          <w:b/>
+        </w:rPr>
+        <w:t>「検証が終わるまで法人を作るな」</w:t>
+      </w:r>
+      <w:r>
+        <w:rPr>
+          <w:rFonts w:ascii="Yu Gothic" w:hAnsi="Yu Gothic" w:eastAsia="Yu Gothic"/>
+        </w:rPr>
+        <w:t>——これがこのマニュアルの一貫した立場です。</w:t>
+      </w:r>
+    </w:p>
+    <w:p>
+      <w:pPr>
+        <w:pBdr>
+          <w:bottom w:val="single" w:sz="6" w:space="1" w:color="CCCCCC"/>
+        </w:pBdr>
+      </w:pPr>
+    </w:p>
+    <w:p>
+      <w:pPr>
+        <w:pStyle w:val="Heading2"/>
+      </w:pPr>
+      <w:r>
+        <w:rPr>
+          <w:rFonts w:ascii="Yu Gothic" w:hAnsi="Yu Gothic" w:eastAsia="Yu Gothic"/>
+          <w:color w:val="1A1A1A"/>
+        </w:rPr>
+        <w:t>3. KOC・KOL・「借景」——他人の信用を借りる</w:t>
+      </w:r>
+    </w:p>
+    <w:p>
+      <w:r>
+        <w:rPr>
+          <w:rFonts w:ascii="Yu Gothic" w:hAnsi="Yu Gothic" w:eastAsia="Yu Gothic"/>
+        </w:rPr>
+        <w:t>新規参入者には信用がありません。第4講でアカウントを整えても、開設直後の実績ゼロの状態では、警戒心の強いベトナムの消費者はまだ動きにくい。そこで</w:t>
+      </w:r>
+      <w:r>
+        <w:rPr>
+          <w:rFonts w:ascii="Yu Gothic" w:hAnsi="Yu Gothic" w:eastAsia="Yu Gothic"/>
+          <w:b/>
+        </w:rPr>
+        <w:t>他人の信用を借りる</w:t>
+      </w:r>
+      <w:r>
+        <w:rPr>
+          <w:rFonts w:ascii="Yu Gothic" w:hAnsi="Yu Gothic" w:eastAsia="Yu Gothic"/>
+        </w:rPr>
+        <w:t>3つの方法を使います。</w:t>
+      </w:r>
+    </w:p>
+    <w:p>
+      <w:pPr>
+        <w:pStyle w:val="Heading3"/>
+      </w:pPr>
+      <w:r>
+        <w:rPr>
+          <w:rFonts w:ascii="Yu Gothic" w:hAnsi="Yu Gothic" w:eastAsia="Yu Gothic"/>
+          <w:color w:val="1A1A1A"/>
+        </w:rPr>
+        <w:t>KOL（Key Opinion Leader）——有名インフルエンサー</w:t>
+      </w:r>
+    </w:p>
+    <w:p>
+      <w:r>
+        <w:rPr>
+          <w:rFonts w:ascii="Yu Gothic" w:hAnsi="Yu Gothic" w:eastAsia="Yu Gothic"/>
+        </w:rPr>
+        <w:t>数十万〜数百万フォロワーの有名人。認知は一気に広がりますが、費用は高額（1投稿で数千万VND〜＝数十万円〜になることも）で、フォロワーは「広告だと知って」見ています。</w:t>
+      </w:r>
+      <w:r>
+        <w:rPr>
+          <w:rFonts w:ascii="Yu Gothic" w:hAnsi="Yu Gothic" w:eastAsia="Yu Gothic"/>
+          <w:b/>
+        </w:rPr>
+        <w:t>検証フェーズには原則不要</w:t>
+      </w:r>
+      <w:r>
+        <w:rPr>
+          <w:rFonts w:ascii="Yu Gothic" w:hAnsi="Yu Gothic" w:eastAsia="Yu Gothic"/>
+        </w:rPr>
+        <w:t>です。</w:t>
+      </w:r>
+    </w:p>
+    <w:p>
+      <w:pPr>
+        <w:pStyle w:val="Heading3"/>
+      </w:pPr>
+      <w:r>
+        <w:rPr>
+          <w:rFonts w:ascii="Yu Gothic" w:hAnsi="Yu Gothic" w:eastAsia="Yu Gothic"/>
+          <w:color w:val="1A1A1A"/>
+        </w:rPr>
+        <w:t>KOC（Key Opinion Consumer）——消費者に近い発信者</w:t>
+      </w:r>
+    </w:p>
+    <w:p>
+      <w:r>
+        <w:rPr>
+          <w:rFonts w:ascii="Yu Gothic" w:hAnsi="Yu Gothic" w:eastAsia="Yu Gothic"/>
+        </w:rPr>
+        <w:t>数千〜数万フォロワーの「よく発信する一般消費者」。ベトナムのマーケティングでいま最も熱い存在です。費用は1投稿数十万〜数百万VND（数千円〜数万円）程度から。商品提供のみ（ギフティング）で受けてくれることもあります。フォロワーとの距離が近く、</w:t>
+      </w:r>
+      <w:r>
+        <w:rPr>
+          <w:rFonts w:ascii="Yu Gothic" w:hAnsi="Yu Gothic" w:eastAsia="Yu Gothic"/>
+          <w:b/>
+        </w:rPr>
+        <w:t>「友達のおすすめ」として届く</w:t>
+      </w:r>
+      <w:r>
+        <w:rPr>
+          <w:rFonts w:ascii="Yu Gothic" w:hAnsi="Yu Gothic" w:eastAsia="Yu Gothic"/>
+        </w:rPr>
+        <w:t>のが最大の価値です。</w:t>
+      </w:r>
+    </w:p>
+    <w:p>
+      <w:pPr>
+        <w:pStyle w:val="ListBullet"/>
+      </w:pPr>
+      <w:r>
+        <w:rPr>
+          <w:rFonts w:ascii="Yu Gothic" w:hAnsi="Yu Gothic" w:eastAsia="Yu Gothic"/>
+        </w:rPr>
+        <w:t>検証フェーズでの使い方：</w:t>
+      </w:r>
+      <w:r>
+        <w:rPr>
+          <w:rFonts w:ascii="Yu Gothic" w:hAnsi="Yu Gothic" w:eastAsia="Yu Gothic"/>
+          <w:b/>
+        </w:rPr>
+        <w:t>KOC 3〜5人に体験してもらい、率直な投稿をしてもらう</w:t>
+      </w:r>
+      <w:r>
+        <w:rPr>
+          <w:rFonts w:ascii="Yu Gothic" w:hAnsi="Yu Gothic" w:eastAsia="Yu Gothic"/>
+        </w:rPr>
+        <w:t>。この投稿への反応（コメントの質・保存・シェア）自体が貴重な検証データになります</w:t>
+      </w:r>
+    </w:p>
+    <w:p>
+      <w:pPr>
+        <w:pStyle w:val="ListBullet"/>
+      </w:pPr>
+      <w:r>
+        <w:rPr>
+          <w:rFonts w:ascii="Yu Gothic" w:hAnsi="Yu Gothic" w:eastAsia="Yu Gothic"/>
+        </w:rPr>
+        <w:t>探し方：ハッシュタグ検索で自分のジャンルの投稿者を探す／KOCマッチングのプラットフォームやエージェンシーを使う（付録B参照）</w:t>
+      </w:r>
+    </w:p>
+    <w:p>
+      <w:pPr>
+        <w:pStyle w:val="ListBullet"/>
+      </w:pPr>
+      <w:r>
+        <w:rPr>
+          <w:rFonts w:ascii="Yu Gothic" w:hAnsi="Yu Gothic" w:eastAsia="Yu Gothic"/>
+        </w:rPr>
+        <w:t>注意：フォロワー数は買えます。</w:t>
+      </w:r>
+      <w:r>
+        <w:rPr>
+          <w:rFonts w:ascii="Yu Gothic" w:hAnsi="Yu Gothic" w:eastAsia="Yu Gothic"/>
+          <w:b/>
+        </w:rPr>
+        <w:t>エンゲージメント（コメントの中身）を見て選ぶ</w:t>
+      </w:r>
+      <w:r>
+        <w:rPr>
+          <w:rFonts w:ascii="Yu Gothic" w:hAnsi="Yu Gothic" w:eastAsia="Yu Gothic"/>
+        </w:rPr>
+        <w:t>こと</w:t>
+      </w:r>
+    </w:p>
+    <w:p>
+      <w:pPr>
+        <w:pStyle w:val="Heading3"/>
+      </w:pPr>
+      <w:r>
+        <w:rPr>
+          <w:rFonts w:ascii="Yu Gothic" w:hAnsi="Yu Gothic" w:eastAsia="Yu Gothic"/>
+          <w:color w:val="1A1A1A"/>
+        </w:rPr>
+        <w:t>借景（しゃっけい）——既存の集客力を借りる</w:t>
+      </w:r>
+    </w:p>
+    <w:p>
+      <w:r>
+        <w:rPr>
+          <w:rFonts w:ascii="Yu Gothic" w:hAnsi="Yu Gothic" w:eastAsia="Yu Gothic"/>
+        </w:rPr>
+        <w:t>庭園技法の「借景」になぞらえた戦略です。自分で集客装置を作らず、</w:t>
+      </w:r>
+      <w:r>
+        <w:rPr>
+          <w:rFonts w:ascii="Yu Gothic" w:hAnsi="Yu Gothic" w:eastAsia="Yu Gothic"/>
+          <w:b/>
+        </w:rPr>
+        <w:t>すでに人が集まっている場所の風景を借りる</w:t>
+      </w:r>
+      <w:r>
+        <w:rPr>
+          <w:rFonts w:ascii="Yu Gothic" w:hAnsi="Yu Gothic" w:eastAsia="Yu Gothic"/>
+        </w:rPr>
+        <w:t>。</w:t>
+      </w:r>
+    </w:p>
+    <w:p>
+      <w:pPr>
+        <w:pStyle w:val="ListBullet"/>
+      </w:pPr>
+      <w:r>
+        <w:rPr>
+          <w:rFonts w:ascii="Yu Gothic" w:hAnsi="Yu Gothic" w:eastAsia="Yu Gothic"/>
+        </w:rPr>
+        <w:t>提携サロン・人気カフェ・日系スーパーの一角でポップアップ体験会を開く</w:t>
+      </w:r>
+    </w:p>
+    <w:p>
+      <w:pPr>
+        <w:pStyle w:val="ListBullet"/>
+      </w:pPr>
+      <w:r>
+        <w:rPr>
+          <w:rFonts w:ascii="Yu Gothic" w:hAnsi="Yu Gothic" w:eastAsia="Yu Gothic"/>
+        </w:rPr>
+        <w:t>現地の日本祭り・商業施設のイベントに出展する</w:t>
+      </w:r>
+    </w:p>
+    <w:p>
+      <w:pPr>
+        <w:pStyle w:val="ListBullet"/>
+      </w:pPr>
+      <w:r>
+        <w:rPr>
+          <w:rFonts w:ascii="Yu Gothic" w:hAnsi="Yu Gothic" w:eastAsia="Yu Gothic"/>
+        </w:rPr>
+        <w:t>既存の人気サービスとコラボする（相手の顧客リストに載せてもらう）</w:t>
+      </w:r>
+    </w:p>
+    <w:p>
+      <w:pPr>
+        <w:pStyle w:val="ListBullet"/>
+      </w:pPr>
+      <w:r>
+        <w:rPr>
+          <w:rFonts w:ascii="Yu Gothic" w:hAnsi="Yu Gothic" w:eastAsia="Yu Gothic"/>
+        </w:rPr>
+        <w:t>人気のFacebookグループ・コミュニティで管理人公認の企画を行う</w:t>
+      </w:r>
+    </w:p>
+    <w:p>
+      <w:r>
+        <w:rPr>
+          <w:rFonts w:ascii="Yu Gothic" w:hAnsi="Yu Gothic" w:eastAsia="Yu Gothic"/>
+        </w:rPr>
+        <w:t>借景の本質は「</w:t>
+      </w:r>
+      <w:r>
+        <w:rPr>
+          <w:rFonts w:ascii="Yu Gothic" w:hAnsi="Yu Gothic" w:eastAsia="Yu Gothic"/>
+          <w:b/>
+        </w:rPr>
+        <w:t>場所の信用ごと借りる</w:t>
+      </w:r>
+      <w:r>
+        <w:rPr>
+          <w:rFonts w:ascii="Yu Gothic" w:hAnsi="Yu Gothic" w:eastAsia="Yu Gothic"/>
+        </w:rPr>
+        <w:t>」ことです。無名のあなたの体験会でも、「あの人気カフェでやっている」だけで警戒心の初期値が下がります。佐藤さんが「提携サロンの時間借り」から始めるのも借景です。</w:t>
+      </w:r>
+    </w:p>
+    <w:p>
+      <w:pPr>
+        <w:pBdr>
+          <w:bottom w:val="single" w:sz="6" w:space="1" w:color="CCCCCC"/>
+        </w:pBdr>
+      </w:pPr>
+    </w:p>
+    <w:p>
+      <w:pPr>
+        <w:pStyle w:val="Heading2"/>
+      </w:pPr>
+      <w:r>
+        <w:rPr>
+          <w:rFonts w:ascii="Yu Gothic" w:hAnsi="Yu Gothic" w:eastAsia="Yu Gothic"/>
+          <w:color w:val="1A1A1A"/>
+        </w:rPr>
+        <w:t>4. ABテストの設計——何を、どう比べるか</w:t>
       </w:r>
     </w:p>
     <w:p>
@@ -6340,7 +7942,7 @@
         <w:rPr>
           <w:rFonts w:ascii="Yu Gothic" w:hAnsi="Yu Gothic" w:eastAsia="Yu Gothic"/>
         </w:rPr>
-        <w:t xml:space="preserve"> 訴求も画像も価格も同時に変えたら、何が効いたのかわからなくなります。</w:t>
+        <w:t xml:space="preserve"> 訴求も画像も価格も同時に変えたら、何が効いたのかわからなくなります。第4講でアカウントを整えたのも、「アカウントの質」という余計な変数を消して、訴求だけをきれいに測るためです。</w:t>
       </w:r>
     </w:p>
     <w:p>
@@ -6757,20 +8359,20 @@
         <w:rPr>
           <w:rFonts w:ascii="Yu Gothic" w:hAnsi="Yu Gothic" w:eastAsia="Yu Gothic"/>
         </w:rPr>
-        <w:t>広告をクリックした人の着地点（受け皿）が必要です。検証フェーズでは立派なホームページは不要。</w:t>
-      </w:r>
-      <w:r>
-        <w:rPr>
-          <w:rFonts w:ascii="Yu Gothic" w:hAnsi="Yu Gothic" w:eastAsia="Yu Gothic"/>
-          <w:b/>
-        </w:rPr>
-        <w:t>Facebookページ＋リード獲得フォーム（またはGoogleフォーム）＋Zalo/Messenger問い合わせ窓口</w:t>
-      </w:r>
-      <w:r>
-        <w:rPr>
-          <w:rFonts w:ascii="Yu Gothic" w:hAnsi="Yu Gothic" w:eastAsia="Yu Gothic"/>
-        </w:rPr>
-        <w:t>で十分です。「先着◯名モニター募集・登録は1分」まで作って、初めて「行動」が測れます。</w:t>
+        <w:t>広告をクリックした人の着地点（受け皿）は、第4講で用意済みのはずです。</w:t>
+      </w:r>
+      <w:r>
+        <w:rPr>
+          <w:rFonts w:ascii="Yu Gothic" w:hAnsi="Yu Gothic" w:eastAsia="Yu Gothic"/>
+          <w:b/>
+        </w:rPr>
+        <w:t>Facebookページ＋リード獲得フォーム＋Zalo/Messenger問い合わせ窓口</w:t>
+      </w:r>
+      <w:r>
+        <w:rPr>
+          <w:rFonts w:ascii="Yu Gothic" w:hAnsi="Yu Gothic" w:eastAsia="Yu Gothic"/>
+        </w:rPr>
+        <w:t>。「先着◯名モニター募集・登録は1分」まで作って、初めて「行動」が測れます。テスト開始前に、受け皿が実際に動くか（フォーム送信→通知が届くか、Zaloに返信できるか）を必ず一度テストしてください。</w:t>
       </w:r>
     </w:p>
     <w:p>
@@ -6789,7 +8391,7 @@
           <w:rFonts w:ascii="Yu Gothic" w:hAnsi="Yu Gothic" w:eastAsia="Yu Gothic"/>
           <w:color w:val="1A1A1A"/>
         </w:rPr>
-        <w:t>6. ワーク：AIでABテスト設計書を作る</w:t>
+        <w:t>5. ワーク：AIでABテスト設計書を作る</w:t>
       </w:r>
     </w:p>
     <w:p>
@@ -6803,7 +8405,7 @@
           <w:i/>
           <w:color w:val="444444"/>
         </w:rPr>
-        <w:t>AIプロンプト⑧：ABテスト設計書の生成</w:t>
+        <w:t>AIプロンプト⑩：ABテスト設計書の生成</w:t>
       </w:r>
       <w:r>
         <w:rPr>
@@ -6827,7 +8429,7 @@
           <w:i/>
           <w:color w:val="444444"/>
         </w:rPr>
-        <w:t xml:space="preserve"> あなたはベトナム市場のデジタルマーケティングの専門家です。 以下の商品の「参入前検証」のためのABテスト設計書を作ってください。 ■ 入口商品設計書：【第2講の成果物を貼り付け】 ■ ローカライズ設計シート（検証したい仮説を含む）：【第3講の成果物を貼り付け】 ■ 検証予算：【金額】円、検証期間：【週数】 ■ 私が自分で作れる素材：【例：日本のサロンでの施術動画、自分の顔出し動画 など】 設計書には以下を含めてください。 1. 検証する仮説（優先順位付きで3つまで） 2. テスト構成（各テストで変える1変数、A案とB案の内容） 3. 使用プラットフォームと配分（TikTok/Facebook/Instagram、予算配分） 4. ターゲティング設定案（地域・年齢・性別・興味関心） 5. クリエイティブの指示書（動画・画像それぞれ、何をどう見せるか） 6. 受け皿の設計（フォームの項目、Zalo/Messengerの初回応答文） 7. 測定する指標と、合格ラインの提案 8. 2週間ごとのスケジュール表 9. KOC活用案（何人に、何を依頼し、何を測るか） 注意：予約・申込の意思確認までで止め、継続的な販売は行わない 前提で設計してください（法人設立前のため）。 </w:t>
+        <w:t xml:space="preserve"> あなたはベトナム市場のデジタルマーケティングの専門家です。 以下の商品の「参入前検証」のためのABテスト設計書を作ってください。 ■ 入口商品設計書：【第2講の成果物を貼り付け】 ■ ローカライズ設計シート（検証したい仮説を含む）：【第3講の成果物を貼り付け】 ■ SNSアカウント設計・設定シート：【第4講の成果物を貼り付け】 ■ 検証予算：【金額】円、検証期間：【週数】 ■ 私が自分で作れる素材：【例：日本のサロンでの施術動画、自分の顔出し動画 など】 設計書には以下を含めてください。 1. 検証する仮説（優先順位付きで3つまで） 2. テスト構成（各テストで変える1変数、A案とB案の内容） 3. 使用プラットフォームと配分（第4講で決めた主戦場、予算配分） 4. ターゲティング設定案（地域・年齢・性別・興味関心） 5. クリエイティブの指示書（動画・画像それぞれ、何をどう見せるか） 6. 受け皿の確認（フォームの項目、Zalo/Messengerの初回応答文） 7. 測定する指標と、合格ラインの提案 8. 2週間ごとのスケジュール表 9. KOC活用案（何人に、何を依頼し、何を測るか） 注意：予約・申込の意思確認までで止め、継続的な販売は行わない 前提で設計してください（法人設立前のため）。 </w:t>
       </w:r>
       <w:r>
         <w:rPr>
@@ -6849,7 +8451,7 @@
           <w:i/>
           <w:color w:val="444444"/>
         </w:rPr>
-        <w:t>AIプロンプト⑨：広告文・動画台本の生成</w:t>
+        <w:t>AIプロンプト⑪：広告文・動画台本の生成</w:t>
       </w:r>
       <w:r>
         <w:rPr>
@@ -6915,7 +8517,7 @@
           <w:rFonts w:ascii="Yu Gothic" w:hAnsi="Yu Gothic" w:eastAsia="Yu Gothic"/>
           <w:color w:val="1A1A1A"/>
         </w:rPr>
-        <w:t>7. 成果物：ABテスト設計書</w:t>
+        <w:t>6. 成果物：ABテスト設計書</w:t>
       </w:r>
     </w:p>
     <w:p>
@@ -6929,7 +8531,7 @@
           <w:rFonts w:ascii="Consolas" w:hAnsi="Consolas" w:eastAsia="Consolas"/>
           <w:sz w:val="18"/>
         </w:rPr>
-        <w:t>■ ABテスト設計書（第4講成果物）</w:t>
+        <w:t>■ ABテスト設計書（第5講成果物）</w:t>
         <w:br/>
         <w:br/>
         <w:t>作成日：　　　　検証期間：　月　日 〜 　月　日（判定日：　月　日）</w:t>
@@ -6969,7 +8571,9 @@
         <w:t>3. ターゲティング：地域　　　／年齢　　　／性別　　　／興味関心</w:t>
         <w:br/>
         <w:br/>
-        <w:t>4. 受け皿：フォームURL　　　／Zalo・Messenger窓口　　　／初回応答文</w:t>
+        <w:t xml:space="preserve">4. 受け皿（第4講で用意）：フォームURL　　　／Zalo・Messenger窓口　　　</w:t>
+        <w:br/>
+        <w:t xml:space="preserve">   受け皿の動作確認：□ フォーム送信→通知 □ Zalo返信 テスト済み</w:t>
         <w:br/>
         <w:br/>
         <w:t>5. 測定指標と合格ライン</w:t>
@@ -7007,15 +8611,15 @@
           <w:rFonts w:ascii="Yu Gothic" w:hAnsi="Yu Gothic" w:eastAsia="Yu Gothic"/>
           <w:color w:val="1A1A1A"/>
         </w:rPr>
-        <w:t>8. 佐藤さんの例</w:t>
-      </w:r>
-    </w:p>
-    <w:p>
-      <w:r>
-        <w:rPr>
-          <w:rFonts w:ascii="Yu Gothic" w:hAnsi="Yu Gothic" w:eastAsia="Yu Gothic"/>
-        </w:rPr>
-        <w:t>佐藤さんのABテスト設計書（要約）です。予算20万円・6週間。</w:t>
+        <w:t>7. 佐藤さんの例</w:t>
+      </w:r>
+    </w:p>
+    <w:p>
+      <w:r>
+        <w:rPr>
+          <w:rFonts w:ascii="Yu Gothic" w:hAnsi="Yu Gothic" w:eastAsia="Yu Gothic"/>
+        </w:rPr>
+        <w:t>佐藤さんのABテスト設計書（要約）です。予算20万円・6週間。第4講で整えたアカウント（Cô Sato名義のTikTok＋Facebookページ）が土俵です。</w:t>
       </w:r>
     </w:p>
     <w:p>
@@ -7131,7 +8735,7 @@
         <w:rPr>
           <w:rFonts w:ascii="Yu Gothic" w:hAnsi="Yu Gothic" w:eastAsia="Yu Gothic"/>
         </w:rPr>
-        <w:t>6週間後、この設計書のデータがどう読まれ、どう「確定戦略」になるのか——それが次の第5講です。</w:t>
+        <w:t>6週間後、この設計書のデータがどう読まれ、どう「確定戦略」になるのか——それが次の第6講です。</w:t>
       </w:r>
     </w:p>
     <w:p>
@@ -7150,7 +8754,7 @@
           <w:rFonts w:ascii="Yu Gothic" w:hAnsi="Yu Gothic" w:eastAsia="Yu Gothic"/>
           <w:color w:val="1A1A1A"/>
         </w:rPr>
-        <w:t>9. 第4講のまとめ</w:t>
+        <w:t>8. 第5講のまとめ</w:t>
       </w:r>
     </w:p>
     <w:p>
@@ -7203,20 +8807,20 @@
         <w:rPr>
           <w:rFonts w:ascii="Yu Gothic" w:hAnsi="Yu Gothic" w:eastAsia="Yu Gothic"/>
         </w:rPr>
-        <w:t>主戦場は2つまで：</w:t>
-      </w:r>
-      <w:r>
-        <w:rPr>
-          <w:rFonts w:ascii="Yu Gothic" w:hAnsi="Yu Gothic" w:eastAsia="Yu Gothic"/>
-          <w:b/>
-        </w:rPr>
-        <w:t>Facebook（広告とリスト）＋TikTok（発見と信頼）</w:t>
-      </w:r>
-      <w:r>
-        <w:rPr>
-          <w:rFonts w:ascii="Yu Gothic" w:hAnsi="Yu Gothic" w:eastAsia="Yu Gothic"/>
-        </w:rPr>
-        <w:t>が基本形。Zaloは受け皿</w:t>
+        <w:t>信用は借りる：</w:t>
+      </w:r>
+      <w:r>
+        <w:rPr>
+          <w:rFonts w:ascii="Yu Gothic" w:hAnsi="Yu Gothic" w:eastAsia="Yu Gothic"/>
+          <w:b/>
+        </w:rPr>
+        <w:t>KOC（友達のおすすめ）と借景（場所の信用）</w:t>
+      </w:r>
+      <w:r>
+        <w:rPr>
+          <w:rFonts w:ascii="Yu Gothic" w:hAnsi="Yu Gothic" w:eastAsia="Yu Gothic"/>
+        </w:rPr>
+        <w:t>。KOLは検証段階では不要</w:t>
       </w:r>
     </w:p>
     <w:p>
@@ -7227,20 +8831,20 @@
         <w:rPr>
           <w:rFonts w:ascii="Yu Gothic" w:hAnsi="Yu Gothic" w:eastAsia="Yu Gothic"/>
         </w:rPr>
-        <w:t>信用は借りる：</w:t>
-      </w:r>
-      <w:r>
-        <w:rPr>
-          <w:rFonts w:ascii="Yu Gothic" w:hAnsi="Yu Gothic" w:eastAsia="Yu Gothic"/>
-          <w:b/>
-        </w:rPr>
-        <w:t>KOC（友達のおすすめ）と借景（場所の信用）</w:t>
-      </w:r>
-      <w:r>
-        <w:rPr>
-          <w:rFonts w:ascii="Yu Gothic" w:hAnsi="Yu Gothic" w:eastAsia="Yu Gothic"/>
-        </w:rPr>
-        <w:t>。KOLは検証段階では不要</w:t>
+        <w:t>ABテストは</w:t>
+      </w:r>
+      <w:r>
+        <w:rPr>
+          <w:rFonts w:ascii="Yu Gothic" w:hAnsi="Yu Gothic" w:eastAsia="Yu Gothic"/>
+          <w:b/>
+        </w:rPr>
+        <w:t>1回1変数</w:t>
+      </w:r>
+      <w:r>
+        <w:rPr>
+          <w:rFonts w:ascii="Yu Gothic" w:hAnsi="Yu Gothic" w:eastAsia="Yu Gothic"/>
+        </w:rPr>
+        <w:t>。第4講で土俵を整えたぶん、訴求だけをきれいに測れる</w:t>
       </w:r>
     </w:p>
     <w:p>
@@ -7251,31 +8855,7 @@
         <w:rPr>
           <w:rFonts w:ascii="Yu Gothic" w:hAnsi="Yu Gothic" w:eastAsia="Yu Gothic"/>
         </w:rPr>
-        <w:t>ABテストは</w:t>
-      </w:r>
-      <w:r>
-        <w:rPr>
-          <w:rFonts w:ascii="Yu Gothic" w:hAnsi="Yu Gothic" w:eastAsia="Yu Gothic"/>
-          <w:b/>
-        </w:rPr>
-        <w:t>1回1変数</w:t>
-      </w:r>
-      <w:r>
-        <w:rPr>
-          <w:rFonts w:ascii="Yu Gothic" w:hAnsi="Yu Gothic" w:eastAsia="Yu Gothic"/>
-        </w:rPr>
-        <w:t>。広告費の目安は最小3〜5万円、標準10〜30万円</w:t>
-      </w:r>
-    </w:p>
-    <w:p>
-      <w:pPr>
-        <w:pStyle w:val="ListBullet"/>
-      </w:pPr>
-      <w:r>
-        <w:rPr>
-          <w:rFonts w:ascii="Yu Gothic" w:hAnsi="Yu Gothic" w:eastAsia="Yu Gothic"/>
-        </w:rPr>
-        <w:t>AIが作ったベトナム語は</w:t>
+        <w:t>広告費の目安は最小3〜5万円、標準10〜30万円。AIのベトナム語は</w:t>
       </w:r>
       <w:r>
         <w:rPr>
@@ -7284,37 +8864,31 @@
         </w:rPr>
         <w:t>必ずネイティブチェック</w:t>
       </w:r>
-      <w:r>
-        <w:rPr>
-          <w:rFonts w:ascii="Yu Gothic" w:hAnsi="Yu Gothic" w:eastAsia="Yu Gothic"/>
-        </w:rPr>
-        <w:t>を挟む</w:t>
-      </w:r>
-    </w:p>
-    <w:p>
-      <w:r>
-        <w:rPr>
-          <w:rFonts w:ascii="Yu Gothic" w:hAnsi="Yu Gothic" w:eastAsia="Yu Gothic"/>
-          <w:b/>
-        </w:rPr>
-        <w:t>▸ 第4講終了：ABテスト設計書が完成した</w:t>
-      </w:r>
-    </w:p>
-    <w:p>
-      <w:r>
-        <w:rPr>
-          <w:rFonts w:ascii="Yu Gothic" w:hAnsi="Yu Gothic" w:eastAsia="Yu Gothic"/>
-        </w:rPr>
-        <w:t>設計書ができたら、実際にテストを回してください。データが集まったら第5講へ。</w:t>
-      </w:r>
-    </w:p>
-    <w:p>
-      <w:r>
-        <w:rPr>
-          <w:rFonts w:ascii="Yu Gothic" w:hAnsi="Yu Gothic" w:eastAsia="Yu Gothic"/>
-          <w:b/>
-        </w:rPr>
-        <w:t>→ 第5講へ進む</w:t>
+    </w:p>
+    <w:p>
+      <w:r>
+        <w:rPr>
+          <w:rFonts w:ascii="Yu Gothic" w:hAnsi="Yu Gothic" w:eastAsia="Yu Gothic"/>
+          <w:b/>
+        </w:rPr>
+        <w:t>▸ 第5講終了：ABテスト設計書が完成した</w:t>
+      </w:r>
+    </w:p>
+    <w:p>
+      <w:r>
+        <w:rPr>
+          <w:rFonts w:ascii="Yu Gothic" w:hAnsi="Yu Gothic" w:eastAsia="Yu Gothic"/>
+        </w:rPr>
+        <w:t>設計書ができたら、実際にテストを回してください。データが集まったら第6講へ。</w:t>
+      </w:r>
+    </w:p>
+    <w:p>
+      <w:r>
+        <w:rPr>
+          <w:rFonts w:ascii="Yu Gothic" w:hAnsi="Yu Gothic" w:eastAsia="Yu Gothic"/>
+          <w:b/>
+        </w:rPr>
+        <w:t>→ 第6講へ進む</w:t>
       </w:r>
     </w:p>
     <w:p>
@@ -7333,7 +8907,7 @@
           <w:rFonts w:ascii="Yu Gothic" w:hAnsi="Yu Gothic" w:eastAsia="Yu Gothic"/>
           <w:color w:val="1A1A1A"/>
         </w:rPr>
-        <w:t>第5講　当たる戦略を見つけて確定させる</w:t>
+        <w:t>第6講　当たる戦略を見つけて確定させる</w:t>
       </w:r>
     </w:p>
     <w:p>
@@ -7347,7 +8921,7 @@
           <w:i/>
           <w:color w:val="444444"/>
         </w:rPr>
-        <w:t>第5講を終えると</w:t>
+        <w:t>第6講を終えると</w:t>
       </w:r>
       <w:r>
         <w:rPr>
@@ -7389,7 +8963,24 @@
           <w:i/>
           <w:color w:val="444444"/>
         </w:rPr>
-        <w:t>が完成します。あわせて、法人化のタイミング・お金と決済の実務・役割分担を設計します。</w:t>
+        <w:t>が完成します。あわせて、法人化のタイミング・お金と決済の実務・役割分担を設計し、</w:t>
+      </w:r>
+      <w:r>
+        <w:rPr>
+          <w:rFonts w:ascii="Yu Gothic" w:hAnsi="Yu Gothic" w:eastAsia="Yu Gothic"/>
+          <w:b/>
+          <w:i/>
+          <w:color w:val="444444"/>
+        </w:rPr>
+        <w:t>現場を知るプロとの壁打ち</w:t>
+      </w:r>
+      <w:r>
+        <w:rPr>
+          <w:rFonts w:ascii="Yu Gothic" w:hAnsi="Yu Gothic" w:eastAsia="Yu Gothic"/>
+          <w:i/>
+          <w:color w:val="444444"/>
+        </w:rPr>
+        <w:t>で戦略の精度を最終確認します。</w:t>
       </w:r>
     </w:p>
     <w:p>
@@ -7416,7 +9007,7 @@
         <w:rPr>
           <w:rFonts w:ascii="Yu Gothic" w:hAnsi="Yu Gothic" w:eastAsia="Yu Gothic"/>
         </w:rPr>
-        <w:t>第4講の検証フェーズを走らせると、手元に数字とコメントの山ができます。ここからが経営者の仕事です。データの読み方には順番があります。</w:t>
+        <w:t>第5講の検証フェーズを走らせると、手元に数字とコメントの山ができます。ここからが経営者の仕事です。データの読み方には順番があります。</w:t>
       </w:r>
     </w:p>
     <w:p>
@@ -7581,7 +9172,7 @@
           <w:i/>
           <w:color w:val="444444"/>
         </w:rPr>
-        <w:t>AIプロンプト⑩：テスト結果の分析</w:t>
+        <w:t>AIプロンプト⑫：テスト結果の分析</w:t>
       </w:r>
       <w:r>
         <w:rPr>
@@ -7605,7 +9196,7 @@
           <w:i/>
           <w:color w:val="444444"/>
         </w:rPr>
-        <w:t xml:space="preserve"> あなたはデジタルマーケティングのデータ分析の専門家です。 ベトナム市場での参入前ABテストの結果を分析してください。 ■ テスト設計：【第4講のABテスト設計書を貼り付け】 ■ 定量結果：【各案のインプレッション・CTR・CPL・登録数などを貼り付け】 ■ 定性データ：【代表的なコメント・質問を20件ほど貼り付け】 以下を出力してください。 1. テストごとの勝敗判定と、その確からしさ（差の大きさから） 2. コメントの3分類（期待型／疑い型／無関心型）と、それぞれの示唆 3. 定量と定性の「矛盾」の指摘と、考えられる原因 4. 検証した仮説それぞれについて「支持された/棄却された/判定不能」 5. もう1サイクル回すとしたら、次に検証すべきこと </w:t>
+        <w:t xml:space="preserve"> あなたはデジタルマーケティングのデータ分析の専門家です。 ベトナム市場での参入前ABテストの結果を分析してください。 ■ テスト設計：【第5講のABテスト設計書を貼り付け】 ■ 定量結果：【各案のインプレッション・CTR・CPL・登録数などを貼り付け】 ■ 定性データ：【代表的なコメント・質問を20件ほど貼り付け】 以下を出力してください。 1. テストごとの勝敗判定と、その確からしさ（差の大きさから） 2. コメントの3分類（期待型／疑い型／無関心型）と、それぞれの示唆 3. 定量と定性の「矛盾」の指摘と、考えられる原因 4. 検証した仮説それぞれについて「支持された/棄却された/判定不能」 5. もう1サイクル回すとしたら、次に検証すべきこと </w:t>
       </w:r>
       <w:r>
         <w:rPr>
@@ -7632,15 +9223,55 @@
           <w:rFonts w:ascii="Yu Gothic" w:hAnsi="Yu Gothic" w:eastAsia="Yu Gothic"/>
           <w:color w:val="1A1A1A"/>
         </w:rPr>
-        <w:t>2. 「これで行ける」の判断基準</w:t>
-      </w:r>
-    </w:p>
-    <w:p>
-      <w:r>
-        <w:rPr>
-          <w:rFonts w:ascii="Yu Gothic" w:hAnsi="Yu Gothic" w:eastAsia="Yu Gothic"/>
-        </w:rPr>
-        <w:t>分析ができたら、決断です。基準を先に決めておかないと、人間は都合よくデータを解釈します（お金と時間を使った後は特に）。以下の3段階で判定してください。</w:t>
+        <w:t>2. 大前提——AIの「当たる」も、テストの「当たった」も、100%ではない</w:t>
+      </w:r>
+    </w:p>
+    <w:p>
+      <w:r>
+        <w:rPr>
+          <w:rFonts w:ascii="Yu Gothic" w:hAnsi="Yu Gothic" w:eastAsia="Yu Gothic"/>
+        </w:rPr>
+        <w:t>判断に入る前に、どうしても伝えておきたいことがあります。</w:t>
+      </w:r>
+    </w:p>
+    <w:p>
+      <w:r>
+        <w:rPr>
+          <w:rFonts w:ascii="Yu Gothic" w:hAnsi="Yu Gothic" w:eastAsia="Yu Gothic"/>
+        </w:rPr>
+        <w:t>このマニュアルでは、第1講からずっとAIを壁打ち相手に使ってきました。AIは「この訴求は当たりそうです」と自信たっぷりに答えてくれます。第5講のテストでも、ある案が「勝った」という数字が出ます。しかし——</w:t>
+      </w:r>
+    </w:p>
+    <w:p>
+      <w:r>
+        <w:rPr>
+          <w:rFonts w:ascii="Yu Gothic" w:hAnsi="Yu Gothic" w:eastAsia="Yu Gothic"/>
+          <w:b/>
+        </w:rPr>
+        <w:t>AIが「当たる」と言っても、テストで「当たった」数字が出ても、それが実際の市場で100%通用する保証はどこにもありません。</w:t>
+      </w:r>
+    </w:p>
+    <w:p>
+      <w:r>
+        <w:rPr>
+          <w:rFonts w:ascii="Yu Gothic" w:hAnsi="Yu Gothic" w:eastAsia="Yu Gothic"/>
+        </w:rPr>
+        <w:t>AIは膨大な知識から「もっともらしい仮説」を出す道具であって、ホーチミンの今この瞬間の消費者の気分を知っているわけではありません。テストの数字も、あくまで「広告に対する反応」であって、「実際にお金を払い続けてくれるか」とは別物です。数百人の反応が良くても、いざ店を開けたら足を運ぶ人は想像より少なかった——そういうことは、現実に起こります。</w:t>
+      </w:r>
+    </w:p>
+    <w:p>
+      <w:r>
+        <w:rPr>
+          <w:rFonts w:ascii="Yu Gothic" w:hAnsi="Yu Gothic" w:eastAsia="Yu Gothic"/>
+        </w:rPr>
+        <w:t>では、なぜこんなに手間をかけて検証してきたのか。</w:t>
+      </w:r>
+      <w:r>
+        <w:rPr>
+          <w:rFonts w:ascii="Yu Gothic" w:hAnsi="Yu Gothic" w:eastAsia="Yu Gothic"/>
+          <w:b/>
+        </w:rPr>
+        <w:t>確実に当てるためではありません。外したときの傷を、致命傷にしないためです。</w:t>
       </w:r>
     </w:p>
     <w:p>
@@ -7652,223 +9283,231 @@
           <w:rFonts w:ascii="Yu Gothic" w:hAnsi="Yu Gothic" w:eastAsia="Yu Gothic"/>
           <w:color w:val="1A1A1A"/>
         </w:rPr>
-        <w:t>🟢 GO——参入準備に進んでよい状態</w:t>
-      </w:r>
-    </w:p>
-    <w:p>
-      <w:r>
-        <w:rPr>
-          <w:rFonts w:ascii="Yu Gothic" w:hAnsi="Yu Gothic" w:eastAsia="Yu Gothic"/>
-        </w:rPr>
-        <w:t>次の</w:t>
-      </w:r>
-      <w:r>
-        <w:rPr>
-          <w:rFonts w:ascii="Yu Gothic" w:hAnsi="Yu Gothic" w:eastAsia="Yu Gothic"/>
-          <w:b/>
-        </w:rPr>
-        <w:t>すべて</w:t>
-      </w:r>
-      <w:r>
-        <w:rPr>
-          <w:rFonts w:ascii="Yu Gothic" w:hAnsi="Yu Gothic" w:eastAsia="Yu Gothic"/>
-        </w:rPr>
-        <w:t>を満たす：</w:t>
-      </w:r>
-    </w:p>
-    <w:p>
-      <w:pPr>
-        <w:pStyle w:val="ListBullet"/>
-      </w:pPr>
-      <w:r>
-        <w:rPr>
-          <w:rFonts w:ascii="Yu Gothic" w:hAnsi="Yu Gothic" w:eastAsia="Yu Gothic"/>
-        </w:rPr>
-        <w:t>少なくとも1つの訴求で、合格ライン（第4講で設定したCTR・CPL・登録率）をクリアした</w:t>
-      </w:r>
-    </w:p>
-    <w:p>
-      <w:pPr>
-        <w:pStyle w:val="ListBullet"/>
-      </w:pPr>
-      <w:r>
-        <w:rPr>
-          <w:rFonts w:ascii="Yu Gothic" w:hAnsi="Yu Gothic" w:eastAsia="Yu Gothic"/>
-          <w:b/>
-        </w:rPr>
-        <w:t>期待型コメントが疑い型を上回った</w:t>
-      </w:r>
-      <w:r>
-        <w:rPr>
-          <w:rFonts w:ascii="Yu Gothic" w:hAnsi="Yu Gothic" w:eastAsia="Yu Gothic"/>
-        </w:rPr>
-        <w:t>、または疑い型の障壁に打ち手が見えている</w:t>
-      </w:r>
-    </w:p>
-    <w:p>
-      <w:pPr>
-        <w:pStyle w:val="ListBullet"/>
-      </w:pPr>
-      <w:r>
-        <w:rPr>
-          <w:rFonts w:ascii="Yu Gothic" w:hAnsi="Yu Gothic" w:eastAsia="Yu Gothic"/>
-        </w:rPr>
-        <w:t>登録者（見込み客リスト）が実在し、その獲得単価で採算シミュレーションが成り立つ</w:t>
-      </w:r>
-    </w:p>
-    <w:p>
-      <w:pPr>
-        <w:pStyle w:val="ListBullet"/>
-      </w:pPr>
-      <w:r>
-        <w:rPr>
-          <w:rFonts w:ascii="Yu Gothic" w:hAnsi="Yu Gothic" w:eastAsia="Yu Gothic"/>
-        </w:rPr>
-        <w:t>自分自身が「この客層と5年付き合いたい」と思えている</w:t>
-      </w:r>
-    </w:p>
-    <w:p>
-      <w:pPr>
-        <w:pStyle w:val="Heading3"/>
-      </w:pPr>
-      <w:r>
-        <w:rPr>
-          <w:rFonts w:ascii="Yu Gothic" w:hAnsi="Yu Gothic" w:eastAsia="Yu Gothic"/>
-          <w:color w:val="1A1A1A"/>
-        </w:rPr>
-        <w:t>🟡 PIVOT——筋は良いが、狙いを変えてもう1サイクル</w:t>
-      </w:r>
-    </w:p>
-    <w:p>
-      <w:pPr>
-        <w:pStyle w:val="ListBullet"/>
-      </w:pPr>
-      <w:r>
-        <w:rPr>
-          <w:rFonts w:ascii="Yu Gothic" w:hAnsi="Yu Gothic" w:eastAsia="Yu Gothic"/>
-        </w:rPr>
-        <w:t>数字は合格ラインに届かないが、特定の層・特定の訴求にだけ強い反応がある</w:t>
-      </w:r>
-    </w:p>
-    <w:p>
-      <w:pPr>
-        <w:pStyle w:val="ListBullet"/>
-      </w:pPr>
-      <w:r>
-        <w:rPr>
-          <w:rFonts w:ascii="Yu Gothic" w:hAnsi="Yu Gothic" w:eastAsia="Yu Gothic"/>
-        </w:rPr>
-        <w:t>想定と違う客層（例：狙いは中間層だったが富裕層が反応／ベトナム人狙いだったが在越日本人が反応）から反応が来ている</w:t>
-      </w:r>
-    </w:p>
-    <w:p>
-      <w:pPr>
-        <w:pStyle w:val="ListBullet"/>
-      </w:pPr>
-      <w:r>
-        <w:rPr>
-          <w:rFonts w:ascii="Yu Gothic" w:hAnsi="Yu Gothic" w:eastAsia="Yu Gothic"/>
-        </w:rPr>
-        <w:t xml:space="preserve">→ </w:t>
-      </w:r>
-      <w:r>
-        <w:rPr>
-          <w:rFonts w:ascii="Yu Gothic" w:hAnsi="Yu Gothic" w:eastAsia="Yu Gothic"/>
-          <w:b/>
-        </w:rPr>
-        <w:t>反応があった方向に仮説を書き換えて、第3講〜第4講をもう1周</w:t>
-      </w:r>
-      <w:r>
-        <w:rPr>
-          <w:rFonts w:ascii="Yu Gothic" w:hAnsi="Yu Gothic" w:eastAsia="Yu Gothic"/>
-        </w:rPr>
-        <w:t>。このループは失敗ではなく、検証フェーズの正常動作です</w:t>
-      </w:r>
-    </w:p>
-    <w:p>
-      <w:pPr>
-        <w:pStyle w:val="Heading3"/>
-      </w:pPr>
-      <w:r>
-        <w:rPr>
-          <w:rFonts w:ascii="Yu Gothic" w:hAnsi="Yu Gothic" w:eastAsia="Yu Gothic"/>
-          <w:color w:val="1A1A1A"/>
-        </w:rPr>
-        <w:t>🔴 NO-GO——撤退。ただし最小の授業料で</w:t>
-      </w:r>
-    </w:p>
-    <w:p>
-      <w:pPr>
-        <w:pStyle w:val="ListBullet"/>
-      </w:pPr>
-      <w:r>
-        <w:rPr>
-          <w:rFonts w:ascii="Yu Gothic" w:hAnsi="Yu Gothic" w:eastAsia="Yu Gothic"/>
-        </w:rPr>
-        <w:t>2サイクル回しても、どの訴求もどの層も合格ラインに届かない</w:t>
-      </w:r>
-    </w:p>
-    <w:p>
-      <w:pPr>
-        <w:pStyle w:val="ListBullet"/>
-      </w:pPr>
-      <w:r>
-        <w:rPr>
-          <w:rFonts w:ascii="Yu Gothic" w:hAnsi="Yu Gothic" w:eastAsia="Yu Gothic"/>
-        </w:rPr>
-        <w:t>期待型コメントがほぼ付かない</w:t>
-      </w:r>
-    </w:p>
-    <w:p>
-      <w:pPr>
-        <w:pStyle w:val="ListBullet"/>
-      </w:pPr>
-      <w:r>
-        <w:rPr>
-          <w:rFonts w:ascii="Yu Gothic" w:hAnsi="Yu Gothic" w:eastAsia="Yu Gothic"/>
-        </w:rPr>
-        <w:t>→ ここでやめられるのが、このマニュアルの設計の価値です。失ったのは広告費数十万円と数ヶ月。</w:t>
-      </w:r>
-      <w:r>
-        <w:rPr>
-          <w:rFonts w:ascii="Yu Gothic" w:hAnsi="Yu Gothic" w:eastAsia="Yu Gothic"/>
-          <w:b/>
-        </w:rPr>
-        <w:t>法人と店舗を作ってから気づいた場合の数十分の1のコスト</w:t>
-      </w:r>
-      <w:r>
-        <w:rPr>
-          <w:rFonts w:ascii="Yu Gothic" w:hAnsi="Yu Gothic" w:eastAsia="Yu Gothic"/>
-        </w:rPr>
-        <w:t>です。テーマ（第1講）に戻るか、ベトナムを見送るか。どちらも立派な経営判断です。</w:t>
-      </w:r>
-    </w:p>
-    <w:p>
-      <w:r>
-        <w:rPr>
-          <w:rFonts w:ascii="Yu Gothic" w:hAnsi="Yu Gothic" w:eastAsia="Yu Gothic"/>
-          <w:b/>
-        </w:rPr>
-        <w:t>注意：GO判定に「全勝」は要りません。</w:t>
-      </w:r>
-      <w:r>
-        <w:rPr>
-          <w:rFonts w:ascii="Yu Gothic" w:hAnsi="Yu Gothic" w:eastAsia="Yu Gothic"/>
-        </w:rPr>
-        <w:t xml:space="preserve"> 探しているのは「全部当たる戦略」ではなく、「</w:t>
-      </w:r>
-      <w:r>
-        <w:rPr>
-          <w:rFonts w:ascii="Yu Gothic" w:hAnsi="Yu Gothic" w:eastAsia="Yu Gothic"/>
-          <w:b/>
-        </w:rPr>
-        <w:t>1つの、確実に反応が取れる勝ち筋</w:t>
-      </w:r>
-      <w:r>
-        <w:rPr>
-          <w:rFonts w:ascii="Yu Gothic" w:hAnsi="Yu Gothic" w:eastAsia="Yu Gothic"/>
-        </w:rPr>
-        <w:t>」です。1点突破の穴が見つかれば、参入後に広げられます。</w:t>
+        <w:t>痛手の非対称性——これがこのマニュアルの心臓部です</w:t>
+      </w:r>
+    </w:p>
+    <w:p>
+      <w:r>
+        <w:rPr>
+          <w:rFonts w:ascii="Yu Gothic" w:hAnsi="Yu Gothic" w:eastAsia="Yu Gothic"/>
+        </w:rPr>
+        <w:t>同じ「読みが外れた」でも、外れる場所によって傷の深さがまるで違います。</w:t>
+      </w:r>
+    </w:p>
+    <w:tbl>
+      <w:tblPr>
+        <w:tblStyle w:val="LightGrid-Accent1"/>
+        <w:tblW w:type="auto" w:w="0"/>
+        <w:tblLook w:firstColumn="1" w:firstRow="1" w:lastColumn="0" w:lastRow="0" w:noHBand="0" w:noVBand="1" w:val="04A0"/>
+      </w:tblPr>
+      <w:tblGrid>
+        <w:gridCol w:w="2880"/>
+        <w:gridCol w:w="2880"/>
+        <w:gridCol w:w="2880"/>
+      </w:tblGrid>
+      <w:tr>
+        <w:tc>
+          <w:tcPr>
+            <w:tcW w:type="dxa" w:w="2880"/>
+          </w:tcPr>
+          <w:p>
+            <w:r>
+              <w:rPr>
+                <w:rFonts w:ascii="Yu Gothic" w:hAnsi="Yu Gothic" w:eastAsia="Yu Gothic"/>
+                <w:b/>
+              </w:rPr>
+              <w:t>外れ方</w:t>
+            </w:r>
+          </w:p>
+        </w:tc>
+        <w:tc>
+          <w:tcPr>
+            <w:tcW w:type="dxa" w:w="2880"/>
+          </w:tcPr>
+          <w:p>
+            <w:r>
+              <w:rPr>
+                <w:rFonts w:ascii="Yu Gothic" w:hAnsi="Yu Gothic" w:eastAsia="Yu Gothic"/>
+                <w:b/>
+              </w:rPr>
+              <w:t>失うもの</w:t>
+            </w:r>
+          </w:p>
+        </w:tc>
+        <w:tc>
+          <w:tcPr>
+            <w:tcW w:type="dxa" w:w="2880"/>
+          </w:tcPr>
+          <w:p>
+            <w:r>
+              <w:rPr>
+                <w:rFonts w:ascii="Yu Gothic" w:hAnsi="Yu Gothic" w:eastAsia="Yu Gothic"/>
+                <w:b/>
+              </w:rPr>
+              <w:t>ダメージ</w:t>
+            </w:r>
+          </w:p>
+        </w:tc>
+      </w:tr>
+      <w:tr>
+        <w:tc>
+          <w:tcPr>
+            <w:tcW w:type="dxa" w:w="2880"/>
+          </w:tcPr>
+          <w:p>
+            <w:r>
+              <w:rPr>
+                <w:rFonts w:ascii="Yu Gothic" w:hAnsi="Yu Gothic" w:eastAsia="Yu Gothic"/>
+                <w:b/>
+              </w:rPr>
+              <w:t>オンライン検証で外れた</w:t>
+            </w:r>
+            <w:r>
+              <w:rPr>
+                <w:rFonts w:ascii="Yu Gothic" w:hAnsi="Yu Gothic" w:eastAsia="Yu Gothic"/>
+              </w:rPr>
+              <w:t>（第5講で「当たらなかった」）</w:t>
+            </w:r>
+          </w:p>
+        </w:tc>
+        <w:tc>
+          <w:tcPr>
+            <w:tcW w:type="dxa" w:w="2880"/>
+          </w:tcPr>
+          <w:p>
+            <w:r>
+              <w:rPr>
+                <w:rFonts w:ascii="Yu Gothic" w:hAnsi="Yu Gothic" w:eastAsia="Yu Gothic"/>
+              </w:rPr>
+              <w:t>広告費 数万〜数十万円と、数週間の時間</w:t>
+            </w:r>
+          </w:p>
+        </w:tc>
+        <w:tc>
+          <w:tcPr>
+            <w:tcW w:type="dxa" w:w="2880"/>
+          </w:tcPr>
+          <w:p>
+            <w:r>
+              <w:rPr>
+                <w:rFonts w:ascii="Yu Gothic" w:hAnsi="Yu Gothic" w:eastAsia="Yu Gothic"/>
+              </w:rPr>
+              <w:t>🩹 かすり傷</w:t>
+            </w:r>
+          </w:p>
+        </w:tc>
+      </w:tr>
+      <w:tr>
+        <w:tc>
+          <w:tcPr>
+            <w:tcW w:type="dxa" w:w="2880"/>
+          </w:tcPr>
+          <w:p>
+            <w:r>
+              <w:rPr>
+                <w:rFonts w:ascii="Yu Gothic" w:hAnsi="Yu Gothic" w:eastAsia="Yu Gothic"/>
+                <w:b/>
+              </w:rPr>
+              <w:t>リアルで先走って外れた</w:t>
+            </w:r>
+            <w:r>
+              <w:rPr>
+                <w:rFonts w:ascii="Yu Gothic" w:hAnsi="Yu Gothic" w:eastAsia="Yu Gothic"/>
+              </w:rPr>
+              <w:t>（法人設立・店舗契約・雇用の後に気づいた）</w:t>
+            </w:r>
+          </w:p>
+        </w:tc>
+        <w:tc>
+          <w:tcPr>
+            <w:tcW w:type="dxa" w:w="2880"/>
+          </w:tcPr>
+          <w:p>
+            <w:r>
+              <w:rPr>
+                <w:rFonts w:ascii="Yu Gothic" w:hAnsi="Yu Gothic" w:eastAsia="Yu Gothic"/>
+              </w:rPr>
+              <w:t>設立費用・保証金・賃料・人件費・撤退コスト。数百万〜</w:t>
+            </w:r>
+          </w:p>
+        </w:tc>
+        <w:tc>
+          <w:tcPr>
+            <w:tcW w:type="dxa" w:w="2880"/>
+          </w:tcPr>
+          <w:p>
+            <w:r>
+              <w:rPr>
+                <w:rFonts w:ascii="Yu Gothic" w:hAnsi="Yu Gothic" w:eastAsia="Yu Gothic"/>
+              </w:rPr>
+              <w:t>🩸 大出血</w:t>
+            </w:r>
+          </w:p>
+        </w:tc>
+      </w:tr>
+    </w:tbl>
+    <w:p/>
+    <w:p>
+      <w:r>
+        <w:rPr>
+          <w:rFonts w:ascii="Yu Gothic" w:hAnsi="Yu Gothic" w:eastAsia="Yu Gothic"/>
+        </w:rPr>
+        <w:t>序章で「多くの日本人経営者が、整える前に虎に乗って失敗してきた」と書きました。彼らの傷が深かったのは、能力が足りなかったからではありません。</w:t>
+      </w:r>
+      <w:r>
+        <w:rPr>
+          <w:rFonts w:ascii="Yu Gothic" w:hAnsi="Yu Gothic" w:eastAsia="Yu Gothic"/>
+          <w:b/>
+        </w:rPr>
+        <w:t>外れたことに気づいた場所が、法人と店舗を作った"後"だった</w:t>
+      </w:r>
+      <w:r>
+        <w:rPr>
+          <w:rFonts w:ascii="Yu Gothic" w:hAnsi="Yu Gothic" w:eastAsia="Yu Gothic"/>
+        </w:rPr>
+        <w:t>からです。</w:t>
+      </w:r>
+    </w:p>
+    <w:p>
+      <w:r>
+        <w:rPr>
+          <w:rFonts w:ascii="Yu Gothic" w:hAnsi="Yu Gothic" w:eastAsia="Yu Gothic"/>
+        </w:rPr>
+        <w:t>あなたはいま、</w:t>
+      </w:r>
+      <w:r>
+        <w:rPr>
+          <w:rFonts w:ascii="Yu Gothic" w:hAnsi="Yu Gothic" w:eastAsia="Yu Gothic"/>
+          <w:b/>
+        </w:rPr>
+        <w:t>法人も店舗も持たずに</w:t>
+      </w:r>
+      <w:r>
+        <w:rPr>
+          <w:rFonts w:ascii="Yu Gothic" w:hAnsi="Yu Gothic" w:eastAsia="Yu Gothic"/>
+        </w:rPr>
+        <w:t>市場の反応を見ています。もしここで「当たらなかった」なら、それは失敗ではありません。</w:t>
+      </w:r>
+      <w:r>
+        <w:rPr>
+          <w:rFonts w:ascii="Yu Gothic" w:hAnsi="Yu Gothic" w:eastAsia="Yu Gothic"/>
+          <w:b/>
+        </w:rPr>
+        <w:t>「数万円と数週間で、致命傷を回避できた」という成功</w:t>
+      </w:r>
+      <w:r>
+        <w:rPr>
+          <w:rFonts w:ascii="Yu Gothic" w:hAnsi="Yu Gothic" w:eastAsia="Yu Gothic"/>
+        </w:rPr>
+        <w:t>です。視察旅行で「イケそう」と感じて出店し、半年後に数百万円を失って気づく——その未来を、あなたはお金をかけて先に潰したのです。</w:t>
+      </w:r>
+    </w:p>
+    <w:p>
+      <w:r>
+        <w:rPr>
+          <w:rFonts w:ascii="Yu Gothic" w:hAnsi="Yu Gothic" w:eastAsia="Yu Gothic"/>
+        </w:rPr>
+        <w:t>だから、この後のNO-GO判定を恐れないでください。オンラインで「ダメだ」とわかることは、このマニュアルの設計が正しく働いた証拠です。</w:t>
       </w:r>
     </w:p>
     <w:p>
@@ -7887,15 +9526,615 @@
           <w:rFonts w:ascii="Yu Gothic" w:hAnsi="Yu Gothic" w:eastAsia="Yu Gothic"/>
           <w:color w:val="1A1A1A"/>
         </w:rPr>
-        <w:t>3. GOの後の実務——法人化・お金・決済</w:t>
-      </w:r>
-    </w:p>
-    <w:p>
-      <w:r>
-        <w:rPr>
-          <w:rFonts w:ascii="Yu Gothic" w:hAnsi="Yu Gothic" w:eastAsia="Yu Gothic"/>
-        </w:rPr>
-        <w:t>GO判定が出たら、初めて「虎に乗る」準備です。ここからは実務情報を駆け足で押さえます（詳細は付録A・B・C。</w:t>
+        <w:t>3. 「これで行ける」の判断基準</w:t>
+      </w:r>
+    </w:p>
+    <w:p>
+      <w:r>
+        <w:rPr>
+          <w:rFonts w:ascii="Yu Gothic" w:hAnsi="Yu Gothic" w:eastAsia="Yu Gothic"/>
+        </w:rPr>
+        <w:t>分析ができたら、決断です。基準を先に決めておかないと、人間は都合よくデータを解釈します（お金と時間を使った後は特に）。以下の3段階で判定してください。</w:t>
+      </w:r>
+    </w:p>
+    <w:p>
+      <w:pPr>
+        <w:pStyle w:val="Heading3"/>
+      </w:pPr>
+      <w:r>
+        <w:rPr>
+          <w:rFonts w:ascii="Yu Gothic" w:hAnsi="Yu Gothic" w:eastAsia="Yu Gothic"/>
+          <w:color w:val="1A1A1A"/>
+        </w:rPr>
+        <w:t>🟢 GO——参入準備に進んでよい状態</w:t>
+      </w:r>
+    </w:p>
+    <w:p>
+      <w:r>
+        <w:rPr>
+          <w:rFonts w:ascii="Yu Gothic" w:hAnsi="Yu Gothic" w:eastAsia="Yu Gothic"/>
+        </w:rPr>
+        <w:t>次の</w:t>
+      </w:r>
+      <w:r>
+        <w:rPr>
+          <w:rFonts w:ascii="Yu Gothic" w:hAnsi="Yu Gothic" w:eastAsia="Yu Gothic"/>
+          <w:b/>
+        </w:rPr>
+        <w:t>すべて</w:t>
+      </w:r>
+      <w:r>
+        <w:rPr>
+          <w:rFonts w:ascii="Yu Gothic" w:hAnsi="Yu Gothic" w:eastAsia="Yu Gothic"/>
+        </w:rPr>
+        <w:t>を満たす：</w:t>
+      </w:r>
+    </w:p>
+    <w:p>
+      <w:pPr>
+        <w:pStyle w:val="ListBullet"/>
+      </w:pPr>
+      <w:r>
+        <w:rPr>
+          <w:rFonts w:ascii="Yu Gothic" w:hAnsi="Yu Gothic" w:eastAsia="Yu Gothic"/>
+        </w:rPr>
+        <w:t>少なくとも1つの訴求で、合格ライン（第5講で設定したCTR・CPL・登録率）をクリアした</w:t>
+      </w:r>
+    </w:p>
+    <w:p>
+      <w:pPr>
+        <w:pStyle w:val="ListBullet"/>
+      </w:pPr>
+      <w:r>
+        <w:rPr>
+          <w:rFonts w:ascii="Yu Gothic" w:hAnsi="Yu Gothic" w:eastAsia="Yu Gothic"/>
+          <w:b/>
+        </w:rPr>
+        <w:t>期待型コメントが疑い型を上回った</w:t>
+      </w:r>
+      <w:r>
+        <w:rPr>
+          <w:rFonts w:ascii="Yu Gothic" w:hAnsi="Yu Gothic" w:eastAsia="Yu Gothic"/>
+        </w:rPr>
+        <w:t>、または疑い型の障壁に打ち手が見えている</w:t>
+      </w:r>
+    </w:p>
+    <w:p>
+      <w:pPr>
+        <w:pStyle w:val="ListBullet"/>
+      </w:pPr>
+      <w:r>
+        <w:rPr>
+          <w:rFonts w:ascii="Yu Gothic" w:hAnsi="Yu Gothic" w:eastAsia="Yu Gothic"/>
+        </w:rPr>
+        <w:t>登録者（見込み客リスト）が実在し、その獲得単価で採算シミュレーションが成り立つ</w:t>
+      </w:r>
+    </w:p>
+    <w:p>
+      <w:pPr>
+        <w:pStyle w:val="ListBullet"/>
+      </w:pPr>
+      <w:r>
+        <w:rPr>
+          <w:rFonts w:ascii="Yu Gothic" w:hAnsi="Yu Gothic" w:eastAsia="Yu Gothic"/>
+        </w:rPr>
+        <w:t>自分自身が「この客層と5年付き合いたい」と思えている</w:t>
+      </w:r>
+    </w:p>
+    <w:p>
+      <w:pPr>
+        <w:pStyle w:val="Heading3"/>
+      </w:pPr>
+      <w:r>
+        <w:rPr>
+          <w:rFonts w:ascii="Yu Gothic" w:hAnsi="Yu Gothic" w:eastAsia="Yu Gothic"/>
+          <w:color w:val="1A1A1A"/>
+        </w:rPr>
+        <w:t>🟡 PIVOT——筋は良いが、狙いを変えてもう1サイクル</w:t>
+      </w:r>
+    </w:p>
+    <w:p>
+      <w:pPr>
+        <w:pStyle w:val="ListBullet"/>
+      </w:pPr>
+      <w:r>
+        <w:rPr>
+          <w:rFonts w:ascii="Yu Gothic" w:hAnsi="Yu Gothic" w:eastAsia="Yu Gothic"/>
+        </w:rPr>
+        <w:t>数字は合格ラインに届かないが、特定の層・特定の訴求にだけ強い反応がある</w:t>
+      </w:r>
+    </w:p>
+    <w:p>
+      <w:pPr>
+        <w:pStyle w:val="ListBullet"/>
+      </w:pPr>
+      <w:r>
+        <w:rPr>
+          <w:rFonts w:ascii="Yu Gothic" w:hAnsi="Yu Gothic" w:eastAsia="Yu Gothic"/>
+        </w:rPr>
+        <w:t>想定と違う客層（例：狙いは中間層だったが富裕層が反応／ベトナム人狙いだったが在越日本人が反応）から反応が来ている</w:t>
+      </w:r>
+    </w:p>
+    <w:p>
+      <w:pPr>
+        <w:pStyle w:val="ListBullet"/>
+      </w:pPr>
+      <w:r>
+        <w:rPr>
+          <w:rFonts w:ascii="Yu Gothic" w:hAnsi="Yu Gothic" w:eastAsia="Yu Gothic"/>
+        </w:rPr>
+        <w:t xml:space="preserve">→ </w:t>
+      </w:r>
+      <w:r>
+        <w:rPr>
+          <w:rFonts w:ascii="Yu Gothic" w:hAnsi="Yu Gothic" w:eastAsia="Yu Gothic"/>
+          <w:b/>
+        </w:rPr>
+        <w:t>反応があった方向に仮説を書き換えて、第3講〜第5講をもう1周</w:t>
+      </w:r>
+      <w:r>
+        <w:rPr>
+          <w:rFonts w:ascii="Yu Gothic" w:hAnsi="Yu Gothic" w:eastAsia="Yu Gothic"/>
+        </w:rPr>
+        <w:t>。このループは失敗ではなく、検証フェーズの正常動作です</w:t>
+      </w:r>
+    </w:p>
+    <w:p>
+      <w:pPr>
+        <w:pStyle w:val="Heading3"/>
+      </w:pPr>
+      <w:r>
+        <w:rPr>
+          <w:rFonts w:ascii="Yu Gothic" w:hAnsi="Yu Gothic" w:eastAsia="Yu Gothic"/>
+          <w:color w:val="1A1A1A"/>
+        </w:rPr>
+        <w:t>🔴 NO-GO——このテーマは見送り。でも、それでいい</w:t>
+      </w:r>
+    </w:p>
+    <w:p>
+      <w:pPr>
+        <w:pStyle w:val="ListBullet"/>
+      </w:pPr>
+      <w:r>
+        <w:rPr>
+          <w:rFonts w:ascii="Yu Gothic" w:hAnsi="Yu Gothic" w:eastAsia="Yu Gothic"/>
+        </w:rPr>
+        <w:t>2サイクル回しても、どの訴求もどの層も合格ラインに届かない</w:t>
+      </w:r>
+    </w:p>
+    <w:p>
+      <w:pPr>
+        <w:pStyle w:val="ListBullet"/>
+      </w:pPr>
+      <w:r>
+        <w:rPr>
+          <w:rFonts w:ascii="Yu Gothic" w:hAnsi="Yu Gothic" w:eastAsia="Yu Gothic"/>
+        </w:rPr>
+        <w:t>期待型コメントがほぼ付かない</w:t>
+      </w:r>
+    </w:p>
+    <w:p>
+      <w:pPr>
+        <w:pStyle w:val="ListBullet"/>
+      </w:pPr>
+      <w:r>
+        <w:rPr>
+          <w:rFonts w:ascii="Yu Gothic" w:hAnsi="Yu Gothic" w:eastAsia="Yu Gothic"/>
+        </w:rPr>
+        <w:t xml:space="preserve">→ </w:t>
+      </w:r>
+      <w:r>
+        <w:rPr>
+          <w:rFonts w:ascii="Yu Gothic" w:hAnsi="Yu Gothic" w:eastAsia="Yu Gothic"/>
+          <w:b/>
+        </w:rPr>
+        <w:t>ここでやめられることこそ、このマニュアルの最大の価値</w:t>
+      </w:r>
+      <w:r>
+        <w:rPr>
+          <w:rFonts w:ascii="Yu Gothic" w:hAnsi="Yu Gothic" w:eastAsia="Yu Gothic"/>
+        </w:rPr>
+        <w:t>です（第2節の「痛手の非対称性」）。失ったのは広告費と数週間だけ。法人・店舗を作ってから気づく場合の、数十分の一の授業料です</w:t>
+      </w:r>
+    </w:p>
+    <w:p>
+      <w:r>
+        <w:rPr>
+          <w:rFonts w:ascii="Yu Gothic" w:hAnsi="Yu Gothic" w:eastAsia="Yu Gothic"/>
+          <w:b/>
+        </w:rPr>
+        <w:t>NO-GOは終わりではなく、第1講に戻る合図です。</w:t>
+      </w:r>
+    </w:p>
+    <w:p>
+      <w:r>
+        <w:rPr>
+          <w:rFonts w:ascii="Yu Gothic" w:hAnsi="Yu Gothic" w:eastAsia="Yu Gothic"/>
+        </w:rPr>
+        <w:t>「このテーマはベトナムに合わなかった」——それがわかっただけで、あなたは一つ賢くなりました。次にやることは決まっています。</w:t>
+      </w:r>
+      <w:r>
+        <w:rPr>
+          <w:rFonts w:ascii="Yu Gothic" w:hAnsi="Yu Gothic" w:eastAsia="Yu Gothic"/>
+          <w:b/>
+        </w:rPr>
+        <w:t>第1講に戻ってください。</w:t>
+      </w:r>
+      <w:r>
+        <w:rPr>
+          <w:rFonts w:ascii="Yu Gothic" w:hAnsi="Yu Gothic" w:eastAsia="Yu Gothic"/>
+        </w:rPr>
+        <w:t xml:space="preserve"> 自分の資産の棚卸し（第1講のワーク）をもう一度眺め、「これもいけるかもしれない」と思える別のテーマを選び、第2講→第3講→第4講→第5講と、同じ手順でまた検証する。</w:t>
+      </w:r>
+    </w:p>
+    <w:p>
+      <w:r>
+        <w:rPr>
+          <w:rFonts w:ascii="Yu Gothic" w:hAnsi="Yu Gothic" w:eastAsia="Yu Gothic"/>
+        </w:rPr>
+        <w:t>このマニュアルは、一度きりの正解を出す道具ではありません。</w:t>
+      </w:r>
+      <w:r>
+        <w:rPr>
+          <w:rFonts w:ascii="Yu Gothic" w:hAnsi="Yu Gothic" w:eastAsia="Yu Gothic"/>
+          <w:b/>
+        </w:rPr>
+        <w:t>「いけるかも」と思ったことを、致命傷を負わずに何度でも試せる仕組み</w:t>
+      </w:r>
+      <w:r>
+        <w:rPr>
+          <w:rFonts w:ascii="Yu Gothic" w:hAnsi="Yu Gothic" w:eastAsia="Yu Gothic"/>
+        </w:rPr>
+        <w:t>です。1つ目で当たれば幸運。2つ目、3つ目で当たるのが普通です。そして何度試しても、あなたが失うのは毎回「広告費と数週間」だけ。試行回数を、安全に、増やせる。これが「整えてから参入」がもたらす本当の強さです。</w:t>
+      </w:r>
+    </w:p>
+    <w:p>
+      <w:r>
+        <w:rPr>
+          <w:rFonts w:ascii="Yu Gothic" w:hAnsi="Yu Gothic" w:eastAsia="Yu Gothic"/>
+          <w:b/>
+        </w:rPr>
+        <w:t>注意：GO判定に「全勝」は要りません。</w:t>
+      </w:r>
+      <w:r>
+        <w:rPr>
+          <w:rFonts w:ascii="Yu Gothic" w:hAnsi="Yu Gothic" w:eastAsia="Yu Gothic"/>
+        </w:rPr>
+        <w:t xml:space="preserve"> 探しているのは「全部当たる戦略」ではなく、「</w:t>
+      </w:r>
+      <w:r>
+        <w:rPr>
+          <w:rFonts w:ascii="Yu Gothic" w:hAnsi="Yu Gothic" w:eastAsia="Yu Gothic"/>
+          <w:b/>
+        </w:rPr>
+        <w:t>1つの、確実に反応が取れる勝ち筋</w:t>
+      </w:r>
+      <w:r>
+        <w:rPr>
+          <w:rFonts w:ascii="Yu Gothic" w:hAnsi="Yu Gothic" w:eastAsia="Yu Gothic"/>
+        </w:rPr>
+        <w:t>」です。1点突破の穴が見つかれば、参入後に広げられます。</w:t>
+      </w:r>
+    </w:p>
+    <w:p>
+      <w:pPr>
+        <w:pBdr>
+          <w:bottom w:val="single" w:sz="6" w:space="1" w:color="CCCCCC"/>
+        </w:pBdr>
+      </w:pPr>
+    </w:p>
+    <w:p>
+      <w:pPr>
+        <w:pStyle w:val="Heading2"/>
+      </w:pPr>
+      <w:r>
+        <w:rPr>
+          <w:rFonts w:ascii="Yu Gothic" w:hAnsi="Yu Gothic" w:eastAsia="Yu Gothic"/>
+          <w:color w:val="1A1A1A"/>
+        </w:rPr>
+        <w:t>4. プロとの壁打ちで、成功にもう一歩近づける</w:t>
+      </w:r>
+    </w:p>
+    <w:p>
+      <w:r>
+        <w:rPr>
+          <w:rFonts w:ascii="Yu Gothic" w:hAnsi="Yu Gothic" w:eastAsia="Yu Gothic"/>
+        </w:rPr>
+        <w:t>GO判定が出た——おめでとうございます。でも、思い出してください。第2節で言ったとおり、</w:t>
+      </w:r>
+      <w:r>
+        <w:rPr>
+          <w:rFonts w:ascii="Yu Gothic" w:hAnsi="Yu Gothic" w:eastAsia="Yu Gothic"/>
+          <w:b/>
+        </w:rPr>
+        <w:t>テストで「当たった」数字も、まだ100%ではありません。</w:t>
+      </w:r>
+      <w:r>
+        <w:rPr>
+          <w:rFonts w:ascii="Yu Gothic" w:hAnsi="Yu Gothic" w:eastAsia="Yu Gothic"/>
+        </w:rPr>
+        <w:t xml:space="preserve"> ここに、最後の、そして最も費用対効果の高いリスク低減の一手があります。</w:t>
+      </w:r>
+    </w:p>
+    <w:p>
+      <w:r>
+        <w:rPr>
+          <w:rFonts w:ascii="Yu Gothic" w:hAnsi="Yu Gothic" w:eastAsia="Yu Gothic"/>
+          <w:b/>
+        </w:rPr>
+        <w:t>現場のマーケットをよく知るプロに、壁打ちしてもらうこと。</w:t>
+      </w:r>
+    </w:p>
+    <w:p>
+      <w:r>
+        <w:rPr>
+          <w:rFonts w:ascii="Yu Gothic" w:hAnsi="Yu Gothic" w:eastAsia="Yu Gothic"/>
+        </w:rPr>
+        <w:t>考えてみてください。あなたはいま、第1講から第6講まで、他の誰よりも自分の事業を深く掘り下げてきました。テーマの一文、入口商品、ローカライズ、そして</w:t>
+      </w:r>
+      <w:r>
+        <w:rPr>
+          <w:rFonts w:ascii="Yu Gothic" w:hAnsi="Yu Gothic" w:eastAsia="Yu Gothic"/>
+          <w:b/>
+        </w:rPr>
+        <w:t>実測データ付きの検証結果</w:t>
+      </w:r>
+      <w:r>
+        <w:rPr>
+          <w:rFonts w:ascii="Yu Gothic" w:hAnsi="Yu Gothic" w:eastAsia="Yu Gothic"/>
+        </w:rPr>
+        <w:t>まで揃っている。この状態は、ふつうの「ベトナムに興味があります」という相談者とは、まったく別次元です。</w:t>
+      </w:r>
+    </w:p>
+    <w:p>
+      <w:r>
+        <w:rPr>
+          <w:rFonts w:ascii="Yu Gothic" w:hAnsi="Yu Gothic" w:eastAsia="Yu Gothic"/>
+        </w:rPr>
+        <w:t>この</w:t>
+      </w:r>
+      <w:r>
+        <w:rPr>
+          <w:rFonts w:ascii="Yu Gothic" w:hAnsi="Yu Gothic" w:eastAsia="Yu Gothic"/>
+          <w:b/>
+        </w:rPr>
+        <w:t>磨き上げた材料を持って</w:t>
+      </w:r>
+      <w:r>
+        <w:rPr>
+          <w:rFonts w:ascii="Yu Gothic" w:hAnsi="Yu Gothic" w:eastAsia="Yu Gothic"/>
+        </w:rPr>
+        <w:t>、現地の市場を肌で知っているプロに相談すると、何が起きるか。</w:t>
+      </w:r>
+    </w:p>
+    <w:p>
+      <w:pPr>
+        <w:pStyle w:val="ListBullet"/>
+      </w:pPr>
+      <w:r>
+        <w:rPr>
+          <w:rFonts w:ascii="Yu Gothic" w:hAnsi="Yu Gothic" w:eastAsia="Yu Gothic"/>
+        </w:rPr>
+        <w:t>AIやテストでは拾いきれない「</w:t>
+      </w:r>
+      <w:r>
+        <w:rPr>
+          <w:rFonts w:ascii="Yu Gothic" w:hAnsi="Yu Gothic" w:eastAsia="Yu Gothic"/>
+          <w:b/>
+        </w:rPr>
+        <w:t>現場の肌感</w:t>
+      </w:r>
+      <w:r>
+        <w:rPr>
+          <w:rFonts w:ascii="Yu Gothic" w:hAnsi="Yu Gothic" w:eastAsia="Yu Gothic"/>
+        </w:rPr>
+        <w:t>」で、あなたの勝ち筋を裏取りできる（「その価格帯、実はこの地区だと厳しいですよ」「その訴求、今の流行と合ってます」）</w:t>
+      </w:r>
+    </w:p>
+    <w:p>
+      <w:pPr>
+        <w:pStyle w:val="ListBullet"/>
+      </w:pPr>
+      <w:r>
+        <w:rPr>
+          <w:rFonts w:ascii="Yu Gothic" w:hAnsi="Yu Gothic" w:eastAsia="Yu Gothic"/>
+        </w:rPr>
+        <w:t>法人設立・条件付き業種・決済・現地パートナーといった実務の</w:t>
+      </w:r>
+      <w:r>
+        <w:rPr>
+          <w:rFonts w:ascii="Yu Gothic" w:hAnsi="Yu Gothic" w:eastAsia="Yu Gothic"/>
+          <w:b/>
+        </w:rPr>
+        <w:t>落とし穴を、踏む前に</w:t>
+      </w:r>
+      <w:r>
+        <w:rPr>
+          <w:rFonts w:ascii="Yu Gothic" w:hAnsi="Yu Gothic" w:eastAsia="Yu Gothic"/>
+        </w:rPr>
+        <w:t>教えてもらえる</w:t>
+      </w:r>
+    </w:p>
+    <w:p>
+      <w:pPr>
+        <w:pStyle w:val="ListBullet"/>
+      </w:pPr>
+      <w:r>
+        <w:rPr>
+          <w:rFonts w:ascii="Yu Gothic" w:hAnsi="Yu Gothic" w:eastAsia="Yu Gothic"/>
+        </w:rPr>
+        <w:t>話が具体的なので、</w:t>
+      </w:r>
+      <w:r>
+        <w:rPr>
+          <w:rFonts w:ascii="Yu Gothic" w:hAnsi="Yu Gothic" w:eastAsia="Yu Gothic"/>
+          <w:b/>
+        </w:rPr>
+        <w:t>相手も本気で答えられる</w:t>
+      </w:r>
+      <w:r>
+        <w:rPr>
+          <w:rFonts w:ascii="Yu Gothic" w:hAnsi="Yu Gothic" w:eastAsia="Yu Gothic"/>
+        </w:rPr>
+        <w:t>。「実測CPL付きで相談に来る人」は、プロから見ても応援したくなる相手です</w:t>
+      </w:r>
+    </w:p>
+    <w:p>
+      <w:r>
+        <w:rPr>
+          <w:rFonts w:ascii="Yu Gothic" w:hAnsi="Yu Gothic" w:eastAsia="Yu Gothic"/>
+        </w:rPr>
+        <w:t>逆に、何も準備せずに「ベトナムで何かやりたい」と相談しても、返ってくるのは一般論だけです。</w:t>
+      </w:r>
+      <w:r>
+        <w:rPr>
+          <w:rFonts w:ascii="Yu Gothic" w:hAnsi="Yu Gothic" w:eastAsia="Yu Gothic"/>
+          <w:b/>
+        </w:rPr>
+        <w:t>このマニュアルをここまでやり切った価値は、プロとの壁打ちの質に直結します。</w:t>
+      </w:r>
+      <w:r>
+        <w:rPr>
+          <w:rFonts w:ascii="Yu Gothic" w:hAnsi="Yu Gothic" w:eastAsia="Yu Gothic"/>
+        </w:rPr>
+        <w:t xml:space="preserve"> 同じ相談でも、話の進み方と、成功への近づき方が、まるで変わります。</w:t>
+      </w:r>
+    </w:p>
+    <w:p>
+      <w:r>
+        <w:rPr>
+          <w:rFonts w:ascii="Yu Gothic" w:hAnsi="Yu Gothic" w:eastAsia="Yu Gothic"/>
+        </w:rPr>
+        <w:t>そして——GOだけではありません。PIVOTやNO-GOで迷ったときこそ、プロの目は効きます。「この数字は本当にダメなのか、それとも見せ方の問題なのか」。自分とAIだけでは堂々巡りになる判断に、現場を知る第三者の視点が入ると、次の一手が見えてきます。</w:t>
+      </w:r>
+    </w:p>
+    <w:p>
+      <w:pPr>
+        <w:ind w:left="360"/>
+      </w:pPr>
+      <w:r>
+        <w:rPr>
+          <w:rFonts w:ascii="Yu Gothic" w:hAnsi="Yu Gothic" w:eastAsia="Yu Gothic"/>
+          <w:i/>
+          <w:color w:val="444444"/>
+        </w:rPr>
+        <w:t xml:space="preserve">### 💬 JS EVOLUTION の LINE無料相談 </w:t>
+      </w:r>
+      <w:r>
+        <w:rPr>
+          <w:rFonts w:ascii="Yu Gothic" w:hAnsi="Yu Gothic" w:eastAsia="Yu Gothic"/>
+          <w:b/>
+          <w:i/>
+          <w:color w:val="444444"/>
+        </w:rPr>
+        <w:t>「失敗」をさせない ベトナムビジネス進出サポート</w:t>
+      </w:r>
+      <w:r>
+        <w:rPr>
+          <w:rFonts w:ascii="Yu Gothic" w:hAnsi="Yu Gothic" w:eastAsia="Yu Gothic"/>
+          <w:i/>
+          <w:color w:val="444444"/>
+        </w:rPr>
+        <w:t xml:space="preserve"> 私たち </w:t>
+      </w:r>
+      <w:r>
+        <w:rPr>
+          <w:rFonts w:ascii="Yu Gothic" w:hAnsi="Yu Gothic" w:eastAsia="Yu Gothic"/>
+          <w:b/>
+          <w:i/>
+          <w:color w:val="444444"/>
+        </w:rPr>
+        <w:t>JS EVOLUTION（VIETNAM–JAPAN）</w:t>
+      </w:r>
+      <w:r>
+        <w:rPr>
+          <w:rFonts w:ascii="Yu Gothic" w:hAnsi="Yu Gothic" w:eastAsia="Yu Gothic"/>
+          <w:i/>
+          <w:color w:val="444444"/>
+        </w:rPr>
+        <w:t xml:space="preserve"> は、日本人経営者のベトナム進出を、現地の視点で伴走支援しています。そして、</w:t>
+      </w:r>
+      <w:r>
+        <w:rPr>
+          <w:rFonts w:ascii="Yu Gothic" w:hAnsi="Yu Gothic" w:eastAsia="Yu Gothic"/>
+          <w:b/>
+          <w:i/>
+          <w:color w:val="444444"/>
+        </w:rPr>
+        <w:t>LINEでの無料相談</w:t>
+      </w:r>
+      <w:r>
+        <w:rPr>
+          <w:rFonts w:ascii="Yu Gothic" w:hAnsi="Yu Gothic" w:eastAsia="Yu Gothic"/>
+          <w:i/>
+          <w:color w:val="444444"/>
+        </w:rPr>
+        <w:t xml:space="preserve">を行っています。 このマニュアルで作った成果物——テーマ設定シート、入口商品設計書、ローカライズ設計シート、そして検証結果——を持ってご相談ください。ゼロからの相談とは比べものにならないスピードで、話が前に進みます。 - GO判定が出た方 → 現場の肌感で勝ち筋を裏取りし、法人化・実務の落とし穴を回避 - PIVOT／NO-GOで迷う方 → 「本当にダメなのか、見せ方の問題か」を第三者の目で - これから検証する方 → 検証設計そのものへのアドバイス </w:t>
+      </w:r>
+      <w:r>
+        <w:rPr>
+          <w:rFonts w:ascii="Yu Gothic" w:hAnsi="Yu Gothic" w:eastAsia="Yu Gothic"/>
+          <w:b/>
+          <w:i/>
+          <w:color w:val="444444"/>
+        </w:rPr>
+        <w:t>▶ LINEで「無料相談」と送ってください。</w:t>
+      </w:r>
+      <w:r>
+        <w:rPr>
+          <w:rFonts w:ascii="Yu Gothic" w:hAnsi="Yu Gothic" w:eastAsia="Yu Gothic"/>
+          <w:i/>
+          <w:color w:val="444444"/>
+        </w:rPr>
+        <w:t xml:space="preserve"> ［LINE友だち追加のQRコード／リンクをここに挿入］ ※本マニュアルの読者特典として、無料相談を開放しています。売り込みではなく、まず現状を整理する壁打ちの場としてお使いください。</w:t>
+      </w:r>
+    </w:p>
+    <w:p>
+      <w:r>
+        <w:rPr>
+          <w:rFonts w:ascii="Yu Gothic" w:hAnsi="Yu Gothic" w:eastAsia="Yu Gothic"/>
+        </w:rPr>
+        <w:t>準備を整えたあなたにとって、プロとの壁打ちは「答えを教わる場」ではなく「</w:t>
+      </w:r>
+      <w:r>
+        <w:rPr>
+          <w:rFonts w:ascii="Yu Gothic" w:hAnsi="Yu Gothic" w:eastAsia="Yu Gothic"/>
+          <w:b/>
+        </w:rPr>
+        <w:t>自分の答えを裏取りする場</w:t>
+      </w:r>
+      <w:r>
+        <w:rPr>
+          <w:rFonts w:ascii="Yu Gothic" w:hAnsi="Yu Gothic" w:eastAsia="Yu Gothic"/>
+        </w:rPr>
+        <w:t>」です。この一手を挟むかどうかで、参入の成功確率は確実に変わります。</w:t>
+      </w:r>
+    </w:p>
+    <w:p>
+      <w:pPr>
+        <w:pBdr>
+          <w:bottom w:val="single" w:sz="6" w:space="1" w:color="CCCCCC"/>
+        </w:pBdr>
+      </w:pPr>
+    </w:p>
+    <w:p>
+      <w:pPr>
+        <w:pStyle w:val="Heading2"/>
+      </w:pPr>
+      <w:r>
+        <w:rPr>
+          <w:rFonts w:ascii="Yu Gothic" w:hAnsi="Yu Gothic" w:eastAsia="Yu Gothic"/>
+          <w:color w:val="1A1A1A"/>
+        </w:rPr>
+        <w:t>5. GOの後の実務——法人化・お金・決済</w:t>
+      </w:r>
+    </w:p>
+    <w:p>
+      <w:r>
+        <w:rPr>
+          <w:rFonts w:ascii="Yu Gothic" w:hAnsi="Yu Gothic" w:eastAsia="Yu Gothic"/>
+        </w:rPr>
+        <w:t>GO判定が出て、プロの壁打ちで裏も取れたら、初めて「虎に乗る」準備です。ここからは実務情報を駆け足で押さえます（詳細は付録A・B・C。</w:t>
       </w:r>
       <w:r>
         <w:rPr>
@@ -7908,7 +10147,7 @@
         <w:rPr>
           <w:rFonts w:ascii="Yu Gothic" w:hAnsi="Yu Gothic" w:eastAsia="Yu Gothic"/>
         </w:rPr>
-        <w:t>です）。</w:t>
+        <w:t>です。前節の無料相談も活用してください）。</w:t>
       </w:r>
     </w:p>
     <w:p>
@@ -8439,7 +10678,7 @@
           <w:rFonts w:ascii="Yu Gothic" w:hAnsi="Yu Gothic" w:eastAsia="Yu Gothic"/>
           <w:color w:val="1A1A1A"/>
         </w:rPr>
-        <w:t>4. プロへの依頼書——丸投げしない外注の技術</w:t>
+        <w:t>6. プロへの依頼書——丸投げしない外注の技術</w:t>
       </w:r>
     </w:p>
     <w:p>
@@ -8912,7 +11151,7 @@
         <w:rPr>
           <w:rFonts w:ascii="Yu Gothic" w:hAnsi="Yu Gothic" w:eastAsia="Yu Gothic"/>
         </w:rPr>
-        <w:t>する（解約時にアカウントごと失う事故が実際にあります）</w:t>
+        <w:t>する（第4講で自社に作った広告アカウントを使わせる形にする。解約時にアカウントごと失う事故が実際にあります）</w:t>
       </w:r>
     </w:p>
     <w:p>
@@ -8923,7 +11162,14 @@
         <w:rPr>
           <w:rFonts w:ascii="Yu Gothic" w:hAnsi="Yu Gothic" w:eastAsia="Yu Gothic"/>
         </w:rPr>
-        <w:t>探し方：日系の現地代理店／現地大手／フリーランス。それぞれの長短は付録Bに</w:t>
+        <w:t>探し方：日系の現地代理店／現地大手／フリーランス。それぞれの長短は付録Bに。</w:t>
+      </w:r>
+      <w:r>
+        <w:rPr>
+          <w:rFonts w:ascii="Yu Gothic" w:hAnsi="Yu Gothic" w:eastAsia="Yu Gothic"/>
+          <w:b/>
+        </w:rPr>
+        <w:t>どの業者が信頼できるかの判断自体、前節の無料相談で壁打ちできます</w:t>
       </w:r>
     </w:p>
     <w:p>
@@ -8937,7 +11183,7 @@
           <w:i/>
           <w:color w:val="444444"/>
         </w:rPr>
-        <w:t>AIプロンプト⑪：依頼書の生成</w:t>
+        <w:t>AIプロンプト⑬：依頼書の生成</w:t>
       </w:r>
       <w:r>
         <w:rPr>
@@ -8961,7 +11207,7 @@
           <w:i/>
           <w:color w:val="444444"/>
         </w:rPr>
-        <w:t xml:space="preserve"> あなたはマーケティング発注のプロフェッショナルです。 以下の材料から、ベトナムのデジタルマーケティング代理店（または フリーランス）への依頼書（RFP）を作ってください。 ■ テーマの一文：【第1講】 ■ 入口商品設計書：【第2講】 ■ 当たった訴求とテスト実績：【プロンプト⑩の分析結果】 ■ 月額予算：【広告費＋運用費の上限】 ■ 自分がやること／任せたいことの希望：【役割分担のメモ】 依頼書には、7項目（背景・商品と顧客・実証済みの勝ち筋・KPI・ 予算と期間・役割分担・報告形式）を含め、 候補業者に必ず確認すべき質問リスト（10問）も付けてください。 質問には「広告アカウントの権限は誰が持つか」 「レポートの指標の定義」「解約条件」を必ず含めてください。 </w:t>
+        <w:t xml:space="preserve"> あなたはマーケティング発注のプロフェッショナルです。 以下の材料から、ベトナムのデジタルマーケティング代理店（または フリーランス）への依頼書（RFP）を作ってください。 ■ テーマの一文：【第1講】 ■ 入口商品設計書：【第2講】 ■ 当たった訴求とテスト実績：【プロンプト⑫の分析結果】 ■ 月額予算：【広告費＋運用費の上限】 ■ 自分がやること／任せたいことの希望：【役割分担のメモ】 依頼書には、7項目（背景・商品と顧客・実証済みの勝ち筋・KPI・ 予算と期間・役割分担・報告形式）を含め、 候補業者に必ず確認すべき質問リスト（10問）も付けてください。 質問には「広告アカウントの権限は誰が持つか」 「レポートの指標の定義」「解約条件」を必ず含めてください。 </w:t>
       </w:r>
       <w:r>
         <w:rPr>
@@ -8988,7 +11234,7 @@
           <w:rFonts w:ascii="Yu Gothic" w:hAnsi="Yu Gothic" w:eastAsia="Yu Gothic"/>
           <w:color w:val="1A1A1A"/>
         </w:rPr>
-        <w:t>5. 成果物：確定戦略書</w:t>
+        <w:t>7. 成果物：確定戦略書</w:t>
       </w:r>
     </w:p>
     <w:p>
@@ -9002,10 +11248,10 @@
           <w:rFonts w:ascii="Consolas" w:hAnsi="Consolas" w:eastAsia="Consolas"/>
           <w:sz w:val="18"/>
         </w:rPr>
-        <w:t>■ 確定戦略書（第5講成果物）</w:t>
+        <w:t>■ 確定戦略書（第6講成果物）</w:t>
         <w:br/>
         <w:br/>
-        <w:t>作成日：　　　　判定：🟢 GO ／ 🟡 PIVOT（→第3講へ戻る） ／ 🔴 NO-GO</w:t>
+        <w:t>作成日：　　　　判定：🟢 GO ／ 🟡 PIVOT（→第3講へ戻る） ／ 🔴 NO-GO（→第1講へ戻る）</w:t>
         <w:br/>
         <w:t>─────────────────────────────</w:t>
         <w:br/>
@@ -9036,23 +11282,32 @@
         <w:t xml:space="preserve">   LTV/CAC：　　倍</w:t>
         <w:br/>
         <w:br/>
-        <w:t>4. 参入形態の方針（付録A参照・専門家確認前の仮）</w:t>
+        <w:t>4. プロとの壁打ち（実施したら記入）</w:t>
+        <w:br/>
+        <w:t xml:space="preserve">   相談先：　　　　相談日：</w:t>
+        <w:br/>
+        <w:t xml:space="preserve">   裏取りできたこと：</w:t>
+        <w:br/>
+        <w:t xml:space="preserve">   指摘された落とし穴：</w:t>
+        <w:br/>
+        <w:br/>
+        <w:t>5. 参入形態の方針（付録A参照・専門家確認前の仮）</w:t>
         <w:br/>
         <w:t xml:space="preserve">   □ 現地法人　□ 合弁　□ 越境のまま　□ FC/ライセンス　□ その他</w:t>
         <w:br/>
         <w:t xml:space="preserve">   決済手段の方針：</w:t>
         <w:br/>
         <w:br/>
-        <w:t>5. 役割分担</w:t>
+        <w:t>6. 役割分担</w:t>
         <w:br/>
         <w:t xml:space="preserve">   自分がやること：</w:t>
         <w:br/>
         <w:t xml:space="preserve">   プロに任せること：</w:t>
         <w:br/>
-        <w:t xml:space="preserve">   依頼書：（別紙・プロンプト⑪で作成済み）</w:t>
+        <w:t xml:space="preserve">   依頼書：（別紙・プロンプト⑬で作成済み）</w:t>
         <w:br/>
         <w:br/>
-        <w:t>6. 次の90日の骨子（詳細は第6講で）</w:t>
+        <w:t>7. 次の90日の骨子（詳細は第7講で）</w:t>
         <w:br/>
         <w:t xml:space="preserve">   最初の30日：</w:t>
         <w:br/>
@@ -9079,7 +11334,7 @@
           <w:rFonts w:ascii="Yu Gothic" w:hAnsi="Yu Gothic" w:eastAsia="Yu Gothic"/>
           <w:color w:val="1A1A1A"/>
         </w:rPr>
-        <w:t>6. 佐藤さんの例</w:t>
+        <w:t>8. 佐藤さんの例</w:t>
       </w:r>
     </w:p>
     <w:p>
@@ -9233,8 +11488,23 @@
       <w:r>
         <w:rPr>
           <w:rFonts w:ascii="Yu Gothic" w:hAnsi="Yu Gothic" w:eastAsia="Yu Gothic"/>
-        </w:rPr>
-        <w:t>参入形態は「提携サロン内での営業から始めるため、まず小規模の現地法人＋提携契約」の方針で専門家に相談へ。依頼書はプロンプト⑪で作成し、現地の日系代理店とフリーランス2者に提示——「実測CPL付きの依頼書は初めて見た」と言われたそうです。</w:t>
+          <w:b/>
+        </w:rPr>
+        <w:t>プロとの壁打ち</w:t>
+      </w:r>
+      <w:r>
+        <w:rPr>
+          <w:rFonts w:ascii="Yu Gothic" w:hAnsi="Yu Gothic" w:eastAsia="Yu Gothic"/>
+        </w:rPr>
+        <w:t>：佐藤さんはGO判定の後、いきなり法人設立には走りませんでした。実測データ一式を持って、現地の進出支援のプロに無料相談へ。そこで2つの収穫がありました。①「時間借りではなく、その提携サロン内に"店舗内店舗"として契約する形なら、条件付き業種の要件を軽くクリアできる」という実務の抜け道。②「在越日本人先行は正解。ただしベトナム人向けは、その地区だと想定価格が2割高い」という現場の肌感。テストだけではわからなかったこの2点で、佐藤さんの参入プランは一段固くなりました。</w:t>
+      </w:r>
+    </w:p>
+    <w:p>
+      <w:r>
+        <w:rPr>
+          <w:rFonts w:ascii="Yu Gothic" w:hAnsi="Yu Gothic" w:eastAsia="Yu Gothic"/>
+        </w:rPr>
+        <w:t>参入形態は「提携サロン内での営業から始めるため、まず小規模の現地法人＋提携契約」の方針に。依頼書はプロンプト⑬で作成し、現地の日系代理店とフリーランス2者に提示——「実測CPL付きの依頼書は初めて見た」と言われたそうです。</w:t>
       </w:r>
     </w:p>
     <w:p>
@@ -9253,7 +11523,7 @@
           <w:rFonts w:ascii="Yu Gothic" w:hAnsi="Yu Gothic" w:eastAsia="Yu Gothic"/>
           <w:color w:val="1A1A1A"/>
         </w:rPr>
-        <w:t>7. 第5講のまとめ</w:t>
+        <w:t>9. 第6講のまとめ</w:t>
       </w:r>
     </w:p>
     <w:p>
@@ -9287,21 +11557,28 @@
       <w:r>
         <w:rPr>
           <w:rFonts w:ascii="Yu Gothic" w:hAnsi="Yu Gothic" w:eastAsia="Yu Gothic"/>
-        </w:rPr>
-        <w:t>判断は</w:t>
-      </w:r>
-      <w:r>
-        <w:rPr>
-          <w:rFonts w:ascii="Yu Gothic" w:hAnsi="Yu Gothic" w:eastAsia="Yu Gothic"/>
-          <w:b/>
-        </w:rPr>
-        <w:t>GO／PIVOT／NO-GO</w:t>
-      </w:r>
-      <w:r>
-        <w:rPr>
-          <w:rFonts w:ascii="Yu Gothic" w:hAnsi="Yu Gothic" w:eastAsia="Yu Gothic"/>
-        </w:rPr>
-        <w:t>の3択。基準は見る前に決める。PIVOTは正常動作、NO-GOは最小の授業料</w:t>
+          <w:b/>
+        </w:rPr>
+        <w:t>AIの「当たる」もテストの「当たった」も100%ではない</w:t>
+      </w:r>
+      <w:r>
+        <w:rPr>
+          <w:rFonts w:ascii="Yu Gothic" w:hAnsi="Yu Gothic" w:eastAsia="Yu Gothic"/>
+        </w:rPr>
+        <w:t>。検証の目的は確実に当てることではなく、</w:t>
+      </w:r>
+      <w:r>
+        <w:rPr>
+          <w:rFonts w:ascii="Yu Gothic" w:hAnsi="Yu Gothic" w:eastAsia="Yu Gothic"/>
+          <w:b/>
+        </w:rPr>
+        <w:t>外したときの傷を致命傷にしない</w:t>
+      </w:r>
+      <w:r>
+        <w:rPr>
+          <w:rFonts w:ascii="Yu Gothic" w:hAnsi="Yu Gothic" w:eastAsia="Yu Gothic"/>
+        </w:rPr>
+        <w:t>こと</w:t>
       </w:r>
     </w:p>
     <w:p>
@@ -9311,8 +11588,26 @@
       <w:r>
         <w:rPr>
           <w:rFonts w:ascii="Yu Gothic" w:hAnsi="Yu Gothic" w:eastAsia="Yu Gothic"/>
-        </w:rPr>
-        <w:t>GOに全勝は要らない。</w:t>
+          <w:b/>
+        </w:rPr>
+        <w:t>痛手は非対称</w:t>
+      </w:r>
+      <w:r>
+        <w:rPr>
+          <w:rFonts w:ascii="Yu Gothic" w:hAnsi="Yu Gothic" w:eastAsia="Yu Gothic"/>
+        </w:rPr>
+        <w:t>。オンラインの失敗はかすり傷、リアル先走りの失敗は大出血。NO-GOは第1講に戻る合図——安全に何度でも試せる</w:t>
+      </w:r>
+    </w:p>
+    <w:p>
+      <w:pPr>
+        <w:pStyle w:val="ListBullet"/>
+      </w:pPr>
+      <w:r>
+        <w:rPr>
+          <w:rFonts w:ascii="Yu Gothic" w:hAnsi="Yu Gothic" w:eastAsia="Yu Gothic"/>
+        </w:rPr>
+        <w:t>GO判定に全勝は不要。</w:t>
       </w:r>
       <w:r>
         <w:rPr>
@@ -9335,21 +11630,15 @@
       <w:r>
         <w:rPr>
           <w:rFonts w:ascii="Yu Gothic" w:hAnsi="Yu Gothic" w:eastAsia="Yu Gothic"/>
-        </w:rPr>
-        <w:t>法人化は</w:t>
-      </w:r>
-      <w:r>
-        <w:rPr>
-          <w:rFonts w:ascii="Yu Gothic" w:hAnsi="Yu Gothic" w:eastAsia="Yu Gothic"/>
-          <w:b/>
-        </w:rPr>
-        <w:t>検証が終わってから</w:t>
-      </w:r>
-      <w:r>
-        <w:rPr>
-          <w:rFonts w:ascii="Yu Gothic" w:hAnsi="Yu Gothic" w:eastAsia="Yu Gothic"/>
-        </w:rPr>
-        <w:t>。形態の選択肢と決済の設計は付録で確認し、専門家に相談する</w:t>
+          <w:b/>
+        </w:rPr>
+        <w:t>現場を知るプロとの壁打ち</w:t>
+      </w:r>
+      <w:r>
+        <w:rPr>
+          <w:rFonts w:ascii="Yu Gothic" w:hAnsi="Yu Gothic" w:eastAsia="Yu Gothic"/>
+        </w:rPr>
+        <w:t>で最終確認する。磨いた材料を持つほど話は進む（JS EVOLUTIONのLINE無料相談を活用）</w:t>
       </w:r>
     </w:p>
     <w:p>
@@ -9360,46 +11649,46 @@
         <w:rPr>
           <w:rFonts w:ascii="Yu Gothic" w:hAnsi="Yu Gothic" w:eastAsia="Yu Gothic"/>
         </w:rPr>
-        <w:t>プロには</w:t>
-      </w:r>
-      <w:r>
-        <w:rPr>
-          <w:rFonts w:ascii="Yu Gothic" w:hAnsi="Yu Gothic" w:eastAsia="Yu Gothic"/>
-          <w:b/>
-        </w:rPr>
-        <w:t>丸投げせず、依頼書で任せる</w:t>
-      </w:r>
-      <w:r>
-        <w:rPr>
-          <w:rFonts w:ascii="Yu Gothic" w:hAnsi="Yu Gothic" w:eastAsia="Yu Gothic"/>
-        </w:rPr>
-        <w:t>。「何を」は自分、「どう」はプロ。広告アカウントの権限は手放さない</w:t>
-      </w:r>
-    </w:p>
-    <w:p>
-      <w:r>
-        <w:rPr>
-          <w:rFonts w:ascii="Yu Gothic" w:hAnsi="Yu Gothic" w:eastAsia="Yu Gothic"/>
-          <w:b/>
-        </w:rPr>
-        <w:t>▸ 第5講終了：確定した戦略書（＋依頼書）が完成した</w:t>
-      </w:r>
-    </w:p>
-    <w:p>
-      <w:r>
-        <w:rPr>
-          <w:rFonts w:ascii="Yu Gothic" w:hAnsi="Yu Gothic" w:eastAsia="Yu Gothic"/>
-        </w:rPr>
-        <w:t>材料はすべて揃いました。最後の第6講で、5つの成果物を1つの事業設計書に統合し、「明日から動く」状態を作ります。</w:t>
-      </w:r>
-    </w:p>
-    <w:p>
-      <w:r>
-        <w:rPr>
-          <w:rFonts w:ascii="Yu Gothic" w:hAnsi="Yu Gothic" w:eastAsia="Yu Gothic"/>
-          <w:b/>
-        </w:rPr>
-        <w:t>→ 第6講へ進む</w:t>
+        <w:t>法人化は検証後。プロには</w:t>
+      </w:r>
+      <w:r>
+        <w:rPr>
+          <w:rFonts w:ascii="Yu Gothic" w:hAnsi="Yu Gothic" w:eastAsia="Yu Gothic"/>
+          <w:b/>
+        </w:rPr>
+        <w:t>丸投げせず依頼書で任せ</w:t>
+      </w:r>
+      <w:r>
+        <w:rPr>
+          <w:rFonts w:ascii="Yu Gothic" w:hAnsi="Yu Gothic" w:eastAsia="Yu Gothic"/>
+        </w:rPr>
+        <w:t>、広告アカウント権限は手放さない</w:t>
+      </w:r>
+    </w:p>
+    <w:p>
+      <w:r>
+        <w:rPr>
+          <w:rFonts w:ascii="Yu Gothic" w:hAnsi="Yu Gothic" w:eastAsia="Yu Gothic"/>
+          <w:b/>
+        </w:rPr>
+        <w:t>▸ 第6講終了：確定した戦略書（＋依頼書）が完成した</w:t>
+      </w:r>
+    </w:p>
+    <w:p>
+      <w:r>
+        <w:rPr>
+          <w:rFonts w:ascii="Yu Gothic" w:hAnsi="Yu Gothic" w:eastAsia="Yu Gothic"/>
+        </w:rPr>
+        <w:t>材料はすべて揃いました。最後の第7講で、6つの成果物を1つの事業設計書に統合し、「明日から動く」状態を作ります。</w:t>
+      </w:r>
+    </w:p>
+    <w:p>
+      <w:r>
+        <w:rPr>
+          <w:rFonts w:ascii="Yu Gothic" w:hAnsi="Yu Gothic" w:eastAsia="Yu Gothic"/>
+          <w:b/>
+        </w:rPr>
+        <w:t>→ 第7講へ進む</w:t>
       </w:r>
     </w:p>
     <w:p>
@@ -9418,7 +11707,7 @@
           <w:rFonts w:ascii="Yu Gothic" w:hAnsi="Yu Gothic" w:eastAsia="Yu Gothic"/>
           <w:color w:val="1A1A1A"/>
         </w:rPr>
-        <w:t>第6講　全体をまとめてAIでファイル化 → Addnessへ</w:t>
+        <w:t>第7講　全体をまとめてAIでファイル化 → Addnessへ</w:t>
       </w:r>
     </w:p>
     <w:p>
@@ -9432,7 +11721,7 @@
           <w:i/>
           <w:color w:val="444444"/>
         </w:rPr>
-        <w:t>第6講を終えると</w:t>
+        <w:t>第7講を終えると</w:t>
       </w:r>
       <w:r>
         <w:rPr>
@@ -9440,7 +11729,7 @@
           <w:i/>
           <w:color w:val="444444"/>
         </w:rPr>
-        <w:t>：第1〜5講の成果物が1つの</w:t>
+        <w:t>：第1〜6講の成果物が1つの</w:t>
       </w:r>
       <w:r>
         <w:rPr>
@@ -9501,7 +11790,7 @@
         <w:rPr>
           <w:rFonts w:ascii="Yu Gothic" w:hAnsi="Yu Gothic" w:eastAsia="Yu Gothic"/>
         </w:rPr>
-        <w:t>ここまでで、あなたの手元には5つの成果物があります。</w:t>
+        <w:t>ここまでで、あなたの手元には6つの成果物があります。</w:t>
       </w:r>
     </w:p>
     <w:p>
@@ -9545,7 +11834,7 @@
         <w:rPr>
           <w:rFonts w:ascii="Yu Gothic" w:hAnsi="Yu Gothic" w:eastAsia="Yu Gothic"/>
         </w:rPr>
-        <w:t>ABテスト設計書＋テスト結果（第4講）</w:t>
+        <w:t>SNSアカウント設計・設定シート（第4講）</w:t>
       </w:r>
     </w:p>
     <w:p>
@@ -9556,15 +11845,26 @@
         <w:rPr>
           <w:rFonts w:ascii="Yu Gothic" w:hAnsi="Yu Gothic" w:eastAsia="Yu Gothic"/>
         </w:rPr>
-        <w:t>確定戦略書＋依頼書（第5講）</w:t>
-      </w:r>
-    </w:p>
-    <w:p>
-      <w:r>
-        <w:rPr>
-          <w:rFonts w:ascii="Yu Gothic" w:hAnsi="Yu Gothic" w:eastAsia="Yu Gothic"/>
-        </w:rPr>
-        <w:t>バラバラの5枚のままでは、事業は動きません。理由は3つあります。</w:t>
+        <w:t>ABテスト設計書＋テスト結果（第5講）</w:t>
+      </w:r>
+    </w:p>
+    <w:p>
+      <w:pPr>
+        <w:pStyle w:val="ListNumber"/>
+      </w:pPr>
+      <w:r>
+        <w:rPr>
+          <w:rFonts w:ascii="Yu Gothic" w:hAnsi="Yu Gothic" w:eastAsia="Yu Gothic"/>
+        </w:rPr>
+        <w:t>確定戦略書＋依頼書（第6講）</w:t>
+      </w:r>
+    </w:p>
+    <w:p>
+      <w:r>
+        <w:rPr>
+          <w:rFonts w:ascii="Yu Gothic" w:hAnsi="Yu Gothic" w:eastAsia="Yu Gothic"/>
+        </w:rPr>
+        <w:t>バラバラの6枚のままでは、事業は動きません。理由は3つあります。</w:t>
       </w:r>
     </w:p>
     <w:p>
@@ -9582,7 +11882,7 @@
         <w:rPr>
           <w:rFonts w:ascii="Yu Gothic" w:hAnsi="Yu Gothic" w:eastAsia="Yu Gothic"/>
         </w:rPr>
-        <w:t>。代理店、専門家、現地パートナー、金融機関——これから何度も「事業の説明」をします。そのたびに5枚を説明し直すのは非効率です</w:t>
+        <w:t>。代理店、専門家、現地パートナー、金融機関、そして無料相談のプロ（第6講）——これから何度も「事業の説明」をします。そのたびに6枚を説明し直すのは非効率です</w:t>
       </w:r>
     </w:p>
     <w:p>
@@ -9658,7 +11958,7 @@
         <w:rPr>
           <w:rFonts w:ascii="Yu Gothic" w:hAnsi="Yu Gothic" w:eastAsia="Yu Gothic"/>
         </w:rPr>
-        <w:t>以下のプロンプトに5つの成果物を貼り付けるだけです。</w:t>
+        <w:t>以下のプロンプトに6つの成果物を貼り付けるだけです。</w:t>
       </w:r>
     </w:p>
     <w:p>
@@ -9672,7 +11972,7 @@
           <w:i/>
           <w:color w:val="444444"/>
         </w:rPr>
-        <w:t>AIプロンプト⑫：事業設計書への統合</w:t>
+        <w:t>AIプロンプト⑭：事業設計書への統合</w:t>
       </w:r>
       <w:r>
         <w:rPr>
@@ -9696,7 +11996,7 @@
           <w:i/>
           <w:color w:val="444444"/>
         </w:rPr>
-        <w:t xml:space="preserve"> あなたは事業計画書の編集のプロフェッショナルです。 私がベトナム市場参入のために作った5つの成果物を、 1つの「事業設計書」に統合してください。 ■ 成果物1（テーマ設定シート）：【貼り付け】 ■ 成果物2（入口商品設計書）：【貼り付け】 ■ 成果物3（ローカライズ設計シート）：【貼り付け】 ■ 成果物4（ABテスト設計書と実際の結果）：【貼り付け】 ■ 成果物5（確定戦略書）：【貼り付け】 事業設計書の構成： 1. エグゼクティブサマリー（1ページ。誰の何をどう解き、    何が実証済みで、次の90日で何をするか） 2. 事業テーマと選定理由 3. 商品設計（入口→本命→拡張、100%約束できる結果） 4. 市場とローカライズ戦略（ベトナム人向け／在越日本人向け） 5. 実証データ（テスト結果。実測値と勝ち筋） 6. 参入戦略（形態・決済・役割分担・外注方針） 7. 採算計画（CAC・LTV・初期費用の見積もり） 8. リスクと撤退基準（棄却された仮説、NO-GOラインも明記） 9. 90日実行計画 ルール： - 5つの成果物の間で矛盾している箇所があれば、指摘した上で   最新の判断（成果物5）を優先して統合すること - 私が書いた「自分の言葉」はできるだけ残すこと - 曖昧な表現は数字に置き換え、根拠のない数字には   「(仮置き)」と明記すること </w:t>
+        <w:t xml:space="preserve"> あなたは事業計画書の編集のプロフェッショナルです。 私がベトナム市場参入のために作った6つの成果物を、 1つの「事業設計書」に統合してください。 ■ 成果物1（テーマ設定シート）：【貼り付け】 ■ 成果物2（入口商品設計書）：【貼り付け】 ■ 成果物3（ローカライズ設計シート）：【貼り付け】 ■ 成果物4（SNSアカウント設計・設定シート）：【貼り付け】 ■ 成果物5（ABテスト設計書と実際の結果）：【貼り付け】 ■ 成果物6（確定戦略書）：【貼り付け】 事業設計書の構成： 1. エグゼクティブサマリー（1ページ。誰の何をどう解き、    何が実証済みで、次の90日で何をするか） 2. 事業テーマと選定理由 3. 商品設計（入口→本命→拡張、100%約束できる結果） 4. 市場とローカライズ戦略（ベトナム人向け／在越日本人向け） 5. 集客チャネルとSNS運用方針 6. 実証データ（テスト結果。実測値と勝ち筋） 7. 参入戦略（形態・決済・役割分担・外注方針） 8. 採算計画（CAC・LTV・初期費用の見積もり） 9. リスクと撤退基準（棄却された仮説、NO-GOラインも明記） 10. 90日実行計画 ルール： - 6つの成果物の間で矛盾している箇所があれば、指摘した上で   最新の判断（成果物6）を優先して統合すること - 私が書いた「自分の言葉」はできるだけ残すこと - 曖昧な表現は数字に置き換え、根拠のない数字には   「(仮置き)」と明記すること </w:t>
       </w:r>
       <w:r>
         <w:rPr>
@@ -9719,7 +12019,7 @@
         <w:rPr>
           <w:rFonts w:ascii="Yu Gothic" w:hAnsi="Yu Gothic" w:eastAsia="Yu Gothic"/>
         </w:rPr>
-        <w:t>：出力されたら、必ず「8. リスクと撤退基準」を確認してください。AIは統合するとき、都合の悪い情報（棄却された仮説、AIの辛口指摘、NO-GOライン）を丸めてしまうことがあります。</w:t>
+        <w:t>：出力されたら、必ず「9. リスクと撤退基準」を確認してください。AIは統合するとき、都合の悪い情報（棄却された仮説、AIの辛口指摘、NO-GOライン）を丸めてしまうことがあります。</w:t>
       </w:r>
       <w:r>
         <w:rPr>
@@ -9753,7 +12053,7 @@
         <w:rPr>
           <w:rFonts w:ascii="Yu Gothic" w:hAnsi="Yu Gothic" w:eastAsia="Yu Gothic"/>
         </w:rPr>
-        <w:t>です。第1講で「何から始めればいいかわからない」と言っていた自分を思い出してください。いま手元にあるのは、実測データに裏付けられた、他人に渡せて、AIに読ませられる一枚の地図です。</w:t>
+        <w:t>です。第1講で「何から始めればいいかわからない」と言っていた自分を思い出してください。いま手元にあるのは、実測データに裏付けられた、他人に渡せて、AIに読ませられる一枚の地図です。この地図は、第6講の無料相談にそのまま持っていける「最強の相談材料」でもあります。</w:t>
       </w:r>
     </w:p>
     <w:p>
@@ -10064,7 +12364,7 @@
           <w:i/>
           <w:color w:val="444444"/>
         </w:rPr>
-        <w:t>AIプロンプト⑬：Addnessゴール構造への変換</w:t>
+        <w:t>AIプロンプト⑮：Addnessゴール構造への変換</w:t>
       </w:r>
       <w:r>
         <w:rPr>
@@ -10088,7 +12388,7 @@
           <w:i/>
           <w:color w:val="444444"/>
         </w:rPr>
-        <w:t xml:space="preserve"> 以下の事業設計書を、ゴール管理ツール「Addness」に登録するための ゴール構造に変換してください。 【プロンプト⑫で作った事業設計書を貼り付け】 ルール： - 親ゴール1つ：説明=現在の状態、完了基準=理想の状態（測定可能に） - 子ゴール4〜6個：90日計画の柱。それぞれに説明と完了基準を書く - 各子ゴールに、最初の1週間で着手できる孫ゴールを1〜3個 - 自分ひとりでできないもの（専門家・代理店・パートナーが必要）には   【要ハンドオフ】と印を付け、誰に何を渡すかを書く </w:t>
+        <w:t xml:space="preserve"> 以下の事業設計書を、ゴール管理ツール「Addness」に登録するための ゴール構造に変換してください。 【プロンプト⑭で作った事業設計書を貼り付け】 ルール： - 親ゴール1つ：説明=現在の状態、完了基準=理想の状態（測定可能に） - 子ゴール4〜6個：90日計画の柱。それぞれに説明と完了基準を書く - 各子ゴールに、最初の1週間で着手できる孫ゴールを1〜3個 - 自分ひとりでできないもの（専門家・代理店・パートナーが必要）には   【要ハンドオフ】と印を付け、誰に何を渡すかを書く </w:t>
       </w:r>
       <w:r>
         <w:rPr>
@@ -10104,7 +12404,7 @@
         <w:rPr>
           <w:rFonts w:ascii="Yu Gothic" w:hAnsi="Yu Gothic" w:eastAsia="Yu Gothic"/>
         </w:rPr>
-        <w:t>出力された構造を、Addnessに登録すれば完了です。AIエージェント（Claude等）をAddnessに接続している場合は、プロンプト⑬の出力を渡して「この構造でゴールを作成して」と依頼すれば、登録まで自動化できます。</w:t>
+        <w:t>出力された構造を、Addnessに登録すれば完了です。AIエージェント（Claude等）をAddnessに接続している場合は、プロンプト⑮の出力を渡して「この構造でゴールを作成して」と依頼すれば、登録まで自動化できます。</w:t>
       </w:r>
     </w:p>
     <w:p>
@@ -10253,7 +12553,7 @@
           <w:i/>
           <w:color w:val="444444"/>
         </w:rPr>
-        <w:t>AIプロンプト⑭：最初の7日のアクションリスト</w:t>
+        <w:t>AIプロンプト⑯：最初の7日のアクションリスト</w:t>
       </w:r>
       <w:r>
         <w:rPr>
@@ -10277,7 +12577,7 @@
           <w:i/>
           <w:color w:val="444444"/>
         </w:rPr>
-        <w:t xml:space="preserve"> 以下の事業設計書とゴール構造をもとに、「明日からの7日間」の アクションリストを作ってください。 【事業設計書の「90日実行計画」とプロンプト⑬の出力を貼り付け】 ルール： - 1日あたり1〜3個、合計15個以内 - 各アクションは「電話する」「送る」「予約する」レベルの   具体的な動詞で終わること（「検討する」「調べる」は禁止。   調べる場合は「◯◯を調べて△△を1枚にまとめる」まで書く） - 所要時間の目安を付ける - 7日目の終わりに「何が終わっているべきか」を1行で書く </w:t>
+        <w:t xml:space="preserve"> 以下の事業設計書とゴール構造をもとに、「明日からの7日間」の アクションリストを作ってください。 【事業設計書の「90日実行計画」とプロンプト⑮の出力を貼り付け】 ルール： - 1日あたり1〜3個、合計15個以内 - 各アクションは「電話する」「送る」「予約する」レベルの   具体的な動詞で終わること（「検討する」「調べる」は禁止。   調べる場合は「◯◯を調べて△△を1枚にまとめる」まで書く） - 所要時間の目安を付ける - 7日目の終わりに「何が終わっているべきか」を1行で書く </w:t>
       </w:r>
       <w:r>
         <w:rPr>
@@ -10336,7 +12636,7 @@
         <w:rPr>
           <w:rFonts w:ascii="Yu Gothic" w:hAnsi="Yu Gothic" w:eastAsia="Yu Gothic"/>
         </w:rPr>
-        <w:t>：付録Aのリストから法務の専門家2者に相談予約のメールを送る（1時間）</w:t>
+        <w:t>：付録Aのリストから法務の専門家2者に相談予約のメールを送る（1時間）／JS EVOLUTIONのLINE無料相談に事業設計書を持って相談を申し込む（15分）</w:t>
       </w:r>
     </w:p>
     <w:p>
@@ -10354,7 +12654,7 @@
         <w:rPr>
           <w:rFonts w:ascii="Yu Gothic" w:hAnsi="Yu Gothic" w:eastAsia="Yu Gothic"/>
         </w:rPr>
-        <w:t>：依頼書（第5講）を日系代理店とフリーランス、計3者に送付（1時間）</w:t>
+        <w:t>：依頼書（第6講）を日系代理店とフリーランス、計3者に送付（1時間）</w:t>
       </w:r>
     </w:p>
     <w:p>
@@ -10465,7 +12765,7 @@
         <w:rPr>
           <w:rFonts w:ascii="Yu Gothic" w:hAnsi="Yu Gothic" w:eastAsia="Yu Gothic"/>
         </w:rPr>
-        <w:t>。何をするか考える作業は、第1講から第5講ですべて終わっているからです。「まず何をしたらいいかわからない」は、もうあなたの状態ではありません。</w:t>
+        <w:t>。何をするか考える作業は、第1講から第6講ですべて終わっているからです。「まず何をしたらいいかわからない」は、もうあなたの状態ではありません。</w:t>
       </w:r>
     </w:p>
     <w:p>
@@ -10498,10 +12798,10 @@
           <w:rFonts w:ascii="Consolas" w:hAnsi="Consolas" w:eastAsia="Consolas"/>
           <w:sz w:val="18"/>
         </w:rPr>
-        <w:t>■ 最終チェックリスト（第6講成果物）</w:t>
+        <w:t>■ 最終チェックリスト（第7講成果物）</w:t>
         <w:br/>
         <w:br/>
-        <w:t>□ 事業設計書（9章構成）が1ファイルになっている</w:t>
+        <w:t>□ 事業設計書（10章構成）が1ファイルになっている</w:t>
         <w:br/>
         <w:t>□ 設計書に「リスクと撤退基準」が明記されている</w:t>
         <w:br/>
@@ -10569,7 +12869,7 @@
         <w:rPr>
           <w:rFonts w:ascii="Yu Gothic" w:hAnsi="Yu Gothic" w:eastAsia="Yu Gothic"/>
         </w:rPr>
-        <w:t>自分の資産が効く場所を選んだ（第1講)</w:t>
+        <w:t>自分の資産が効く場所を選んだ（第1講）</w:t>
       </w:r>
     </w:p>
     <w:p>
@@ -10602,7 +12902,7 @@
         <w:rPr>
           <w:rFonts w:ascii="Yu Gothic" w:hAnsi="Yu Gothic" w:eastAsia="Yu Gothic"/>
         </w:rPr>
-        <w:t>固定費ゼロで市場に問い、行動データで検証した（第4講）</w:t>
+        <w:t>信頼される土俵（SNSアカウント）を整えた（第4講）</w:t>
       </w:r>
     </w:p>
     <w:p>
@@ -10613,7 +12913,7 @@
         <w:rPr>
           <w:rFonts w:ascii="Yu Gothic" w:hAnsi="Yu Gothic" w:eastAsia="Yu Gothic"/>
         </w:rPr>
-        <w:t>勝ち筋を確定させ、任せ方まで設計した（第5講）</w:t>
+        <w:t>固定費ゼロで市場に問い、行動データで検証した（第5講）</w:t>
       </w:r>
     </w:p>
     <w:p>
@@ -10624,15 +12924,26 @@
         <w:rPr>
           <w:rFonts w:ascii="Yu Gothic" w:hAnsi="Yu Gothic" w:eastAsia="Yu Gothic"/>
         </w:rPr>
-        <w:t>そして全部を一枚の地図にし、明日の一歩まで決めた（第6講）</w:t>
-      </w:r>
-    </w:p>
-    <w:p>
-      <w:r>
-        <w:rPr>
-          <w:rFonts w:ascii="Yu Gothic" w:hAnsi="Yu Gothic" w:eastAsia="Yu Gothic"/>
-        </w:rPr>
-        <w:t>それでも、参入後には想定外のことが起きます。必ず起きます。しかしあなたには、迷ったときに戻る地図（事業設計書）と、地図を現実に合わせて更新する仕組み（週次のゴール運用）と、最悪の場合に引き返す基準（撤退基準）があります。</w:t>
+        <w:t>勝ち筋を確定させ、プロに裏を取り、任せ方まで設計した（第6講）</w:t>
+      </w:r>
+    </w:p>
+    <w:p>
+      <w:pPr>
+        <w:pStyle w:val="ListBullet"/>
+      </w:pPr>
+      <w:r>
+        <w:rPr>
+          <w:rFonts w:ascii="Yu Gothic" w:hAnsi="Yu Gothic" w:eastAsia="Yu Gothic"/>
+        </w:rPr>
+        <w:t>そして全部を一枚の地図にし、明日の一歩まで決めた（第7講）</w:t>
+      </w:r>
+    </w:p>
+    <w:p>
+      <w:r>
+        <w:rPr>
+          <w:rFonts w:ascii="Yu Gothic" w:hAnsi="Yu Gothic" w:eastAsia="Yu Gothic"/>
+        </w:rPr>
+        <w:t>それでも、参入後には想定外のことが起きます。必ず起きます。しかしあなたには、迷ったときに戻る地図（事業設計書）と、地図を現実に合わせて更新する仕組み（週次のゴール運用）と、最悪の場合に引き返す基準（撤退基準）と、そして現場で相談できる相手（第6講のプロ・無料相談）があります。</w:t>
       </w:r>
       <w:r>
         <w:rPr>
@@ -10647,6 +12958,14 @@
         <w:rPr>
           <w:rFonts w:ascii="Yu Gothic" w:hAnsi="Yu Gothic" w:eastAsia="Yu Gothic"/>
         </w:rPr>
+        <w:t>そしてもし、途中で「このテーマは違った」と気づいても、落ち込む必要はまったくありません。あなたは致命傷を負う前に気づけたのです。第1講に戻り、次の「いけるかも」を、また同じ手順で試せばいい。この仕組みがある限り、あなたは何度でも、安全に挑戦できます。</w:t>
+      </w:r>
+    </w:p>
+    <w:p>
+      <w:r>
+        <w:rPr>
+          <w:rFonts w:ascii="Yu Gothic" w:hAnsi="Yu Gothic" w:eastAsia="Yu Gothic"/>
+        </w:rPr>
         <w:t>若くて、大きくて、伸びている市場が、南で待っています。</w:t>
       </w:r>
     </w:p>
@@ -10655,6 +12974,14 @@
         <w:rPr>
           <w:rFonts w:ascii="Yu Gothic" w:hAnsi="Yu Gothic" w:eastAsia="Yu Gothic"/>
         </w:rPr>
+        <w:t>そして、その虎の背に乗る日、あなたは一人ではありません。準備を整えたあなたを、現地で支える伴走者がいます。</w:t>
+      </w:r>
+    </w:p>
+    <w:p>
+      <w:r>
+        <w:rPr>
+          <w:rFonts w:ascii="Yu Gothic" w:hAnsi="Yu Gothic" w:eastAsia="Yu Gothic"/>
+        </w:rPr>
         <w:t>Chúc bạn thành công!（あなたの成功を祈って!）</w:t>
       </w:r>
     </w:p>
@@ -10664,7 +12991,7 @@
           <w:rFonts w:ascii="Yu Gothic" w:hAnsi="Yu Gothic" w:eastAsia="Yu Gothic"/>
           <w:b/>
         </w:rPr>
-        <w:t>▸ 第6講終了：事業設計書が完成し、ゴール設定が終わり、明日から動ける状態になった</w:t>
+        <w:t>▸ 第7講終了：事業設計書が完成し、ゴール設定が終わり、明日から動ける状態になった</w:t>
       </w:r>
     </w:p>
     <w:p>
@@ -10683,7 +13010,7 @@
           <w:rFonts w:ascii="Yu Gothic" w:hAnsi="Yu Gothic" w:eastAsia="Yu Gothic"/>
           <w:color w:val="1A1A1A"/>
         </w:rPr>
-        <w:t>7. 第6講のまとめ</w:t>
+        <w:t>7. 第7講のまとめ</w:t>
       </w:r>
     </w:p>
     <w:p>
@@ -10694,7 +13021,7 @@
         <w:rPr>
           <w:rFonts w:ascii="Yu Gothic" w:hAnsi="Yu Gothic" w:eastAsia="Yu Gothic"/>
         </w:rPr>
-        <w:t>5つの成果物は</w:t>
+        <w:t>6つの成果物は</w:t>
       </w:r>
       <w:r>
         <w:rPr>
@@ -10707,7 +13034,7 @@
         <w:rPr>
           <w:rFonts w:ascii="Yu Gothic" w:hAnsi="Yu Gothic" w:eastAsia="Yu Gothic"/>
         </w:rPr>
-        <w:t>に統合する（人に渡せる・自分がブレない・AIに渡せる）</w:t>
+        <w:t>に統合する（人に渡せる・自分がブレない・AIに渡せる・プロに相談できる）</w:t>
       </w:r>
     </w:p>
     <w:p>
@@ -10849,7 +13176,7 @@
           <w:i/>
           <w:color w:val="444444"/>
         </w:rPr>
-        <w:t>特に法務・税務・労務は、実行前に必ず専門家に確認してください（探し方は付録A-4）。</w:t>
+        <w:t>特に法務・税務・労務は、実行前に必ず専門家に確認してください（探し方は付録A-4／第6講の無料相談も活用できます）。</w:t>
       </w:r>
     </w:p>
     <w:p>
@@ -11473,7 +13800,7 @@
         <w:rPr>
           <w:rFonts w:ascii="Yu Gothic" w:hAnsi="Yu Gothic" w:eastAsia="Yu Gothic"/>
         </w:rPr>
-        <w:t>「自分の業種が条件付きかどうか」を専門家に確認するのが、GO判定後の最初の相談項目です。</w:t>
+        <w:t>「自分の業種が条件付きかどうか」を専門家に確認するのが、GO判定後（第6講）の最初の相談項目です。</w:t>
       </w:r>
     </w:p>
     <w:p>
@@ -11485,7 +13812,25 @@
           <w:rFonts w:ascii="Yu Gothic" w:hAnsi="Yu Gothic" w:eastAsia="Yu Gothic"/>
           <w:color w:val="1A1A1A"/>
         </w:rPr>
-        <w:t>A-4. 専門家の探し方</w:t>
+        <w:t>A-4. 専門家・相談先の探し方</w:t>
+      </w:r>
+    </w:p>
+    <w:p>
+      <w:pPr>
+        <w:pStyle w:val="ListBullet"/>
+      </w:pPr>
+      <w:r>
+        <w:rPr>
+          <w:rFonts w:ascii="Yu Gothic" w:hAnsi="Yu Gothic" w:eastAsia="Yu Gothic"/>
+          <w:b/>
+        </w:rPr>
+        <w:t>JS EVOLUTION（VIETNAM–JAPAN）のLINE無料相談</w:t>
+      </w:r>
+      <w:r>
+        <w:rPr>
+          <w:rFonts w:ascii="Yu Gothic" w:hAnsi="Yu Gothic" w:eastAsia="Yu Gothic"/>
+        </w:rPr>
+        <w:t>：日本人経営者のベトナム進出を現地視点で伴走支援。本マニュアルで作った成果物を持って相談すると話が早い（第6講参照）</w:t>
       </w:r>
     </w:p>
     <w:p>
@@ -11622,7 +13967,7 @@
           <w:rFonts w:ascii="Yu Gothic" w:hAnsi="Yu Gothic" w:eastAsia="Yu Gothic"/>
           <w:color w:val="1A1A1A"/>
         </w:rPr>
-        <w:t>B-1. 検証フェーズ（第4講）</w:t>
+        <w:t>B-1. 検証フェーズ（第4〜5講）</w:t>
       </w:r>
     </w:p>
     <w:tbl>
@@ -11661,6 +14006,34 @@
                 <w:b/>
               </w:rPr>
               <w:t>目安</w:t>
+            </w:r>
+          </w:p>
+        </w:tc>
+      </w:tr>
+      <w:tr>
+        <w:tc>
+          <w:tcPr>
+            <w:tcW w:type="dxa" w:w="4320"/>
+          </w:tcPr>
+          <w:p>
+            <w:r>
+              <w:rPr>
+                <w:rFonts w:ascii="Yu Gothic" w:hAnsi="Yu Gothic" w:eastAsia="Yu Gothic"/>
+              </w:rPr>
+              <w:t>SNSアカウント開設・整備</w:t>
+            </w:r>
+          </w:p>
+        </w:tc>
+        <w:tc>
+          <w:tcPr>
+            <w:tcW w:type="dxa" w:w="4320"/>
+          </w:tcPr>
+          <w:p>
+            <w:r>
+              <w:rPr>
+                <w:rFonts w:ascii="Yu Gothic" w:hAnsi="Yu Gothic" w:eastAsia="Yu Gothic"/>
+              </w:rPr>
+              <w:t>無料（自分の時間のみ）</w:t>
             </w:r>
           </w:p>
         </w:tc>
@@ -11828,7 +14201,7 @@
               <w:rPr>
                 <w:rFonts w:ascii="Yu Gothic" w:hAnsi="Yu Gothic" w:eastAsia="Yu Gothic"/>
               </w:rPr>
-              <w:t>数千円／広告一式（クラウドソーシング等）</w:t>
+              <w:t>数千円／一式（クラウドソーシング等）</w:t>
             </w:r>
           </w:p>
         </w:tc>
@@ -11872,7 +14245,7 @@
           <w:rFonts w:ascii="Yu Gothic" w:hAnsi="Yu Gothic" w:eastAsia="Yu Gothic"/>
           <w:color w:val="1A1A1A"/>
         </w:rPr>
-        <w:t>B-2. 参入フェーズ（第5講以降）</w:t>
+        <w:t>B-2. 参入フェーズ（第6講以降）</w:t>
       </w:r>
     </w:p>
     <w:tbl>
@@ -12255,13 +14628,20 @@
           <w:rFonts w:ascii="Yu Gothic" w:hAnsi="Yu Gothic" w:eastAsia="Yu Gothic"/>
           <w:b/>
         </w:rPr>
-        <w:t>共通の防衛策（第5講の再掲）</w:t>
+        <w:t>共通の防衛策（第6講の再掲）</w:t>
       </w:r>
       <w:r>
         <w:rPr>
           <w:rFonts w:ascii="Yu Gothic" w:hAnsi="Yu Gothic" w:eastAsia="Yu Gothic"/>
         </w:rPr>
         <w:t>：広告アカウントの管理者権限は自社保持／契約は3ヶ月単位から／「フォロワー保証」「バズ保証」を謳う業者は避ける。</w:t>
+      </w:r>
+      <w:r>
+        <w:rPr>
+          <w:rFonts w:ascii="Yu Gothic" w:hAnsi="Yu Gothic" w:eastAsia="Yu Gothic"/>
+          <w:b/>
+        </w:rPr>
+        <w:t>どの業者が信頼できるかの判断は、第6講のプロ無料相談で壁打ちできます。</w:t>
       </w:r>
     </w:p>
     <w:p>
@@ -12510,7 +14890,7 @@
         <w:rPr>
           <w:rFonts w:ascii="Yu Gothic" w:hAnsi="Yu Gothic" w:eastAsia="Yu Gothic"/>
         </w:rPr>
-        <w:t>売上の受け取り：本格営業は現地法人の銀行口座が基本。検証フェーズは「決済を取らない」設計が安全（第4講）</w:t>
+        <w:t>売上の受け取り：本格営業は現地法人の銀行口座が基本。検証フェーズは「決済を取らない」設計が安全（第5講）</w:t>
       </w:r>
     </w:p>
     <w:p>
@@ -12548,7 +14928,7 @@
         <w:rPr>
           <w:rFonts w:ascii="Yu Gothic" w:hAnsi="Yu Gothic" w:eastAsia="Yu Gothic"/>
         </w:rPr>
-        <w:t>本編に収録した14本のプロンプトの索引です。</w:t>
+        <w:t>本編に収録した16本のプロンプトの索引です。</w:t>
       </w:r>
     </w:p>
     <w:tbl>
@@ -12916,7 +15296,7 @@
               <w:rPr>
                 <w:rFonts w:ascii="Yu Gothic" w:hAnsi="Yu Gothic" w:eastAsia="Yu Gothic"/>
               </w:rPr>
-              <w:t>ABテスト設計書の生成</w:t>
+              <w:t>SNSアカウント設計（名前・bio・カバー・初期投稿）</w:t>
             </w:r>
           </w:p>
         </w:tc>
@@ -12957,7 +15337,7 @@
               <w:rPr>
                 <w:rFonts w:ascii="Yu Gothic" w:hAnsi="Yu Gothic" w:eastAsia="Yu Gothic"/>
               </w:rPr>
-              <w:t>広告文・動画台本の生成（要ネイティブチェック）</w:t>
+              <w:t>初期投稿の台本・文案（要ネイティブチェック）</w:t>
             </w:r>
           </w:p>
         </w:tc>
@@ -12998,7 +15378,7 @@
               <w:rPr>
                 <w:rFonts w:ascii="Yu Gothic" w:hAnsi="Yu Gothic" w:eastAsia="Yu Gothic"/>
               </w:rPr>
-              <w:t>テスト結果の分析（定量×定性×矛盾）</w:t>
+              <w:t>ABテスト設計書の生成</w:t>
             </w:r>
           </w:p>
         </w:tc>
@@ -13039,7 +15419,7 @@
               <w:rPr>
                 <w:rFonts w:ascii="Yu Gothic" w:hAnsi="Yu Gothic" w:eastAsia="Yu Gothic"/>
               </w:rPr>
-              <w:t>プロへの依頼書（RFP）の生成</w:t>
+              <w:t>広告文・動画台本の生成（要ネイティブチェック）</w:t>
             </w:r>
           </w:p>
         </w:tc>
@@ -13080,7 +15460,7 @@
               <w:rPr>
                 <w:rFonts w:ascii="Yu Gothic" w:hAnsi="Yu Gothic" w:eastAsia="Yu Gothic"/>
               </w:rPr>
-              <w:t>5成果物→事業設計書への統合</w:t>
+              <w:t>テスト結果の分析（定量×定性×矛盾）</w:t>
             </w:r>
           </w:p>
         </w:tc>
@@ -13121,7 +15501,7 @@
               <w:rPr>
                 <w:rFonts w:ascii="Yu Gothic" w:hAnsi="Yu Gothic" w:eastAsia="Yu Gothic"/>
               </w:rPr>
-              <w:t>事業設計書→Addnessゴール構造への変換</w:t>
+              <w:t>プロへの依頼書（RFP）の生成</w:t>
             </w:r>
           </w:p>
         </w:tc>
@@ -13162,6 +15542,88 @@
               <w:rPr>
                 <w:rFonts w:ascii="Yu Gothic" w:hAnsi="Yu Gothic" w:eastAsia="Yu Gothic"/>
               </w:rPr>
+              <w:t>6成果物→事業設計書への統合</w:t>
+            </w:r>
+          </w:p>
+        </w:tc>
+        <w:tc>
+          <w:tcPr>
+            <w:tcW w:type="dxa" w:w="2880"/>
+          </w:tcPr>
+          <w:p>
+            <w:r>
+              <w:rPr>
+                <w:rFonts w:ascii="Yu Gothic" w:hAnsi="Yu Gothic" w:eastAsia="Yu Gothic"/>
+              </w:rPr>
+              <w:t>第7講</w:t>
+            </w:r>
+          </w:p>
+        </w:tc>
+      </w:tr>
+      <w:tr>
+        <w:tc>
+          <w:tcPr>
+            <w:tcW w:type="dxa" w:w="2880"/>
+          </w:tcPr>
+          <w:p>
+            <w:r>
+              <w:rPr>
+                <w:rFonts w:ascii="Yu Gothic" w:hAnsi="Yu Gothic" w:eastAsia="Yu Gothic"/>
+              </w:rPr>
+              <w:t>⑮</w:t>
+            </w:r>
+          </w:p>
+        </w:tc>
+        <w:tc>
+          <w:tcPr>
+            <w:tcW w:type="dxa" w:w="2880"/>
+          </w:tcPr>
+          <w:p>
+            <w:r>
+              <w:rPr>
+                <w:rFonts w:ascii="Yu Gothic" w:hAnsi="Yu Gothic" w:eastAsia="Yu Gothic"/>
+              </w:rPr>
+              <w:t>事業設計書→Addnessゴール構造への変換</w:t>
+            </w:r>
+          </w:p>
+        </w:tc>
+        <w:tc>
+          <w:tcPr>
+            <w:tcW w:type="dxa" w:w="2880"/>
+          </w:tcPr>
+          <w:p>
+            <w:r>
+              <w:rPr>
+                <w:rFonts w:ascii="Yu Gothic" w:hAnsi="Yu Gothic" w:eastAsia="Yu Gothic"/>
+              </w:rPr>
+              <w:t>第7講</w:t>
+            </w:r>
+          </w:p>
+        </w:tc>
+      </w:tr>
+      <w:tr>
+        <w:tc>
+          <w:tcPr>
+            <w:tcW w:type="dxa" w:w="2880"/>
+          </w:tcPr>
+          <w:p>
+            <w:r>
+              <w:rPr>
+                <w:rFonts w:ascii="Yu Gothic" w:hAnsi="Yu Gothic" w:eastAsia="Yu Gothic"/>
+              </w:rPr>
+              <w:t>⑯</w:t>
+            </w:r>
+          </w:p>
+        </w:tc>
+        <w:tc>
+          <w:tcPr>
+            <w:tcW w:type="dxa" w:w="2880"/>
+          </w:tcPr>
+          <w:p>
+            <w:r>
+              <w:rPr>
+                <w:rFonts w:ascii="Yu Gothic" w:hAnsi="Yu Gothic" w:eastAsia="Yu Gothic"/>
+              </w:rPr>
               <w:t>最初の7日間のアクションリスト</w:t>
             </w:r>
           </w:p>
@@ -13175,7 +15637,7 @@
               <w:rPr>
                 <w:rFonts w:ascii="Yu Gothic" w:hAnsi="Yu Gothic" w:eastAsia="Yu Gothic"/>
               </w:rPr>
-              <w:t>第6講</w:t>
+              <w:t>第7講</w:t>
             </w:r>
           </w:p>
         </w:tc>
@@ -13419,7 +15881,7 @@
               <w:rPr>
                 <w:rFonts w:ascii="Yu Gothic" w:hAnsi="Yu Gothic" w:eastAsia="Yu Gothic"/>
               </w:rPr>
-              <w:t>既存の集客力・場所の信用を借りる戦略（第4講）</w:t>
+              <w:t>既存の集客力・場所の信用を借りる戦略（第5講）</w:t>
             </w:r>
           </w:p>
         </w:tc>
@@ -13742,6 +16204,34 @@
               <w:rPr>
                 <w:rFonts w:ascii="Yu Gothic" w:hAnsi="Yu Gothic" w:eastAsia="Yu Gothic"/>
               </w:rPr>
+              <w:t>痛手の非対称性</w:t>
+            </w:r>
+          </w:p>
+        </w:tc>
+        <w:tc>
+          <w:tcPr>
+            <w:tcW w:type="dxa" w:w="4320"/>
+          </w:tcPr>
+          <w:p>
+            <w:r>
+              <w:rPr>
+                <w:rFonts w:ascii="Yu Gothic" w:hAnsi="Yu Gothic" w:eastAsia="Yu Gothic"/>
+              </w:rPr>
+              <w:t>オンライン検証の失敗は軽傷、リアル先走りの失敗は重傷という考え方（第6講）</w:t>
+            </w:r>
+          </w:p>
+        </w:tc>
+      </w:tr>
+      <w:tr>
+        <w:tc>
+          <w:tcPr>
+            <w:tcW w:type="dxa" w:w="4320"/>
+          </w:tcPr>
+          <w:p>
+            <w:r>
+              <w:rPr>
+                <w:rFonts w:ascii="Yu Gothic" w:hAnsi="Yu Gothic" w:eastAsia="Yu Gothic"/>
+              </w:rPr>
               <w:t>GO / PIVOT / NO-GO</w:t>
             </w:r>
           </w:p>
@@ -13755,7 +16245,7 @@
               <w:rPr>
                 <w:rFonts w:ascii="Yu Gothic" w:hAnsi="Yu Gothic" w:eastAsia="Yu Gothic"/>
               </w:rPr>
-              <w:t>検証結果の3段階判定（第5講）</w:t>
+              <w:t>検証結果の3段階判定（第6講）</w:t>
             </w:r>
           </w:p>
         </w:tc>
@@ -13783,7 +16273,7 @@
               <w:rPr>
                 <w:rFonts w:ascii="Yu Gothic" w:hAnsi="Yu Gothic" w:eastAsia="Yu Gothic"/>
               </w:rPr>
-              <w:t>ゴールを「理想の状態×現在の状態×差分アクション」で管理するワークスペース（第6講）</w:t>
+              <w:t>ゴールを「理想の状態×現在の状態×差分アクション」で管理するワークスペース（第7講）</w:t>
             </w:r>
           </w:p>
         </w:tc>
